--- a/projekt_mikrousługi.docx
+++ b/projekt_mikrousługi.docx
@@ -2617,23 +2617,7 @@
           <w:sz w:val="36"/>
           <w:szCs w:val="36"/>
         </w:rPr>
-        <w:t xml:space="preserve"> (etap </w:t>
-      </w:r>
-      <w:r>
-        <w:rPr>
-          <w:rFonts w:asciiTheme="majorHAnsi" w:hAnsiTheme="majorHAnsi"/>
-          <w:sz w:val="36"/>
-          <w:szCs w:val="36"/>
-        </w:rPr>
-        <w:t>i</w:t>
-      </w:r>
-      <w:r>
-        <w:rPr>
-          <w:rFonts w:asciiTheme="majorHAnsi" w:hAnsiTheme="majorHAnsi"/>
-          <w:sz w:val="36"/>
-          <w:szCs w:val="36"/>
-        </w:rPr>
-        <w:t>zolowany)</w:t>
+        <w:t xml:space="preserve"> (etap izolowany)</w:t>
       </w:r>
     </w:p>
     <w:p>
@@ -3749,6 +3733,7 @@
     </w:p>
     <w:p>
       <w:pPr>
+        <w:keepNext/>
         <w:spacing w:after="80"/>
         <w:ind w:left="720"/>
       </w:pPr>
@@ -3757,7 +3742,7 @@
           <w:noProof/>
         </w:rPr>
         <w:drawing>
-          <wp:inline distT="0" distB="0" distL="0" distR="0" wp14:anchorId="030B3461" wp14:editId="4FC966BF">
+          <wp:inline distT="0" distB="0" distL="0" distR="0" wp14:anchorId="030B3461" wp14:editId="0D5DDB03">
             <wp:extent cx="5040000" cy="2846523"/>
             <wp:effectExtent l="0" t="0" r="8255" b="0"/>
             <wp:docPr id="1697190310" name="Obraz 3"/>
@@ -3808,18 +3793,35 @@
     </w:p>
     <w:p>
       <w:pPr>
-        <w:spacing w:after="200"/>
+        <w:pStyle w:val="Legenda"/>
         <w:jc w:val="center"/>
       </w:pPr>
       <w:r>
-        <w:rPr>
-          <w:i/>
-          <w:iCs/>
-          <w:color w:val="555555"/>
-          <w:sz w:val="18"/>
-          <w:szCs w:val="18"/>
-        </w:rPr>
-        <w:t>Rys. 1 – Tworzenie zadania (POST)</w:t>
+        <w:t xml:space="preserve">Rysunek </w:t>
+      </w:r>
+      <w:r>
+        <w:fldChar w:fldCharType="begin"/>
+      </w:r>
+      <w:r>
+        <w:instrText xml:space="preserve"> SEQ Rysunek \* ARABIC </w:instrText>
+      </w:r>
+      <w:r>
+        <w:fldChar w:fldCharType="separate"/>
+      </w:r>
+      <w:r>
+        <w:rPr>
+          <w:noProof/>
+        </w:rPr>
+        <w:t>1</w:t>
+      </w:r>
+      <w:r>
+        <w:fldChar w:fldCharType="end"/>
+      </w:r>
+      <w:r>
+        <w:t xml:space="preserve">. </w:t>
+      </w:r>
+      <w:r>
+        <w:t>Tworzenie zadania (POST)</w:t>
       </w:r>
     </w:p>
     <w:p>
@@ -3884,6 +3886,7 @@
     </w:p>
     <w:p>
       <w:pPr>
+        <w:keepNext/>
         <w:spacing w:after="80"/>
         <w:ind w:left="720"/>
       </w:pPr>
@@ -3892,7 +3895,7 @@
           <w:noProof/>
         </w:rPr>
         <w:drawing>
-          <wp:inline distT="0" distB="0" distL="0" distR="0" wp14:anchorId="50A61FB7" wp14:editId="536B2077">
+          <wp:inline distT="0" distB="0" distL="0" distR="0" wp14:anchorId="50A61FB7" wp14:editId="701FC1E1">
             <wp:extent cx="5040000" cy="2846523"/>
             <wp:effectExtent l="0" t="0" r="8255" b="0"/>
             <wp:docPr id="131569350" name="Obraz 4"/>
@@ -3943,25 +3946,35 @@
     </w:p>
     <w:p>
       <w:pPr>
-        <w:spacing w:after="200"/>
+        <w:pStyle w:val="Legenda"/>
         <w:jc w:val="center"/>
-        <w:rPr>
-          <w:i/>
-          <w:iCs/>
-          <w:color w:val="555555"/>
-          <w:sz w:val="18"/>
-          <w:szCs w:val="18"/>
-        </w:rPr>
-      </w:pPr>
-      <w:r>
-        <w:rPr>
-          <w:i/>
-          <w:iCs/>
-          <w:color w:val="555555"/>
-          <w:sz w:val="18"/>
-          <w:szCs w:val="18"/>
-        </w:rPr>
-        <w:t>Rys. 2 – Dodanie kolejnych zadań</w:t>
+      </w:pPr>
+      <w:r>
+        <w:t xml:space="preserve">Rysunek </w:t>
+      </w:r>
+      <w:r>
+        <w:fldChar w:fldCharType="begin"/>
+      </w:r>
+      <w:r>
+        <w:instrText xml:space="preserve"> SEQ Rysunek \* ARABIC </w:instrText>
+      </w:r>
+      <w:r>
+        <w:fldChar w:fldCharType="separate"/>
+      </w:r>
+      <w:r>
+        <w:rPr>
+          <w:noProof/>
+        </w:rPr>
+        <w:t>2</w:t>
+      </w:r>
+      <w:r>
+        <w:fldChar w:fldCharType="end"/>
+      </w:r>
+      <w:r>
+        <w:t xml:space="preserve">. </w:t>
+      </w:r>
+      <w:r>
+        <w:t>Dodanie kolejnych zadań</w:t>
       </w:r>
     </w:p>
     <w:p>
@@ -4032,6 +4045,7 @@
     </w:p>
     <w:p>
       <w:pPr>
+        <w:keepNext/>
         <w:spacing w:after="80"/>
         <w:ind w:left="720"/>
       </w:pPr>
@@ -4040,7 +4054,7 @@
           <w:noProof/>
         </w:rPr>
         <w:drawing>
-          <wp:inline distT="0" distB="0" distL="0" distR="0" wp14:anchorId="12DDC588" wp14:editId="2E19079D">
+          <wp:inline distT="0" distB="0" distL="0" distR="0" wp14:anchorId="12DDC588" wp14:editId="593562E5">
             <wp:extent cx="5040000" cy="3453313"/>
             <wp:effectExtent l="0" t="0" r="8255" b="0"/>
             <wp:docPr id="1996615585" name="Obraz 6"/>
@@ -4091,18 +4105,35 @@
     </w:p>
     <w:p>
       <w:pPr>
-        <w:spacing w:after="200"/>
+        <w:pStyle w:val="Legenda"/>
         <w:jc w:val="center"/>
       </w:pPr>
       <w:r>
-        <w:rPr>
-          <w:i/>
-          <w:iCs/>
-          <w:color w:val="555555"/>
-          <w:sz w:val="18"/>
-          <w:szCs w:val="18"/>
-        </w:rPr>
-        <w:t>Rys. 3 – Lista wszystkich zadań (GET)</w:t>
+        <w:t xml:space="preserve">Rysunek </w:t>
+      </w:r>
+      <w:r>
+        <w:fldChar w:fldCharType="begin"/>
+      </w:r>
+      <w:r>
+        <w:instrText xml:space="preserve"> SEQ Rysunek \* ARABIC </w:instrText>
+      </w:r>
+      <w:r>
+        <w:fldChar w:fldCharType="separate"/>
+      </w:r>
+      <w:r>
+        <w:rPr>
+          <w:noProof/>
+        </w:rPr>
+        <w:t>3</w:t>
+      </w:r>
+      <w:r>
+        <w:fldChar w:fldCharType="end"/>
+      </w:r>
+      <w:r>
+        <w:t xml:space="preserve">. </w:t>
+      </w:r>
+      <w:r>
+        <w:t>Lista wszystkich zadań (GET)</w:t>
       </w:r>
     </w:p>
     <w:p>
@@ -4186,6 +4217,7 @@
     </w:p>
     <w:p>
       <w:pPr>
+        <w:keepNext/>
         <w:spacing w:after="80"/>
         <w:ind w:left="720"/>
       </w:pPr>
@@ -4194,7 +4226,7 @@
           <w:noProof/>
         </w:rPr>
         <w:drawing>
-          <wp:inline distT="0" distB="0" distL="0" distR="0" wp14:anchorId="41C16E6F" wp14:editId="029BCD20">
+          <wp:inline distT="0" distB="0" distL="0" distR="0" wp14:anchorId="41C16E6F" wp14:editId="2E644EF2">
             <wp:extent cx="5040000" cy="3249803"/>
             <wp:effectExtent l="0" t="0" r="8255" b="8255"/>
             <wp:docPr id="2135448385" name="Obraz 7"/>
@@ -4245,18 +4277,35 @@
     </w:p>
     <w:p>
       <w:pPr>
-        <w:spacing w:after="200"/>
+        <w:pStyle w:val="Legenda"/>
         <w:jc w:val="center"/>
       </w:pPr>
       <w:r>
-        <w:rPr>
-          <w:i/>
-          <w:iCs/>
-          <w:color w:val="555555"/>
-          <w:sz w:val="18"/>
-          <w:szCs w:val="18"/>
-        </w:rPr>
-        <w:t>Rys. 4 – Filtrowanie po statusie</w:t>
+        <w:t xml:space="preserve">Rysunek </w:t>
+      </w:r>
+      <w:r>
+        <w:fldChar w:fldCharType="begin"/>
+      </w:r>
+      <w:r>
+        <w:instrText xml:space="preserve"> SEQ Rysunek \* ARABIC </w:instrText>
+      </w:r>
+      <w:r>
+        <w:fldChar w:fldCharType="separate"/>
+      </w:r>
+      <w:r>
+        <w:rPr>
+          <w:noProof/>
+        </w:rPr>
+        <w:t>4</w:t>
+      </w:r>
+      <w:r>
+        <w:fldChar w:fldCharType="end"/>
+      </w:r>
+      <w:r>
+        <w:t xml:space="preserve">. </w:t>
+      </w:r>
+      <w:r>
+        <w:t>Filtrowanie po statusie</w:t>
       </w:r>
     </w:p>
     <w:p>
@@ -4321,6 +4370,7 @@
     </w:p>
     <w:p>
       <w:pPr>
+        <w:keepNext/>
         <w:spacing w:after="80"/>
         <w:ind w:left="720"/>
       </w:pPr>
@@ -4380,18 +4430,35 @@
     </w:p>
     <w:p>
       <w:pPr>
-        <w:spacing w:after="200"/>
+        <w:pStyle w:val="Legenda"/>
         <w:jc w:val="center"/>
       </w:pPr>
       <w:r>
-        <w:rPr>
-          <w:i/>
-          <w:iCs/>
-          <w:color w:val="555555"/>
-          <w:sz w:val="18"/>
-          <w:szCs w:val="18"/>
-        </w:rPr>
-        <w:t>Rys. 5 – Pobranie zadania po ID</w:t>
+        <w:t xml:space="preserve">Rysunek </w:t>
+      </w:r>
+      <w:r>
+        <w:fldChar w:fldCharType="begin"/>
+      </w:r>
+      <w:r>
+        <w:instrText xml:space="preserve"> SEQ Rysunek \* ARABIC </w:instrText>
+      </w:r>
+      <w:r>
+        <w:fldChar w:fldCharType="separate"/>
+      </w:r>
+      <w:r>
+        <w:rPr>
+          <w:noProof/>
+        </w:rPr>
+        <w:t>5</w:t>
+      </w:r>
+      <w:r>
+        <w:fldChar w:fldCharType="end"/>
+      </w:r>
+      <w:r>
+        <w:t xml:space="preserve">. </w:t>
+      </w:r>
+      <w:r>
+        <w:t>Pobranie zadania po ID</w:t>
       </w:r>
     </w:p>
     <w:p>
@@ -4456,6 +4523,7 @@
     </w:p>
     <w:p>
       <w:pPr>
+        <w:keepNext/>
         <w:spacing w:after="80"/>
         <w:ind w:left="720"/>
       </w:pPr>
@@ -4515,25 +4583,35 @@
     </w:p>
     <w:p>
       <w:pPr>
-        <w:spacing w:after="200"/>
+        <w:pStyle w:val="Legenda"/>
         <w:jc w:val="center"/>
-        <w:rPr>
-          <w:i/>
-          <w:iCs/>
-          <w:color w:val="555555"/>
-          <w:sz w:val="18"/>
-          <w:szCs w:val="18"/>
-        </w:rPr>
-      </w:pPr>
-      <w:r>
-        <w:rPr>
-          <w:i/>
-          <w:iCs/>
-          <w:color w:val="555555"/>
-          <w:sz w:val="18"/>
-          <w:szCs w:val="18"/>
-        </w:rPr>
-        <w:t>Rys. 6 – Edycja zadania (PUT)</w:t>
+      </w:pPr>
+      <w:r>
+        <w:t xml:space="preserve">Rysunek </w:t>
+      </w:r>
+      <w:r>
+        <w:fldChar w:fldCharType="begin"/>
+      </w:r>
+      <w:r>
+        <w:instrText xml:space="preserve"> SEQ Rysunek \* ARABIC </w:instrText>
+      </w:r>
+      <w:r>
+        <w:fldChar w:fldCharType="separate"/>
+      </w:r>
+      <w:r>
+        <w:rPr>
+          <w:noProof/>
+        </w:rPr>
+        <w:t>6</w:t>
+      </w:r>
+      <w:r>
+        <w:fldChar w:fldCharType="end"/>
+      </w:r>
+      <w:r>
+        <w:t xml:space="preserve">. </w:t>
+      </w:r>
+      <w:r>
+        <w:t>Edycja zadania (PUT)</w:t>
       </w:r>
     </w:p>
     <w:p>
@@ -4695,6 +4773,7 @@
     </w:p>
     <w:p>
       <w:pPr>
+        <w:keepNext/>
         <w:spacing w:after="80"/>
         <w:ind w:left="720"/>
       </w:pPr>
@@ -4754,18 +4833,35 @@
     </w:p>
     <w:p>
       <w:pPr>
-        <w:spacing w:after="200"/>
+        <w:pStyle w:val="Legenda"/>
         <w:jc w:val="center"/>
       </w:pPr>
       <w:r>
-        <w:rPr>
-          <w:i/>
-          <w:iCs/>
-          <w:color w:val="555555"/>
-          <w:sz w:val="18"/>
-          <w:szCs w:val="18"/>
-        </w:rPr>
-        <w:t>Rys. 7 – Zmiana statusu na IN_PROGRESS</w:t>
+        <w:t xml:space="preserve">Rysunek </w:t>
+      </w:r>
+      <w:r>
+        <w:fldChar w:fldCharType="begin"/>
+      </w:r>
+      <w:r>
+        <w:instrText xml:space="preserve"> SEQ Rysunek \* ARABIC </w:instrText>
+      </w:r>
+      <w:r>
+        <w:fldChar w:fldCharType="separate"/>
+      </w:r>
+      <w:r>
+        <w:rPr>
+          <w:noProof/>
+        </w:rPr>
+        <w:t>7</w:t>
+      </w:r>
+      <w:r>
+        <w:fldChar w:fldCharType="end"/>
+      </w:r>
+      <w:r>
+        <w:t xml:space="preserve">. </w:t>
+      </w:r>
+      <w:r>
+        <w:t>Zmiana statusu na IN_PROGRESS</w:t>
       </w:r>
     </w:p>
     <w:p>
@@ -4838,6 +4934,7 @@
     </w:p>
     <w:p>
       <w:pPr>
+        <w:keepNext/>
         <w:spacing w:after="80"/>
         <w:ind w:left="720"/>
       </w:pPr>
@@ -4897,31 +4994,40 @@
     </w:p>
     <w:p>
       <w:pPr>
+        <w:pStyle w:val="Legenda"/>
+        <w:jc w:val="center"/>
+      </w:pPr>
+      <w:r>
+        <w:t xml:space="preserve">Rysunek </w:t>
+      </w:r>
+      <w:r>
+        <w:fldChar w:fldCharType="begin"/>
+      </w:r>
+      <w:r>
+        <w:instrText xml:space="preserve"> SEQ Rysunek \* ARABIC </w:instrText>
+      </w:r>
+      <w:r>
+        <w:fldChar w:fldCharType="separate"/>
+      </w:r>
+      <w:r>
+        <w:rPr>
+          <w:noProof/>
+        </w:rPr>
+        <w:t>8</w:t>
+      </w:r>
+      <w:r>
+        <w:fldChar w:fldCharType="end"/>
+      </w:r>
+      <w:r>
+        <w:t xml:space="preserve">. </w:t>
+      </w:r>
+      <w:r>
+        <w:t>Odrzucona niedozwolona zmiana statusu</w:t>
+      </w:r>
+    </w:p>
+    <w:p>
+      <w:pPr>
         <w:spacing w:after="200"/>
-        <w:jc w:val="center"/>
-        <w:rPr>
-          <w:i/>
-          <w:iCs/>
-          <w:color w:val="555555"/>
-          <w:sz w:val="18"/>
-          <w:szCs w:val="18"/>
-        </w:rPr>
-      </w:pPr>
-      <w:r>
-        <w:rPr>
-          <w:i/>
-          <w:iCs/>
-          <w:color w:val="555555"/>
-          <w:sz w:val="18"/>
-          <w:szCs w:val="18"/>
-        </w:rPr>
-        <w:t>Rys. 8 – Odrzucona niedozwolona zmiana statusu</w:t>
-      </w:r>
-    </w:p>
-    <w:p>
-      <w:pPr>
-        <w:spacing w:after="200"/>
-        <w:jc w:val="center"/>
         <w:rPr>
           <w:i/>
           <w:iCs/>
@@ -5107,6 +5213,7 @@
     </w:p>
     <w:p>
       <w:pPr>
+        <w:keepNext/>
         <w:spacing w:after="80"/>
         <w:ind w:left="720"/>
       </w:pPr>
@@ -5115,7 +5222,7 @@
           <w:noProof/>
         </w:rPr>
         <w:drawing>
-          <wp:inline distT="0" distB="0" distL="0" distR="0" wp14:anchorId="04BD1C5E" wp14:editId="15E162E6">
+          <wp:inline distT="0" distB="0" distL="0" distR="0" wp14:anchorId="04BD1C5E" wp14:editId="4185358E">
             <wp:extent cx="5040000" cy="1931147"/>
             <wp:effectExtent l="0" t="0" r="8255" b="0"/>
             <wp:docPr id="677069470" name="Obraz 13"/>
@@ -5166,18 +5273,35 @@
     </w:p>
     <w:p>
       <w:pPr>
-        <w:spacing w:after="200"/>
+        <w:pStyle w:val="Legenda"/>
         <w:jc w:val="center"/>
       </w:pPr>
       <w:r>
-        <w:rPr>
-          <w:i/>
-          <w:iCs/>
-          <w:color w:val="555555"/>
-          <w:sz w:val="18"/>
-          <w:szCs w:val="18"/>
-        </w:rPr>
-        <w:t>Rys. 9 – Oznaczenie jako ukończone</w:t>
+        <w:t xml:space="preserve">Rysunek </w:t>
+      </w:r>
+      <w:r>
+        <w:fldChar w:fldCharType="begin"/>
+      </w:r>
+      <w:r>
+        <w:instrText xml:space="preserve"> SEQ Rysunek \* ARABIC </w:instrText>
+      </w:r>
+      <w:r>
+        <w:fldChar w:fldCharType="separate"/>
+      </w:r>
+      <w:r>
+        <w:rPr>
+          <w:noProof/>
+        </w:rPr>
+        <w:t>9</w:t>
+      </w:r>
+      <w:r>
+        <w:fldChar w:fldCharType="end"/>
+      </w:r>
+      <w:r>
+        <w:t xml:space="preserve">. </w:t>
+      </w:r>
+      <w:r>
+        <w:t>Oznaczenie jako ukończone</w:t>
       </w:r>
     </w:p>
     <w:p>
@@ -5339,6 +5463,7 @@
     </w:p>
     <w:p>
       <w:pPr>
+        <w:keepNext/>
         <w:spacing w:after="80"/>
         <w:ind w:left="720"/>
       </w:pPr>
@@ -5398,25 +5523,35 @@
     </w:p>
     <w:p>
       <w:pPr>
-        <w:spacing w:after="200"/>
+        <w:pStyle w:val="Legenda"/>
         <w:jc w:val="center"/>
-        <w:rPr>
-          <w:i/>
-          <w:iCs/>
-          <w:color w:val="555555"/>
-          <w:sz w:val="18"/>
-          <w:szCs w:val="18"/>
-        </w:rPr>
-      </w:pPr>
-      <w:r>
-        <w:rPr>
-          <w:i/>
-          <w:iCs/>
-          <w:color w:val="555555"/>
-          <w:sz w:val="18"/>
-          <w:szCs w:val="18"/>
-        </w:rPr>
-        <w:t>Rys. 10 – Usunięcie zadania i weryfikacja (GET)</w:t>
+      </w:pPr>
+      <w:r>
+        <w:t xml:space="preserve">Rysunek </w:t>
+      </w:r>
+      <w:r>
+        <w:fldChar w:fldCharType="begin"/>
+      </w:r>
+      <w:r>
+        <w:instrText xml:space="preserve"> SEQ Rysunek \* ARABIC </w:instrText>
+      </w:r>
+      <w:r>
+        <w:fldChar w:fldCharType="separate"/>
+      </w:r>
+      <w:r>
+        <w:rPr>
+          <w:noProof/>
+        </w:rPr>
+        <w:t>10</w:t>
+      </w:r>
+      <w:r>
+        <w:fldChar w:fldCharType="end"/>
+      </w:r>
+      <w:r>
+        <w:t xml:space="preserve">. </w:t>
+      </w:r>
+      <w:r>
+        <w:t>Usunięcie zadania i weryfikacja (GET)</w:t>
       </w:r>
     </w:p>
     <w:p>
@@ -5522,6 +5657,7 @@
     </w:p>
     <w:p>
       <w:pPr>
+        <w:keepNext/>
         <w:spacing w:after="80"/>
         <w:ind w:left="720"/>
       </w:pPr>
@@ -5581,18 +5717,35 @@
     </w:p>
     <w:p>
       <w:pPr>
-        <w:spacing w:after="200"/>
+        <w:pStyle w:val="Legenda"/>
         <w:jc w:val="center"/>
       </w:pPr>
       <w:r>
-        <w:rPr>
-          <w:i/>
-          <w:iCs/>
-          <w:color w:val="555555"/>
-          <w:sz w:val="18"/>
-          <w:szCs w:val="18"/>
-        </w:rPr>
-        <w:t>Rys. 11 – Odrzucenie żądania z brakującym tytułem (walidacja)</w:t>
+        <w:t xml:space="preserve">Rysunek </w:t>
+      </w:r>
+      <w:r>
+        <w:fldChar w:fldCharType="begin"/>
+      </w:r>
+      <w:r>
+        <w:instrText xml:space="preserve"> SEQ Rysunek \* ARABIC </w:instrText>
+      </w:r>
+      <w:r>
+        <w:fldChar w:fldCharType="separate"/>
+      </w:r>
+      <w:r>
+        <w:rPr>
+          <w:noProof/>
+        </w:rPr>
+        <w:t>11</w:t>
+      </w:r>
+      <w:r>
+        <w:fldChar w:fldCharType="end"/>
+      </w:r>
+      <w:r>
+        <w:t xml:space="preserve">. </w:t>
+      </w:r>
+      <w:r>
+        <w:t>Odrzucenie żądania z brakującym tytułem (walidacja)</w:t>
       </w:r>
     </w:p>
     <w:p>
@@ -5788,27 +5941,4641 @@
           <w:numId w:val="12"/>
         </w:numPr>
         <w:ind w:left="426"/>
-      </w:pPr>
-      <w:r>
         <w:rPr>
           <w:rFonts w:asciiTheme="majorHAnsi" w:hAnsiTheme="majorHAnsi"/>
           <w:sz w:val="32"/>
           <w:szCs w:val="32"/>
         </w:rPr>
-        <w:t xml:space="preserve">Usługa </w:t>
-      </w:r>
+      </w:pPr>
       <w:r>
         <w:rPr>
           <w:rFonts w:asciiTheme="majorHAnsi" w:hAnsiTheme="majorHAnsi"/>
           <w:sz w:val="32"/>
           <w:szCs w:val="32"/>
         </w:rPr>
-        <w:t>analityczna</w:t>
-      </w:r>
-    </w:p>
+        <w:t>Usługa analityczna</w:t>
+      </w:r>
+    </w:p>
+    <w:p/>
     <w:p>
       <w:pPr>
         <w:ind w:left="-6"/>
+      </w:pPr>
+    </w:p>
+    <w:p>
+      <w:pPr>
+        <w:pStyle w:val="Akapitzlist"/>
+        <w:numPr>
+          <w:ilvl w:val="0"/>
+          <w:numId w:val="12"/>
+        </w:numPr>
+        <w:rPr>
+          <w:rFonts w:asciiTheme="majorHAnsi" w:hAnsiTheme="majorHAnsi"/>
+          <w:sz w:val="36"/>
+          <w:szCs w:val="36"/>
+        </w:rPr>
+      </w:pPr>
+      <w:r>
+        <w:rPr>
+          <w:color w:val="000000" w:themeColor="text1"/>
+        </w:rPr>
+        <w:br w:type="column"/>
+      </w:r>
+      <w:r>
+        <w:rPr>
+          <w:rFonts w:asciiTheme="majorHAnsi" w:hAnsiTheme="majorHAnsi"/>
+          <w:sz w:val="36"/>
+          <w:szCs w:val="36"/>
+        </w:rPr>
+        <w:t>Implementacja lokalnej warstwy przechowywania danych</w:t>
+      </w:r>
+    </w:p>
+    <w:p>
+      <w:pPr>
+        <w:jc w:val="both"/>
+        <w:rPr>
+          <w:color w:val="000000" w:themeColor="text1"/>
+        </w:rPr>
+      </w:pPr>
+      <w:r>
+        <w:rPr>
+          <w:color w:val="000000" w:themeColor="text1"/>
+        </w:rPr>
+        <w:t>W ramach czwartego etapu projektu zastąpiono tymczasową bazę danych H2 (in-</w:t>
+      </w:r>
+      <w:proofErr w:type="spellStart"/>
+      <w:r>
+        <w:rPr>
+          <w:color w:val="000000" w:themeColor="text1"/>
+        </w:rPr>
+        <w:t>memory</w:t>
+      </w:r>
+      <w:proofErr w:type="spellEnd"/>
+      <w:r>
+        <w:rPr>
+          <w:color w:val="000000" w:themeColor="text1"/>
+        </w:rPr>
+        <w:t xml:space="preserve">) trwałą bazą </w:t>
+      </w:r>
+      <w:proofErr w:type="spellStart"/>
+      <w:r>
+        <w:rPr>
+          <w:color w:val="000000" w:themeColor="text1"/>
+        </w:rPr>
+        <w:t>PostgreSQL</w:t>
+      </w:r>
+      <w:proofErr w:type="spellEnd"/>
+      <w:r>
+        <w:rPr>
+          <w:color w:val="000000" w:themeColor="text1"/>
+        </w:rPr>
+        <w:t xml:space="preserve">, uruchomioną w kontenerze Docker. Zaprojektowano schemat bazy danych oraz wdrożono mechanizm migracji z wykorzystaniem narzędzia </w:t>
+      </w:r>
+      <w:proofErr w:type="spellStart"/>
+      <w:r>
+        <w:rPr>
+          <w:color w:val="000000" w:themeColor="text1"/>
+        </w:rPr>
+        <w:t>Flyway</w:t>
+      </w:r>
+      <w:proofErr w:type="spellEnd"/>
+      <w:r>
+        <w:rPr>
+          <w:color w:val="000000" w:themeColor="text1"/>
+        </w:rPr>
+        <w:t xml:space="preserve">. Każda </w:t>
+      </w:r>
+      <w:proofErr w:type="spellStart"/>
+      <w:r>
+        <w:rPr>
+          <w:color w:val="000000" w:themeColor="text1"/>
+        </w:rPr>
+        <w:t>mikrousługa</w:t>
+      </w:r>
+      <w:proofErr w:type="spellEnd"/>
+      <w:r>
+        <w:rPr>
+          <w:color w:val="000000" w:themeColor="text1"/>
+        </w:rPr>
+        <w:t xml:space="preserve"> posiada własną, odseparowaną bazę danych, co jest zgodne z zasadą niezależności zasobów w architekturze </w:t>
+      </w:r>
+      <w:proofErr w:type="spellStart"/>
+      <w:r>
+        <w:rPr>
+          <w:color w:val="000000" w:themeColor="text1"/>
+        </w:rPr>
+        <w:t>mikrousług</w:t>
+      </w:r>
+      <w:proofErr w:type="spellEnd"/>
+      <w:r>
+        <w:rPr>
+          <w:color w:val="000000" w:themeColor="text1"/>
+        </w:rPr>
+        <w:t>.</w:t>
+      </w:r>
+    </w:p>
+    <w:p>
+      <w:pPr>
+        <w:pStyle w:val="Akapitzlist"/>
+        <w:numPr>
+          <w:ilvl w:val="1"/>
+          <w:numId w:val="12"/>
+        </w:numPr>
+        <w:ind w:left="426"/>
+        <w:rPr>
+          <w:rFonts w:asciiTheme="majorHAnsi" w:hAnsiTheme="majorHAnsi"/>
+          <w:sz w:val="32"/>
+          <w:szCs w:val="32"/>
+        </w:rPr>
+      </w:pPr>
+      <w:r>
+        <w:rPr>
+          <w:rFonts w:asciiTheme="majorHAnsi" w:hAnsiTheme="majorHAnsi"/>
+          <w:sz w:val="32"/>
+          <w:szCs w:val="32"/>
+        </w:rPr>
+        <w:t xml:space="preserve">Usługa operacyjna – </w:t>
+      </w:r>
+      <w:proofErr w:type="spellStart"/>
+      <w:r>
+        <w:rPr>
+          <w:rFonts w:asciiTheme="majorHAnsi" w:hAnsiTheme="majorHAnsi"/>
+          <w:sz w:val="32"/>
+          <w:szCs w:val="32"/>
+        </w:rPr>
+        <w:t>PostgreSQL</w:t>
+      </w:r>
+      <w:proofErr w:type="spellEnd"/>
+    </w:p>
+    <w:p>
+      <w:pPr>
+        <w:pStyle w:val="Akapitzlist"/>
+        <w:numPr>
+          <w:ilvl w:val="2"/>
+          <w:numId w:val="12"/>
+        </w:numPr>
+        <w:ind w:left="1276" w:hanging="929"/>
+        <w:rPr>
+          <w:rFonts w:asciiTheme="majorHAnsi" w:hAnsiTheme="majorHAnsi"/>
+          <w:sz w:val="30"/>
+          <w:szCs w:val="30"/>
+        </w:rPr>
+      </w:pPr>
+      <w:r>
+        <w:rPr>
+          <w:rFonts w:asciiTheme="majorHAnsi" w:hAnsiTheme="majorHAnsi"/>
+          <w:sz w:val="30"/>
+          <w:szCs w:val="30"/>
+        </w:rPr>
+        <w:t>Konteneryzacja bazy danych</w:t>
+      </w:r>
+    </w:p>
+    <w:p>
+      <w:pPr>
+        <w:ind w:left="347"/>
+        <w:jc w:val="both"/>
+        <w:rPr>
+          <w:color w:val="000000" w:themeColor="text1"/>
+        </w:rPr>
+      </w:pPr>
+      <w:r>
+        <w:rPr>
+          <w:color w:val="000000" w:themeColor="text1"/>
+        </w:rPr>
+        <w:t xml:space="preserve">Bazę danych </w:t>
+      </w:r>
+      <w:proofErr w:type="spellStart"/>
+      <w:r>
+        <w:rPr>
+          <w:color w:val="000000" w:themeColor="text1"/>
+        </w:rPr>
+        <w:t>PostgreSQL</w:t>
+      </w:r>
+      <w:proofErr w:type="spellEnd"/>
+      <w:r>
+        <w:rPr>
+          <w:color w:val="000000" w:themeColor="text1"/>
+        </w:rPr>
+        <w:t xml:space="preserve"> uruchomiono jako kontener Docker. Konfiguracja obejmuje:</w:t>
+      </w:r>
+    </w:p>
+    <w:tbl>
+      <w:tblPr>
+        <w:tblW w:w="8179" w:type="dxa"/>
+        <w:tblInd w:w="445" w:type="dxa"/>
+        <w:tblBorders>
+          <w:top w:val="single" w:sz="4" w:space="0" w:color="auto"/>
+          <w:left w:val="single" w:sz="4" w:space="0" w:color="auto"/>
+          <w:bottom w:val="single" w:sz="4" w:space="0" w:color="auto"/>
+          <w:right w:val="single" w:sz="4" w:space="0" w:color="auto"/>
+          <w:insideH w:val="single" w:sz="4" w:space="0" w:color="auto"/>
+          <w:insideV w:val="single" w:sz="4" w:space="0" w:color="auto"/>
+        </w:tblBorders>
+        <w:tblCellMar>
+          <w:left w:w="10" w:type="dxa"/>
+          <w:right w:w="10" w:type="dxa"/>
+        </w:tblCellMar>
+        <w:tblLook w:val="0000" w:firstRow="0" w:lastRow="0" w:firstColumn="0" w:lastColumn="0" w:noHBand="0" w:noVBand="0"/>
+      </w:tblPr>
+      <w:tblGrid>
+        <w:gridCol w:w="2537"/>
+        <w:gridCol w:w="5642"/>
+      </w:tblGrid>
+      <w:tr>
+        <w:tblPrEx>
+          <w:tblCellMar>
+            <w:top w:w="0" w:type="dxa"/>
+            <w:bottom w:w="0" w:type="dxa"/>
+          </w:tblCellMar>
+        </w:tblPrEx>
+        <w:trPr>
+          <w:trHeight w:val="307"/>
+        </w:trPr>
+        <w:tc>
+          <w:tcPr>
+            <w:tcW w:w="2537" w:type="dxa"/>
+            <w:tcBorders>
+              <w:top w:val="single" w:sz="1" w:space="0" w:color="999999"/>
+              <w:left w:val="single" w:sz="1" w:space="0" w:color="999999"/>
+              <w:bottom w:val="single" w:sz="1" w:space="0" w:color="999999"/>
+              <w:right w:val="single" w:sz="1" w:space="0" w:color="999999"/>
+            </w:tcBorders>
+            <w:tcMar>
+              <w:top w:w="60" w:type="dxa"/>
+              <w:left w:w="100" w:type="dxa"/>
+              <w:bottom w:w="60" w:type="dxa"/>
+              <w:right w:w="100" w:type="dxa"/>
+            </w:tcMar>
+          </w:tcPr>
+          <w:p>
+            <w:pPr>
+              <w:pStyle w:val="Akapitzlist"/>
+              <w:spacing w:after="0" w:line="240" w:lineRule="auto"/>
+              <w:ind w:left="0"/>
+              <w:rPr>
+                <w:b/>
+                <w:bCs/>
+              </w:rPr>
+            </w:pPr>
+            <w:r>
+              <w:rPr>
+                <w:b/>
+                <w:bCs/>
+              </w:rPr>
+              <w:t>Parametr</w:t>
+            </w:r>
+          </w:p>
+        </w:tc>
+        <w:tc>
+          <w:tcPr>
+            <w:tcW w:w="5642" w:type="dxa"/>
+            <w:tcBorders>
+              <w:top w:val="single" w:sz="1" w:space="0" w:color="999999"/>
+              <w:left w:val="single" w:sz="1" w:space="0" w:color="999999"/>
+              <w:bottom w:val="single" w:sz="1" w:space="0" w:color="999999"/>
+              <w:right w:val="single" w:sz="1" w:space="0" w:color="999999"/>
+            </w:tcBorders>
+            <w:tcMar>
+              <w:top w:w="60" w:type="dxa"/>
+              <w:left w:w="100" w:type="dxa"/>
+              <w:bottom w:w="60" w:type="dxa"/>
+              <w:right w:w="100" w:type="dxa"/>
+            </w:tcMar>
+          </w:tcPr>
+          <w:p>
+            <w:pPr>
+              <w:pStyle w:val="Akapitzlist"/>
+              <w:spacing w:after="0" w:line="240" w:lineRule="auto"/>
+              <w:ind w:left="0"/>
+              <w:rPr>
+                <w:b/>
+                <w:bCs/>
+              </w:rPr>
+            </w:pPr>
+            <w:r>
+              <w:rPr>
+                <w:b/>
+                <w:bCs/>
+              </w:rPr>
+              <w:t>Wartość</w:t>
+            </w:r>
+          </w:p>
+        </w:tc>
+      </w:tr>
+      <w:tr>
+        <w:tblPrEx>
+          <w:tblCellMar>
+            <w:top w:w="0" w:type="dxa"/>
+            <w:bottom w:w="0" w:type="dxa"/>
+          </w:tblCellMar>
+        </w:tblPrEx>
+        <w:trPr>
+          <w:trHeight w:val="307"/>
+        </w:trPr>
+        <w:tc>
+          <w:tcPr>
+            <w:tcW w:w="2537" w:type="dxa"/>
+            <w:tcBorders>
+              <w:top w:val="single" w:sz="1" w:space="0" w:color="999999"/>
+              <w:left w:val="single" w:sz="1" w:space="0" w:color="999999"/>
+              <w:bottom w:val="single" w:sz="1" w:space="0" w:color="999999"/>
+              <w:right w:val="single" w:sz="1" w:space="0" w:color="999999"/>
+            </w:tcBorders>
+            <w:tcMar>
+              <w:top w:w="60" w:type="dxa"/>
+              <w:left w:w="100" w:type="dxa"/>
+              <w:bottom w:w="60" w:type="dxa"/>
+              <w:right w:w="100" w:type="dxa"/>
+            </w:tcMar>
+          </w:tcPr>
+          <w:p>
+            <w:pPr>
+              <w:pStyle w:val="Akapitzlist"/>
+              <w:spacing w:after="0" w:line="240" w:lineRule="auto"/>
+              <w:ind w:left="0"/>
+            </w:pPr>
+            <w:r>
+              <w:t>Obraz</w:t>
+            </w:r>
+          </w:p>
+        </w:tc>
+        <w:tc>
+          <w:tcPr>
+            <w:tcW w:w="5642" w:type="dxa"/>
+            <w:tcBorders>
+              <w:top w:val="single" w:sz="1" w:space="0" w:color="999999"/>
+              <w:left w:val="single" w:sz="1" w:space="0" w:color="999999"/>
+              <w:bottom w:val="single" w:sz="1" w:space="0" w:color="999999"/>
+              <w:right w:val="single" w:sz="1" w:space="0" w:color="999999"/>
+            </w:tcBorders>
+            <w:tcMar>
+              <w:top w:w="60" w:type="dxa"/>
+              <w:left w:w="100" w:type="dxa"/>
+              <w:bottom w:w="60" w:type="dxa"/>
+              <w:right w:w="100" w:type="dxa"/>
+            </w:tcMar>
+          </w:tcPr>
+          <w:p>
+            <w:pPr>
+              <w:pStyle w:val="Akapitzlist"/>
+              <w:spacing w:after="0" w:line="240" w:lineRule="auto"/>
+              <w:ind w:left="0"/>
+            </w:pPr>
+            <w:r>
+              <w:t>postgres:16-alpine</w:t>
+            </w:r>
+          </w:p>
+        </w:tc>
+      </w:tr>
+      <w:tr>
+        <w:tblPrEx>
+          <w:tblCellMar>
+            <w:top w:w="0" w:type="dxa"/>
+            <w:bottom w:w="0" w:type="dxa"/>
+          </w:tblCellMar>
+        </w:tblPrEx>
+        <w:trPr>
+          <w:trHeight w:val="307"/>
+        </w:trPr>
+        <w:tc>
+          <w:tcPr>
+            <w:tcW w:w="2537" w:type="dxa"/>
+            <w:tcBorders>
+              <w:top w:val="single" w:sz="1" w:space="0" w:color="999999"/>
+              <w:left w:val="single" w:sz="1" w:space="0" w:color="999999"/>
+              <w:bottom w:val="single" w:sz="1" w:space="0" w:color="999999"/>
+              <w:right w:val="single" w:sz="1" w:space="0" w:color="999999"/>
+            </w:tcBorders>
+            <w:tcMar>
+              <w:top w:w="60" w:type="dxa"/>
+              <w:left w:w="100" w:type="dxa"/>
+              <w:bottom w:w="60" w:type="dxa"/>
+              <w:right w:w="100" w:type="dxa"/>
+            </w:tcMar>
+          </w:tcPr>
+          <w:p>
+            <w:pPr>
+              <w:pStyle w:val="Akapitzlist"/>
+              <w:spacing w:after="0" w:line="240" w:lineRule="auto"/>
+              <w:ind w:left="0"/>
+            </w:pPr>
+            <w:r>
+              <w:t>Nazwa bazy</w:t>
+            </w:r>
+          </w:p>
+        </w:tc>
+        <w:tc>
+          <w:tcPr>
+            <w:tcW w:w="5642" w:type="dxa"/>
+            <w:tcBorders>
+              <w:top w:val="single" w:sz="1" w:space="0" w:color="999999"/>
+              <w:left w:val="single" w:sz="1" w:space="0" w:color="999999"/>
+              <w:bottom w:val="single" w:sz="1" w:space="0" w:color="999999"/>
+              <w:right w:val="single" w:sz="1" w:space="0" w:color="999999"/>
+            </w:tcBorders>
+            <w:tcMar>
+              <w:top w:w="60" w:type="dxa"/>
+              <w:left w:w="100" w:type="dxa"/>
+              <w:bottom w:w="60" w:type="dxa"/>
+              <w:right w:w="100" w:type="dxa"/>
+            </w:tcMar>
+          </w:tcPr>
+          <w:p>
+            <w:pPr>
+              <w:pStyle w:val="Akapitzlist"/>
+              <w:spacing w:after="0" w:line="240" w:lineRule="auto"/>
+              <w:ind w:left="0"/>
+            </w:pPr>
+            <w:proofErr w:type="spellStart"/>
+            <w:r>
+              <w:t>taskdb</w:t>
+            </w:r>
+            <w:proofErr w:type="spellEnd"/>
+          </w:p>
+        </w:tc>
+      </w:tr>
+      <w:tr>
+        <w:tblPrEx>
+          <w:tblCellMar>
+            <w:top w:w="0" w:type="dxa"/>
+            <w:bottom w:w="0" w:type="dxa"/>
+          </w:tblCellMar>
+        </w:tblPrEx>
+        <w:trPr>
+          <w:trHeight w:val="307"/>
+        </w:trPr>
+        <w:tc>
+          <w:tcPr>
+            <w:tcW w:w="2537" w:type="dxa"/>
+            <w:tcBorders>
+              <w:top w:val="single" w:sz="1" w:space="0" w:color="999999"/>
+              <w:left w:val="single" w:sz="1" w:space="0" w:color="999999"/>
+              <w:bottom w:val="single" w:sz="1" w:space="0" w:color="999999"/>
+              <w:right w:val="single" w:sz="1" w:space="0" w:color="999999"/>
+            </w:tcBorders>
+            <w:tcMar>
+              <w:top w:w="60" w:type="dxa"/>
+              <w:left w:w="100" w:type="dxa"/>
+              <w:bottom w:w="60" w:type="dxa"/>
+              <w:right w:w="100" w:type="dxa"/>
+            </w:tcMar>
+          </w:tcPr>
+          <w:p>
+            <w:pPr>
+              <w:pStyle w:val="Akapitzlist"/>
+              <w:spacing w:after="0" w:line="240" w:lineRule="auto"/>
+              <w:ind w:left="0"/>
+            </w:pPr>
+            <w:r>
+              <w:t>Użytkownik</w:t>
+            </w:r>
+          </w:p>
+        </w:tc>
+        <w:tc>
+          <w:tcPr>
+            <w:tcW w:w="5642" w:type="dxa"/>
+            <w:tcBorders>
+              <w:top w:val="single" w:sz="1" w:space="0" w:color="999999"/>
+              <w:left w:val="single" w:sz="1" w:space="0" w:color="999999"/>
+              <w:bottom w:val="single" w:sz="1" w:space="0" w:color="999999"/>
+              <w:right w:val="single" w:sz="1" w:space="0" w:color="999999"/>
+            </w:tcBorders>
+            <w:tcMar>
+              <w:top w:w="60" w:type="dxa"/>
+              <w:left w:w="100" w:type="dxa"/>
+              <w:bottom w:w="60" w:type="dxa"/>
+              <w:right w:w="100" w:type="dxa"/>
+            </w:tcMar>
+          </w:tcPr>
+          <w:p>
+            <w:pPr>
+              <w:pStyle w:val="Akapitzlist"/>
+              <w:spacing w:after="0" w:line="240" w:lineRule="auto"/>
+              <w:ind w:left="0"/>
+            </w:pPr>
+            <w:proofErr w:type="spellStart"/>
+            <w:r>
+              <w:t>taskuser</w:t>
+            </w:r>
+            <w:proofErr w:type="spellEnd"/>
+          </w:p>
+        </w:tc>
+      </w:tr>
+      <w:tr>
+        <w:tblPrEx>
+          <w:tblCellMar>
+            <w:top w:w="0" w:type="dxa"/>
+            <w:bottom w:w="0" w:type="dxa"/>
+          </w:tblCellMar>
+        </w:tblPrEx>
+        <w:trPr>
+          <w:trHeight w:val="307"/>
+        </w:trPr>
+        <w:tc>
+          <w:tcPr>
+            <w:tcW w:w="2537" w:type="dxa"/>
+            <w:tcBorders>
+              <w:top w:val="single" w:sz="1" w:space="0" w:color="999999"/>
+              <w:left w:val="single" w:sz="1" w:space="0" w:color="999999"/>
+              <w:bottom w:val="single" w:sz="1" w:space="0" w:color="999999"/>
+              <w:right w:val="single" w:sz="1" w:space="0" w:color="999999"/>
+            </w:tcBorders>
+            <w:tcMar>
+              <w:top w:w="60" w:type="dxa"/>
+              <w:left w:w="100" w:type="dxa"/>
+              <w:bottom w:w="60" w:type="dxa"/>
+              <w:right w:w="100" w:type="dxa"/>
+            </w:tcMar>
+          </w:tcPr>
+          <w:p>
+            <w:pPr>
+              <w:pStyle w:val="Akapitzlist"/>
+              <w:spacing w:after="0" w:line="240" w:lineRule="auto"/>
+              <w:ind w:left="0"/>
+            </w:pPr>
+            <w:r>
+              <w:t>Port</w:t>
+            </w:r>
+          </w:p>
+        </w:tc>
+        <w:tc>
+          <w:tcPr>
+            <w:tcW w:w="5642" w:type="dxa"/>
+            <w:tcBorders>
+              <w:top w:val="single" w:sz="1" w:space="0" w:color="999999"/>
+              <w:left w:val="single" w:sz="1" w:space="0" w:color="999999"/>
+              <w:bottom w:val="single" w:sz="1" w:space="0" w:color="999999"/>
+              <w:right w:val="single" w:sz="1" w:space="0" w:color="999999"/>
+            </w:tcBorders>
+            <w:tcMar>
+              <w:top w:w="60" w:type="dxa"/>
+              <w:left w:w="100" w:type="dxa"/>
+              <w:bottom w:w="60" w:type="dxa"/>
+              <w:right w:w="100" w:type="dxa"/>
+            </w:tcMar>
+          </w:tcPr>
+          <w:p>
+            <w:pPr>
+              <w:pStyle w:val="Akapitzlist"/>
+              <w:spacing w:after="0" w:line="240" w:lineRule="auto"/>
+              <w:ind w:left="0"/>
+            </w:pPr>
+            <w:r>
+              <w:t>5432</w:t>
+            </w:r>
+          </w:p>
+        </w:tc>
+      </w:tr>
+      <w:tr>
+        <w:tblPrEx>
+          <w:tblCellMar>
+            <w:top w:w="0" w:type="dxa"/>
+            <w:bottom w:w="0" w:type="dxa"/>
+          </w:tblCellMar>
+        </w:tblPrEx>
+        <w:trPr>
+          <w:trHeight w:val="307"/>
+        </w:trPr>
+        <w:tc>
+          <w:tcPr>
+            <w:tcW w:w="2537" w:type="dxa"/>
+            <w:tcBorders>
+              <w:top w:val="single" w:sz="1" w:space="0" w:color="999999"/>
+              <w:left w:val="single" w:sz="1" w:space="0" w:color="999999"/>
+              <w:bottom w:val="single" w:sz="1" w:space="0" w:color="999999"/>
+              <w:right w:val="single" w:sz="1" w:space="0" w:color="999999"/>
+            </w:tcBorders>
+            <w:tcMar>
+              <w:top w:w="60" w:type="dxa"/>
+              <w:left w:w="100" w:type="dxa"/>
+              <w:bottom w:w="60" w:type="dxa"/>
+              <w:right w:w="100" w:type="dxa"/>
+            </w:tcMar>
+          </w:tcPr>
+          <w:p>
+            <w:pPr>
+              <w:pStyle w:val="Akapitzlist"/>
+              <w:spacing w:after="0" w:line="240" w:lineRule="auto"/>
+              <w:ind w:left="0"/>
+            </w:pPr>
+            <w:r>
+              <w:t>Wolumen</w:t>
+            </w:r>
+          </w:p>
+        </w:tc>
+        <w:tc>
+          <w:tcPr>
+            <w:tcW w:w="5642" w:type="dxa"/>
+            <w:tcBorders>
+              <w:top w:val="single" w:sz="1" w:space="0" w:color="999999"/>
+              <w:left w:val="single" w:sz="1" w:space="0" w:color="999999"/>
+              <w:bottom w:val="single" w:sz="1" w:space="0" w:color="999999"/>
+              <w:right w:val="single" w:sz="1" w:space="0" w:color="999999"/>
+            </w:tcBorders>
+            <w:tcMar>
+              <w:top w:w="60" w:type="dxa"/>
+              <w:left w:w="100" w:type="dxa"/>
+              <w:bottom w:w="60" w:type="dxa"/>
+              <w:right w:w="100" w:type="dxa"/>
+            </w:tcMar>
+          </w:tcPr>
+          <w:p>
+            <w:pPr>
+              <w:pStyle w:val="Akapitzlist"/>
+              <w:spacing w:after="0" w:line="240" w:lineRule="auto"/>
+              <w:ind w:left="0"/>
+            </w:pPr>
+            <w:proofErr w:type="spellStart"/>
+            <w:r>
+              <w:t>task</w:t>
+            </w:r>
+            <w:proofErr w:type="spellEnd"/>
+            <w:r>
+              <w:t>-</w:t>
+            </w:r>
+            <w:proofErr w:type="spellStart"/>
+            <w:r>
+              <w:t>db</w:t>
+            </w:r>
+            <w:proofErr w:type="spellEnd"/>
+            <w:r>
+              <w:t>-data (trwałość danych)</w:t>
+            </w:r>
+          </w:p>
+        </w:tc>
+      </w:tr>
+      <w:tr>
+        <w:tblPrEx>
+          <w:tblCellMar>
+            <w:top w:w="0" w:type="dxa"/>
+            <w:bottom w:w="0" w:type="dxa"/>
+          </w:tblCellMar>
+        </w:tblPrEx>
+        <w:trPr>
+          <w:trHeight w:val="307"/>
+        </w:trPr>
+        <w:tc>
+          <w:tcPr>
+            <w:tcW w:w="2537" w:type="dxa"/>
+            <w:tcBorders>
+              <w:top w:val="single" w:sz="1" w:space="0" w:color="999999"/>
+              <w:left w:val="single" w:sz="1" w:space="0" w:color="999999"/>
+              <w:bottom w:val="single" w:sz="1" w:space="0" w:color="999999"/>
+              <w:right w:val="single" w:sz="1" w:space="0" w:color="999999"/>
+            </w:tcBorders>
+            <w:tcMar>
+              <w:top w:w="60" w:type="dxa"/>
+              <w:left w:w="100" w:type="dxa"/>
+              <w:bottom w:w="60" w:type="dxa"/>
+              <w:right w:w="100" w:type="dxa"/>
+            </w:tcMar>
+          </w:tcPr>
+          <w:p>
+            <w:pPr>
+              <w:pStyle w:val="Akapitzlist"/>
+              <w:spacing w:after="0" w:line="240" w:lineRule="auto"/>
+              <w:ind w:left="0"/>
+            </w:pPr>
+            <w:proofErr w:type="spellStart"/>
+            <w:r>
+              <w:t>Health</w:t>
+            </w:r>
+            <w:proofErr w:type="spellEnd"/>
+            <w:r>
+              <w:t xml:space="preserve"> </w:t>
+            </w:r>
+            <w:proofErr w:type="spellStart"/>
+            <w:r>
+              <w:t>check</w:t>
+            </w:r>
+            <w:proofErr w:type="spellEnd"/>
+          </w:p>
+        </w:tc>
+        <w:tc>
+          <w:tcPr>
+            <w:tcW w:w="5642" w:type="dxa"/>
+            <w:tcBorders>
+              <w:top w:val="single" w:sz="1" w:space="0" w:color="999999"/>
+              <w:left w:val="single" w:sz="1" w:space="0" w:color="999999"/>
+              <w:bottom w:val="single" w:sz="1" w:space="0" w:color="999999"/>
+              <w:right w:val="single" w:sz="1" w:space="0" w:color="999999"/>
+            </w:tcBorders>
+            <w:tcMar>
+              <w:top w:w="60" w:type="dxa"/>
+              <w:left w:w="100" w:type="dxa"/>
+              <w:bottom w:w="60" w:type="dxa"/>
+              <w:right w:w="100" w:type="dxa"/>
+            </w:tcMar>
+          </w:tcPr>
+          <w:p>
+            <w:pPr>
+              <w:pStyle w:val="Akapitzlist"/>
+              <w:spacing w:after="0" w:line="240" w:lineRule="auto"/>
+              <w:ind w:left="0"/>
+            </w:pPr>
+            <w:proofErr w:type="spellStart"/>
+            <w:r>
+              <w:t>pg_isready</w:t>
+            </w:r>
+            <w:proofErr w:type="spellEnd"/>
+            <w:r>
+              <w:t xml:space="preserve"> co 5 sekund</w:t>
+            </w:r>
+          </w:p>
+        </w:tc>
+      </w:tr>
+    </w:tbl>
+    <w:p>
+      <w:pPr>
+        <w:pStyle w:val="Akapitzlist"/>
+        <w:ind w:left="1276"/>
+        <w:rPr>
+          <w:rFonts w:asciiTheme="majorHAnsi" w:hAnsiTheme="majorHAnsi"/>
+          <w:sz w:val="30"/>
+          <w:szCs w:val="30"/>
+        </w:rPr>
+      </w:pPr>
+    </w:p>
+    <w:p>
+      <w:pPr>
+        <w:pStyle w:val="Akapitzlist"/>
+        <w:numPr>
+          <w:ilvl w:val="2"/>
+          <w:numId w:val="12"/>
+        </w:numPr>
+        <w:ind w:left="1276" w:hanging="929"/>
+        <w:rPr>
+          <w:rFonts w:asciiTheme="majorHAnsi" w:hAnsiTheme="majorHAnsi"/>
+          <w:sz w:val="30"/>
+          <w:szCs w:val="30"/>
+        </w:rPr>
+      </w:pPr>
+      <w:r>
+        <w:rPr>
+          <w:rFonts w:asciiTheme="majorHAnsi" w:hAnsiTheme="majorHAnsi"/>
+          <w:sz w:val="30"/>
+          <w:szCs w:val="30"/>
+        </w:rPr>
+        <w:t>Migracje schematu bazy danych (</w:t>
+      </w:r>
+      <w:proofErr w:type="spellStart"/>
+      <w:r>
+        <w:rPr>
+          <w:rFonts w:asciiTheme="majorHAnsi" w:hAnsiTheme="majorHAnsi"/>
+          <w:sz w:val="30"/>
+          <w:szCs w:val="30"/>
+        </w:rPr>
+        <w:t>Flyway</w:t>
+      </w:r>
+      <w:proofErr w:type="spellEnd"/>
+      <w:r>
+        <w:rPr>
+          <w:rFonts w:asciiTheme="majorHAnsi" w:hAnsiTheme="majorHAnsi"/>
+          <w:sz w:val="30"/>
+          <w:szCs w:val="30"/>
+        </w:rPr>
+        <w:t>)</w:t>
+      </w:r>
+    </w:p>
+    <w:p>
+      <w:pPr>
+        <w:ind w:left="347"/>
+        <w:jc w:val="both"/>
+        <w:rPr>
+          <w:color w:val="000000" w:themeColor="text1"/>
+        </w:rPr>
+      </w:pPr>
+      <w:r>
+        <w:rPr>
+          <w:color w:val="000000" w:themeColor="text1"/>
+        </w:rPr>
+        <w:t xml:space="preserve">Do zarządzania schematem bazy danych zastosowano narzędzie </w:t>
+      </w:r>
+      <w:proofErr w:type="spellStart"/>
+      <w:r>
+        <w:rPr>
+          <w:color w:val="000000" w:themeColor="text1"/>
+        </w:rPr>
+        <w:t>Flyway</w:t>
+      </w:r>
+      <w:proofErr w:type="spellEnd"/>
+      <w:r>
+        <w:rPr>
+          <w:color w:val="000000" w:themeColor="text1"/>
+        </w:rPr>
+        <w:t xml:space="preserve">, które automatycznie wykonuje skrypty migracji SQL przy starcie aplikacji. Skrypt tworzy tabelę </w:t>
+      </w:r>
+      <w:proofErr w:type="spellStart"/>
+      <w:r>
+        <w:rPr>
+          <w:color w:val="000000" w:themeColor="text1"/>
+        </w:rPr>
+        <w:t>tasks</w:t>
+      </w:r>
+      <w:proofErr w:type="spellEnd"/>
+      <w:r>
+        <w:rPr>
+          <w:color w:val="000000" w:themeColor="text1"/>
+        </w:rPr>
+        <w:t xml:space="preserve"> z następującymi kolumnami:</w:t>
+      </w:r>
+    </w:p>
+    <w:tbl>
+      <w:tblPr>
+        <w:tblW w:w="9026" w:type="dxa"/>
+        <w:tblInd w:w="511" w:type="dxa"/>
+        <w:tblBorders>
+          <w:top w:val="single" w:sz="4" w:space="0" w:color="auto"/>
+          <w:left w:val="single" w:sz="4" w:space="0" w:color="auto"/>
+          <w:bottom w:val="single" w:sz="4" w:space="0" w:color="auto"/>
+          <w:right w:val="single" w:sz="4" w:space="0" w:color="auto"/>
+          <w:insideH w:val="single" w:sz="4" w:space="0" w:color="auto"/>
+          <w:insideV w:val="single" w:sz="4" w:space="0" w:color="auto"/>
+        </w:tblBorders>
+        <w:tblCellMar>
+          <w:left w:w="10" w:type="dxa"/>
+          <w:right w:w="10" w:type="dxa"/>
+        </w:tblCellMar>
+        <w:tblLook w:val="0000" w:firstRow="0" w:lastRow="0" w:firstColumn="0" w:lastColumn="0" w:noHBand="0" w:noVBand="0"/>
+      </w:tblPr>
+      <w:tblGrid>
+        <w:gridCol w:w="2200"/>
+        <w:gridCol w:w="2000"/>
+        <w:gridCol w:w="4826"/>
+      </w:tblGrid>
+      <w:tr>
+        <w:tblPrEx>
+          <w:tblCellMar>
+            <w:top w:w="0" w:type="dxa"/>
+            <w:bottom w:w="0" w:type="dxa"/>
+          </w:tblCellMar>
+        </w:tblPrEx>
+        <w:tc>
+          <w:tcPr>
+            <w:tcW w:w="0" w:type="auto"/>
+            <w:tcBorders>
+              <w:top w:val="single" w:sz="1" w:space="0" w:color="999999"/>
+              <w:left w:val="single" w:sz="1" w:space="0" w:color="999999"/>
+              <w:bottom w:val="single" w:sz="1" w:space="0" w:color="999999"/>
+              <w:right w:val="single" w:sz="1" w:space="0" w:color="999999"/>
+            </w:tcBorders>
+            <w:tcMar>
+              <w:top w:w="60" w:type="dxa"/>
+              <w:left w:w="100" w:type="dxa"/>
+              <w:bottom w:w="60" w:type="dxa"/>
+              <w:right w:w="100" w:type="dxa"/>
+            </w:tcMar>
+          </w:tcPr>
+          <w:p>
+            <w:pPr>
+              <w:pStyle w:val="Akapitzlist"/>
+              <w:spacing w:after="0" w:line="240" w:lineRule="auto"/>
+              <w:ind w:left="0"/>
+              <w:rPr>
+                <w:b/>
+                <w:bCs/>
+              </w:rPr>
+            </w:pPr>
+            <w:r>
+              <w:rPr>
+                <w:b/>
+                <w:bCs/>
+              </w:rPr>
+              <w:t>Kolumna</w:t>
+            </w:r>
+          </w:p>
+        </w:tc>
+        <w:tc>
+          <w:tcPr>
+            <w:tcW w:w="0" w:type="auto"/>
+            <w:tcBorders>
+              <w:top w:val="single" w:sz="1" w:space="0" w:color="999999"/>
+              <w:left w:val="single" w:sz="1" w:space="0" w:color="999999"/>
+              <w:bottom w:val="single" w:sz="1" w:space="0" w:color="999999"/>
+              <w:right w:val="single" w:sz="1" w:space="0" w:color="999999"/>
+            </w:tcBorders>
+            <w:tcMar>
+              <w:top w:w="60" w:type="dxa"/>
+              <w:left w:w="100" w:type="dxa"/>
+              <w:bottom w:w="60" w:type="dxa"/>
+              <w:right w:w="100" w:type="dxa"/>
+            </w:tcMar>
+          </w:tcPr>
+          <w:p>
+            <w:pPr>
+              <w:pStyle w:val="Akapitzlist"/>
+              <w:spacing w:after="0" w:line="240" w:lineRule="auto"/>
+              <w:ind w:left="0"/>
+              <w:rPr>
+                <w:b/>
+                <w:bCs/>
+              </w:rPr>
+            </w:pPr>
+            <w:r>
+              <w:rPr>
+                <w:b/>
+                <w:bCs/>
+              </w:rPr>
+              <w:t>Typ</w:t>
+            </w:r>
+          </w:p>
+        </w:tc>
+        <w:tc>
+          <w:tcPr>
+            <w:tcW w:w="0" w:type="auto"/>
+            <w:tcBorders>
+              <w:top w:val="single" w:sz="1" w:space="0" w:color="999999"/>
+              <w:left w:val="single" w:sz="1" w:space="0" w:color="999999"/>
+              <w:bottom w:val="single" w:sz="1" w:space="0" w:color="999999"/>
+              <w:right w:val="single" w:sz="1" w:space="0" w:color="999999"/>
+            </w:tcBorders>
+            <w:tcMar>
+              <w:top w:w="60" w:type="dxa"/>
+              <w:left w:w="100" w:type="dxa"/>
+              <w:bottom w:w="60" w:type="dxa"/>
+              <w:right w:w="100" w:type="dxa"/>
+            </w:tcMar>
+          </w:tcPr>
+          <w:p>
+            <w:pPr>
+              <w:pStyle w:val="Akapitzlist"/>
+              <w:spacing w:after="0" w:line="240" w:lineRule="auto"/>
+              <w:ind w:left="0"/>
+              <w:rPr>
+                <w:b/>
+                <w:bCs/>
+              </w:rPr>
+            </w:pPr>
+            <w:r>
+              <w:rPr>
+                <w:b/>
+                <w:bCs/>
+              </w:rPr>
+              <w:t>Opis</w:t>
+            </w:r>
+          </w:p>
+        </w:tc>
+      </w:tr>
+      <w:tr>
+        <w:tblPrEx>
+          <w:tblCellMar>
+            <w:top w:w="0" w:type="dxa"/>
+            <w:bottom w:w="0" w:type="dxa"/>
+          </w:tblCellMar>
+        </w:tblPrEx>
+        <w:tc>
+          <w:tcPr>
+            <w:tcW w:w="2200" w:type="dxa"/>
+            <w:tcBorders>
+              <w:top w:val="single" w:sz="1" w:space="0" w:color="999999"/>
+              <w:left w:val="single" w:sz="1" w:space="0" w:color="999999"/>
+              <w:bottom w:val="single" w:sz="1" w:space="0" w:color="999999"/>
+              <w:right w:val="single" w:sz="1" w:space="0" w:color="999999"/>
+            </w:tcBorders>
+            <w:tcMar>
+              <w:top w:w="60" w:type="dxa"/>
+              <w:left w:w="100" w:type="dxa"/>
+              <w:bottom w:w="60" w:type="dxa"/>
+              <w:right w:w="100" w:type="dxa"/>
+            </w:tcMar>
+          </w:tcPr>
+          <w:p>
+            <w:pPr>
+              <w:pStyle w:val="Akapitzlist"/>
+              <w:spacing w:after="0" w:line="240" w:lineRule="auto"/>
+              <w:ind w:left="0"/>
+            </w:pPr>
+            <w:r>
+              <w:t>id</w:t>
+            </w:r>
+          </w:p>
+        </w:tc>
+        <w:tc>
+          <w:tcPr>
+            <w:tcW w:w="2000" w:type="dxa"/>
+            <w:tcBorders>
+              <w:top w:val="single" w:sz="1" w:space="0" w:color="999999"/>
+              <w:left w:val="single" w:sz="1" w:space="0" w:color="999999"/>
+              <w:bottom w:val="single" w:sz="1" w:space="0" w:color="999999"/>
+              <w:right w:val="single" w:sz="1" w:space="0" w:color="999999"/>
+            </w:tcBorders>
+            <w:tcMar>
+              <w:top w:w="60" w:type="dxa"/>
+              <w:left w:w="100" w:type="dxa"/>
+              <w:bottom w:w="60" w:type="dxa"/>
+              <w:right w:w="100" w:type="dxa"/>
+            </w:tcMar>
+          </w:tcPr>
+          <w:p>
+            <w:pPr>
+              <w:pStyle w:val="Akapitzlist"/>
+              <w:spacing w:after="0" w:line="240" w:lineRule="auto"/>
+              <w:ind w:left="0"/>
+            </w:pPr>
+            <w:r>
+              <w:t>BIGSERIAL PK</w:t>
+            </w:r>
+          </w:p>
+        </w:tc>
+        <w:tc>
+          <w:tcPr>
+            <w:tcW w:w="4826" w:type="dxa"/>
+            <w:tcBorders>
+              <w:top w:val="single" w:sz="1" w:space="0" w:color="999999"/>
+              <w:left w:val="single" w:sz="1" w:space="0" w:color="999999"/>
+              <w:bottom w:val="single" w:sz="1" w:space="0" w:color="999999"/>
+              <w:right w:val="single" w:sz="1" w:space="0" w:color="999999"/>
+            </w:tcBorders>
+            <w:tcMar>
+              <w:top w:w="60" w:type="dxa"/>
+              <w:left w:w="100" w:type="dxa"/>
+              <w:bottom w:w="60" w:type="dxa"/>
+              <w:right w:w="100" w:type="dxa"/>
+            </w:tcMar>
+          </w:tcPr>
+          <w:p>
+            <w:pPr>
+              <w:pStyle w:val="Akapitzlist"/>
+              <w:spacing w:after="0" w:line="240" w:lineRule="auto"/>
+              <w:ind w:left="0"/>
+            </w:pPr>
+            <w:r>
+              <w:t>Unikalny identyfikator (auto-</w:t>
+            </w:r>
+            <w:proofErr w:type="spellStart"/>
+            <w:r>
+              <w:t>increment</w:t>
+            </w:r>
+            <w:proofErr w:type="spellEnd"/>
+            <w:r>
+              <w:t>)</w:t>
+            </w:r>
+          </w:p>
+        </w:tc>
+      </w:tr>
+      <w:tr>
+        <w:tblPrEx>
+          <w:tblCellMar>
+            <w:top w:w="0" w:type="dxa"/>
+            <w:bottom w:w="0" w:type="dxa"/>
+          </w:tblCellMar>
+        </w:tblPrEx>
+        <w:tc>
+          <w:tcPr>
+            <w:tcW w:w="2200" w:type="dxa"/>
+            <w:tcBorders>
+              <w:top w:val="single" w:sz="1" w:space="0" w:color="999999"/>
+              <w:left w:val="single" w:sz="1" w:space="0" w:color="999999"/>
+              <w:bottom w:val="single" w:sz="1" w:space="0" w:color="999999"/>
+              <w:right w:val="single" w:sz="1" w:space="0" w:color="999999"/>
+            </w:tcBorders>
+            <w:tcMar>
+              <w:top w:w="60" w:type="dxa"/>
+              <w:left w:w="100" w:type="dxa"/>
+              <w:bottom w:w="60" w:type="dxa"/>
+              <w:right w:w="100" w:type="dxa"/>
+            </w:tcMar>
+          </w:tcPr>
+          <w:p>
+            <w:pPr>
+              <w:pStyle w:val="Akapitzlist"/>
+              <w:spacing w:after="0" w:line="240" w:lineRule="auto"/>
+              <w:ind w:left="0"/>
+            </w:pPr>
+            <w:proofErr w:type="spellStart"/>
+            <w:r>
+              <w:t>title</w:t>
+            </w:r>
+            <w:proofErr w:type="spellEnd"/>
+          </w:p>
+        </w:tc>
+        <w:tc>
+          <w:tcPr>
+            <w:tcW w:w="2000" w:type="dxa"/>
+            <w:tcBorders>
+              <w:top w:val="single" w:sz="1" w:space="0" w:color="999999"/>
+              <w:left w:val="single" w:sz="1" w:space="0" w:color="999999"/>
+              <w:bottom w:val="single" w:sz="1" w:space="0" w:color="999999"/>
+              <w:right w:val="single" w:sz="1" w:space="0" w:color="999999"/>
+            </w:tcBorders>
+            <w:tcMar>
+              <w:top w:w="60" w:type="dxa"/>
+              <w:left w:w="100" w:type="dxa"/>
+              <w:bottom w:w="60" w:type="dxa"/>
+              <w:right w:w="100" w:type="dxa"/>
+            </w:tcMar>
+          </w:tcPr>
+          <w:p>
+            <w:pPr>
+              <w:pStyle w:val="Akapitzlist"/>
+              <w:spacing w:after="0" w:line="240" w:lineRule="auto"/>
+              <w:ind w:left="0"/>
+            </w:pPr>
+            <w:proofErr w:type="gramStart"/>
+            <w:r>
+              <w:t>VARCHAR(</w:t>
+            </w:r>
+            <w:proofErr w:type="gramEnd"/>
+            <w:r>
+              <w:t>255)</w:t>
+            </w:r>
+          </w:p>
+        </w:tc>
+        <w:tc>
+          <w:tcPr>
+            <w:tcW w:w="4826" w:type="dxa"/>
+            <w:tcBorders>
+              <w:top w:val="single" w:sz="1" w:space="0" w:color="999999"/>
+              <w:left w:val="single" w:sz="1" w:space="0" w:color="999999"/>
+              <w:bottom w:val="single" w:sz="1" w:space="0" w:color="999999"/>
+              <w:right w:val="single" w:sz="1" w:space="0" w:color="999999"/>
+            </w:tcBorders>
+            <w:tcMar>
+              <w:top w:w="60" w:type="dxa"/>
+              <w:left w:w="100" w:type="dxa"/>
+              <w:bottom w:w="60" w:type="dxa"/>
+              <w:right w:w="100" w:type="dxa"/>
+            </w:tcMar>
+          </w:tcPr>
+          <w:p>
+            <w:pPr>
+              <w:pStyle w:val="Akapitzlist"/>
+              <w:spacing w:after="0" w:line="240" w:lineRule="auto"/>
+              <w:ind w:left="0"/>
+            </w:pPr>
+            <w:r>
+              <w:t>Tytuł zadania (wymagany)</w:t>
+            </w:r>
+          </w:p>
+        </w:tc>
+      </w:tr>
+      <w:tr>
+        <w:tblPrEx>
+          <w:tblCellMar>
+            <w:top w:w="0" w:type="dxa"/>
+            <w:bottom w:w="0" w:type="dxa"/>
+          </w:tblCellMar>
+        </w:tblPrEx>
+        <w:tc>
+          <w:tcPr>
+            <w:tcW w:w="2200" w:type="dxa"/>
+            <w:tcBorders>
+              <w:top w:val="single" w:sz="1" w:space="0" w:color="999999"/>
+              <w:left w:val="single" w:sz="1" w:space="0" w:color="999999"/>
+              <w:bottom w:val="single" w:sz="1" w:space="0" w:color="999999"/>
+              <w:right w:val="single" w:sz="1" w:space="0" w:color="999999"/>
+            </w:tcBorders>
+            <w:tcMar>
+              <w:top w:w="60" w:type="dxa"/>
+              <w:left w:w="100" w:type="dxa"/>
+              <w:bottom w:w="60" w:type="dxa"/>
+              <w:right w:w="100" w:type="dxa"/>
+            </w:tcMar>
+          </w:tcPr>
+          <w:p>
+            <w:pPr>
+              <w:pStyle w:val="Akapitzlist"/>
+              <w:spacing w:after="0" w:line="240" w:lineRule="auto"/>
+              <w:ind w:left="0"/>
+            </w:pPr>
+            <w:proofErr w:type="spellStart"/>
+            <w:r>
+              <w:t>description</w:t>
+            </w:r>
+            <w:proofErr w:type="spellEnd"/>
+          </w:p>
+        </w:tc>
+        <w:tc>
+          <w:tcPr>
+            <w:tcW w:w="2000" w:type="dxa"/>
+            <w:tcBorders>
+              <w:top w:val="single" w:sz="1" w:space="0" w:color="999999"/>
+              <w:left w:val="single" w:sz="1" w:space="0" w:color="999999"/>
+              <w:bottom w:val="single" w:sz="1" w:space="0" w:color="999999"/>
+              <w:right w:val="single" w:sz="1" w:space="0" w:color="999999"/>
+            </w:tcBorders>
+            <w:tcMar>
+              <w:top w:w="60" w:type="dxa"/>
+              <w:left w:w="100" w:type="dxa"/>
+              <w:bottom w:w="60" w:type="dxa"/>
+              <w:right w:w="100" w:type="dxa"/>
+            </w:tcMar>
+          </w:tcPr>
+          <w:p>
+            <w:pPr>
+              <w:pStyle w:val="Akapitzlist"/>
+              <w:spacing w:after="0" w:line="240" w:lineRule="auto"/>
+              <w:ind w:left="0"/>
+            </w:pPr>
+            <w:r>
+              <w:t>TEXT</w:t>
+            </w:r>
+          </w:p>
+        </w:tc>
+        <w:tc>
+          <w:tcPr>
+            <w:tcW w:w="4826" w:type="dxa"/>
+            <w:tcBorders>
+              <w:top w:val="single" w:sz="1" w:space="0" w:color="999999"/>
+              <w:left w:val="single" w:sz="1" w:space="0" w:color="999999"/>
+              <w:bottom w:val="single" w:sz="1" w:space="0" w:color="999999"/>
+              <w:right w:val="single" w:sz="1" w:space="0" w:color="999999"/>
+            </w:tcBorders>
+            <w:tcMar>
+              <w:top w:w="60" w:type="dxa"/>
+              <w:left w:w="100" w:type="dxa"/>
+              <w:bottom w:w="60" w:type="dxa"/>
+              <w:right w:w="100" w:type="dxa"/>
+            </w:tcMar>
+          </w:tcPr>
+          <w:p>
+            <w:pPr>
+              <w:pStyle w:val="Akapitzlist"/>
+              <w:spacing w:after="0" w:line="240" w:lineRule="auto"/>
+              <w:ind w:left="0"/>
+            </w:pPr>
+            <w:r>
+              <w:t>Szczegółowy opis zadania</w:t>
+            </w:r>
+          </w:p>
+        </w:tc>
+      </w:tr>
+      <w:tr>
+        <w:tblPrEx>
+          <w:tblCellMar>
+            <w:top w:w="0" w:type="dxa"/>
+            <w:bottom w:w="0" w:type="dxa"/>
+          </w:tblCellMar>
+        </w:tblPrEx>
+        <w:tc>
+          <w:tcPr>
+            <w:tcW w:w="2200" w:type="dxa"/>
+            <w:tcBorders>
+              <w:top w:val="single" w:sz="1" w:space="0" w:color="999999"/>
+              <w:left w:val="single" w:sz="1" w:space="0" w:color="999999"/>
+              <w:bottom w:val="single" w:sz="1" w:space="0" w:color="999999"/>
+              <w:right w:val="single" w:sz="1" w:space="0" w:color="999999"/>
+            </w:tcBorders>
+            <w:tcMar>
+              <w:top w:w="60" w:type="dxa"/>
+              <w:left w:w="100" w:type="dxa"/>
+              <w:bottom w:w="60" w:type="dxa"/>
+              <w:right w:w="100" w:type="dxa"/>
+            </w:tcMar>
+          </w:tcPr>
+          <w:p>
+            <w:pPr>
+              <w:pStyle w:val="Akapitzlist"/>
+              <w:spacing w:after="0" w:line="240" w:lineRule="auto"/>
+              <w:ind w:left="0"/>
+            </w:pPr>
+            <w:r>
+              <w:t>status</w:t>
+            </w:r>
+          </w:p>
+        </w:tc>
+        <w:tc>
+          <w:tcPr>
+            <w:tcW w:w="2000" w:type="dxa"/>
+            <w:tcBorders>
+              <w:top w:val="single" w:sz="1" w:space="0" w:color="999999"/>
+              <w:left w:val="single" w:sz="1" w:space="0" w:color="999999"/>
+              <w:bottom w:val="single" w:sz="1" w:space="0" w:color="999999"/>
+              <w:right w:val="single" w:sz="1" w:space="0" w:color="999999"/>
+            </w:tcBorders>
+            <w:tcMar>
+              <w:top w:w="60" w:type="dxa"/>
+              <w:left w:w="100" w:type="dxa"/>
+              <w:bottom w:w="60" w:type="dxa"/>
+              <w:right w:w="100" w:type="dxa"/>
+            </w:tcMar>
+          </w:tcPr>
+          <w:p>
+            <w:pPr>
+              <w:pStyle w:val="Akapitzlist"/>
+              <w:spacing w:after="0" w:line="240" w:lineRule="auto"/>
+              <w:ind w:left="0"/>
+            </w:pPr>
+            <w:proofErr w:type="gramStart"/>
+            <w:r>
+              <w:t>VARCHAR(</w:t>
+            </w:r>
+            <w:proofErr w:type="gramEnd"/>
+            <w:r>
+              <w:t>20)</w:t>
+            </w:r>
+          </w:p>
+        </w:tc>
+        <w:tc>
+          <w:tcPr>
+            <w:tcW w:w="4826" w:type="dxa"/>
+            <w:tcBorders>
+              <w:top w:val="single" w:sz="1" w:space="0" w:color="999999"/>
+              <w:left w:val="single" w:sz="1" w:space="0" w:color="999999"/>
+              <w:bottom w:val="single" w:sz="1" w:space="0" w:color="999999"/>
+              <w:right w:val="single" w:sz="1" w:space="0" w:color="999999"/>
+            </w:tcBorders>
+            <w:tcMar>
+              <w:top w:w="60" w:type="dxa"/>
+              <w:left w:w="100" w:type="dxa"/>
+              <w:bottom w:w="60" w:type="dxa"/>
+              <w:right w:w="100" w:type="dxa"/>
+            </w:tcMar>
+          </w:tcPr>
+          <w:p>
+            <w:pPr>
+              <w:pStyle w:val="Akapitzlist"/>
+              <w:spacing w:after="0" w:line="240" w:lineRule="auto"/>
+              <w:ind w:left="0"/>
+            </w:pPr>
+            <w:r>
+              <w:t>Status: TODO, IN_PROGRESS, DONE, CANCELLED</w:t>
+            </w:r>
+          </w:p>
+        </w:tc>
+      </w:tr>
+      <w:tr>
+        <w:tblPrEx>
+          <w:tblCellMar>
+            <w:top w:w="0" w:type="dxa"/>
+            <w:bottom w:w="0" w:type="dxa"/>
+          </w:tblCellMar>
+        </w:tblPrEx>
+        <w:tc>
+          <w:tcPr>
+            <w:tcW w:w="2200" w:type="dxa"/>
+            <w:tcBorders>
+              <w:top w:val="single" w:sz="1" w:space="0" w:color="999999"/>
+              <w:left w:val="single" w:sz="1" w:space="0" w:color="999999"/>
+              <w:bottom w:val="single" w:sz="1" w:space="0" w:color="999999"/>
+              <w:right w:val="single" w:sz="1" w:space="0" w:color="999999"/>
+            </w:tcBorders>
+            <w:tcMar>
+              <w:top w:w="60" w:type="dxa"/>
+              <w:left w:w="100" w:type="dxa"/>
+              <w:bottom w:w="60" w:type="dxa"/>
+              <w:right w:w="100" w:type="dxa"/>
+            </w:tcMar>
+          </w:tcPr>
+          <w:p>
+            <w:pPr>
+              <w:pStyle w:val="Akapitzlist"/>
+              <w:spacing w:after="0" w:line="240" w:lineRule="auto"/>
+              <w:ind w:left="0"/>
+            </w:pPr>
+            <w:proofErr w:type="spellStart"/>
+            <w:r>
+              <w:t>priority</w:t>
+            </w:r>
+            <w:proofErr w:type="spellEnd"/>
+          </w:p>
+        </w:tc>
+        <w:tc>
+          <w:tcPr>
+            <w:tcW w:w="2000" w:type="dxa"/>
+            <w:tcBorders>
+              <w:top w:val="single" w:sz="1" w:space="0" w:color="999999"/>
+              <w:left w:val="single" w:sz="1" w:space="0" w:color="999999"/>
+              <w:bottom w:val="single" w:sz="1" w:space="0" w:color="999999"/>
+              <w:right w:val="single" w:sz="1" w:space="0" w:color="999999"/>
+            </w:tcBorders>
+            <w:tcMar>
+              <w:top w:w="60" w:type="dxa"/>
+              <w:left w:w="100" w:type="dxa"/>
+              <w:bottom w:w="60" w:type="dxa"/>
+              <w:right w:w="100" w:type="dxa"/>
+            </w:tcMar>
+          </w:tcPr>
+          <w:p>
+            <w:pPr>
+              <w:pStyle w:val="Akapitzlist"/>
+              <w:spacing w:after="0" w:line="240" w:lineRule="auto"/>
+              <w:ind w:left="0"/>
+            </w:pPr>
+            <w:proofErr w:type="gramStart"/>
+            <w:r>
+              <w:t>VARCHAR(</w:t>
+            </w:r>
+            <w:proofErr w:type="gramEnd"/>
+            <w:r>
+              <w:t>10)</w:t>
+            </w:r>
+          </w:p>
+        </w:tc>
+        <w:tc>
+          <w:tcPr>
+            <w:tcW w:w="4826" w:type="dxa"/>
+            <w:tcBorders>
+              <w:top w:val="single" w:sz="1" w:space="0" w:color="999999"/>
+              <w:left w:val="single" w:sz="1" w:space="0" w:color="999999"/>
+              <w:bottom w:val="single" w:sz="1" w:space="0" w:color="999999"/>
+              <w:right w:val="single" w:sz="1" w:space="0" w:color="999999"/>
+            </w:tcBorders>
+            <w:tcMar>
+              <w:top w:w="60" w:type="dxa"/>
+              <w:left w:w="100" w:type="dxa"/>
+              <w:bottom w:w="60" w:type="dxa"/>
+              <w:right w:w="100" w:type="dxa"/>
+            </w:tcMar>
+          </w:tcPr>
+          <w:p>
+            <w:pPr>
+              <w:pStyle w:val="Akapitzlist"/>
+              <w:spacing w:after="0" w:line="240" w:lineRule="auto"/>
+              <w:ind w:left="0"/>
+            </w:pPr>
+            <w:r>
+              <w:t>Priorytet: LOW, MEDIUM, HIGH</w:t>
+            </w:r>
+          </w:p>
+        </w:tc>
+      </w:tr>
+      <w:tr>
+        <w:tblPrEx>
+          <w:tblCellMar>
+            <w:top w:w="0" w:type="dxa"/>
+            <w:bottom w:w="0" w:type="dxa"/>
+          </w:tblCellMar>
+        </w:tblPrEx>
+        <w:tc>
+          <w:tcPr>
+            <w:tcW w:w="2200" w:type="dxa"/>
+            <w:tcBorders>
+              <w:top w:val="single" w:sz="1" w:space="0" w:color="999999"/>
+              <w:left w:val="single" w:sz="1" w:space="0" w:color="999999"/>
+              <w:bottom w:val="single" w:sz="1" w:space="0" w:color="999999"/>
+              <w:right w:val="single" w:sz="1" w:space="0" w:color="999999"/>
+            </w:tcBorders>
+            <w:tcMar>
+              <w:top w:w="60" w:type="dxa"/>
+              <w:left w:w="100" w:type="dxa"/>
+              <w:bottom w:w="60" w:type="dxa"/>
+              <w:right w:w="100" w:type="dxa"/>
+            </w:tcMar>
+          </w:tcPr>
+          <w:p>
+            <w:pPr>
+              <w:pStyle w:val="Akapitzlist"/>
+              <w:spacing w:after="0" w:line="240" w:lineRule="auto"/>
+              <w:ind w:left="0"/>
+            </w:pPr>
+            <w:proofErr w:type="spellStart"/>
+            <w:r>
+              <w:t>due_date</w:t>
+            </w:r>
+            <w:proofErr w:type="spellEnd"/>
+          </w:p>
+        </w:tc>
+        <w:tc>
+          <w:tcPr>
+            <w:tcW w:w="2000" w:type="dxa"/>
+            <w:tcBorders>
+              <w:top w:val="single" w:sz="1" w:space="0" w:color="999999"/>
+              <w:left w:val="single" w:sz="1" w:space="0" w:color="999999"/>
+              <w:bottom w:val="single" w:sz="1" w:space="0" w:color="999999"/>
+              <w:right w:val="single" w:sz="1" w:space="0" w:color="999999"/>
+            </w:tcBorders>
+            <w:tcMar>
+              <w:top w:w="60" w:type="dxa"/>
+              <w:left w:w="100" w:type="dxa"/>
+              <w:bottom w:w="60" w:type="dxa"/>
+              <w:right w:w="100" w:type="dxa"/>
+            </w:tcMar>
+          </w:tcPr>
+          <w:p>
+            <w:pPr>
+              <w:pStyle w:val="Akapitzlist"/>
+              <w:spacing w:after="0" w:line="240" w:lineRule="auto"/>
+              <w:ind w:left="0"/>
+            </w:pPr>
+            <w:r>
+              <w:t>DATE</w:t>
+            </w:r>
+          </w:p>
+        </w:tc>
+        <w:tc>
+          <w:tcPr>
+            <w:tcW w:w="4826" w:type="dxa"/>
+            <w:tcBorders>
+              <w:top w:val="single" w:sz="1" w:space="0" w:color="999999"/>
+              <w:left w:val="single" w:sz="1" w:space="0" w:color="999999"/>
+              <w:bottom w:val="single" w:sz="1" w:space="0" w:color="999999"/>
+              <w:right w:val="single" w:sz="1" w:space="0" w:color="999999"/>
+            </w:tcBorders>
+            <w:tcMar>
+              <w:top w:w="60" w:type="dxa"/>
+              <w:left w:w="100" w:type="dxa"/>
+              <w:bottom w:w="60" w:type="dxa"/>
+              <w:right w:w="100" w:type="dxa"/>
+            </w:tcMar>
+          </w:tcPr>
+          <w:p>
+            <w:pPr>
+              <w:pStyle w:val="Akapitzlist"/>
+              <w:spacing w:after="0" w:line="240" w:lineRule="auto"/>
+              <w:ind w:left="0"/>
+            </w:pPr>
+            <w:r>
+              <w:t>Planowany termin realizacji</w:t>
+            </w:r>
+          </w:p>
+        </w:tc>
+      </w:tr>
+      <w:tr>
+        <w:tblPrEx>
+          <w:tblCellMar>
+            <w:top w:w="0" w:type="dxa"/>
+            <w:bottom w:w="0" w:type="dxa"/>
+          </w:tblCellMar>
+        </w:tblPrEx>
+        <w:tc>
+          <w:tcPr>
+            <w:tcW w:w="2200" w:type="dxa"/>
+            <w:tcBorders>
+              <w:top w:val="single" w:sz="1" w:space="0" w:color="999999"/>
+              <w:left w:val="single" w:sz="1" w:space="0" w:color="999999"/>
+              <w:bottom w:val="single" w:sz="1" w:space="0" w:color="999999"/>
+              <w:right w:val="single" w:sz="1" w:space="0" w:color="999999"/>
+            </w:tcBorders>
+            <w:tcMar>
+              <w:top w:w="60" w:type="dxa"/>
+              <w:left w:w="100" w:type="dxa"/>
+              <w:bottom w:w="60" w:type="dxa"/>
+              <w:right w:w="100" w:type="dxa"/>
+            </w:tcMar>
+          </w:tcPr>
+          <w:p>
+            <w:pPr>
+              <w:pStyle w:val="Akapitzlist"/>
+              <w:spacing w:after="0" w:line="240" w:lineRule="auto"/>
+              <w:ind w:left="0"/>
+            </w:pPr>
+            <w:proofErr w:type="spellStart"/>
+            <w:r>
+              <w:t>created_at</w:t>
+            </w:r>
+            <w:proofErr w:type="spellEnd"/>
+          </w:p>
+        </w:tc>
+        <w:tc>
+          <w:tcPr>
+            <w:tcW w:w="2000" w:type="dxa"/>
+            <w:tcBorders>
+              <w:top w:val="single" w:sz="1" w:space="0" w:color="999999"/>
+              <w:left w:val="single" w:sz="1" w:space="0" w:color="999999"/>
+              <w:bottom w:val="single" w:sz="1" w:space="0" w:color="999999"/>
+              <w:right w:val="single" w:sz="1" w:space="0" w:color="999999"/>
+            </w:tcBorders>
+            <w:tcMar>
+              <w:top w:w="60" w:type="dxa"/>
+              <w:left w:w="100" w:type="dxa"/>
+              <w:bottom w:w="60" w:type="dxa"/>
+              <w:right w:w="100" w:type="dxa"/>
+            </w:tcMar>
+          </w:tcPr>
+          <w:p>
+            <w:pPr>
+              <w:pStyle w:val="Akapitzlist"/>
+              <w:spacing w:after="0" w:line="240" w:lineRule="auto"/>
+              <w:ind w:left="0"/>
+            </w:pPr>
+            <w:r>
+              <w:t>TIMESTAMP</w:t>
+            </w:r>
+          </w:p>
+        </w:tc>
+        <w:tc>
+          <w:tcPr>
+            <w:tcW w:w="4826" w:type="dxa"/>
+            <w:tcBorders>
+              <w:top w:val="single" w:sz="1" w:space="0" w:color="999999"/>
+              <w:left w:val="single" w:sz="1" w:space="0" w:color="999999"/>
+              <w:bottom w:val="single" w:sz="1" w:space="0" w:color="999999"/>
+              <w:right w:val="single" w:sz="1" w:space="0" w:color="999999"/>
+            </w:tcBorders>
+            <w:tcMar>
+              <w:top w:w="60" w:type="dxa"/>
+              <w:left w:w="100" w:type="dxa"/>
+              <w:bottom w:w="60" w:type="dxa"/>
+              <w:right w:w="100" w:type="dxa"/>
+            </w:tcMar>
+          </w:tcPr>
+          <w:p>
+            <w:pPr>
+              <w:pStyle w:val="Akapitzlist"/>
+              <w:spacing w:after="0" w:line="240" w:lineRule="auto"/>
+              <w:ind w:left="0"/>
+            </w:pPr>
+            <w:r>
+              <w:t>Data i czas utworzenia</w:t>
+            </w:r>
+          </w:p>
+        </w:tc>
+      </w:tr>
+      <w:tr>
+        <w:tblPrEx>
+          <w:tblCellMar>
+            <w:top w:w="0" w:type="dxa"/>
+            <w:bottom w:w="0" w:type="dxa"/>
+          </w:tblCellMar>
+        </w:tblPrEx>
+        <w:tc>
+          <w:tcPr>
+            <w:tcW w:w="2200" w:type="dxa"/>
+            <w:tcBorders>
+              <w:top w:val="single" w:sz="1" w:space="0" w:color="999999"/>
+              <w:left w:val="single" w:sz="1" w:space="0" w:color="999999"/>
+              <w:bottom w:val="single" w:sz="1" w:space="0" w:color="999999"/>
+              <w:right w:val="single" w:sz="1" w:space="0" w:color="999999"/>
+            </w:tcBorders>
+            <w:tcMar>
+              <w:top w:w="60" w:type="dxa"/>
+              <w:left w:w="100" w:type="dxa"/>
+              <w:bottom w:w="60" w:type="dxa"/>
+              <w:right w:w="100" w:type="dxa"/>
+            </w:tcMar>
+          </w:tcPr>
+          <w:p>
+            <w:pPr>
+              <w:pStyle w:val="Akapitzlist"/>
+              <w:spacing w:after="0" w:line="240" w:lineRule="auto"/>
+              <w:ind w:left="0"/>
+            </w:pPr>
+            <w:proofErr w:type="spellStart"/>
+            <w:r>
+              <w:t>updated_at</w:t>
+            </w:r>
+            <w:proofErr w:type="spellEnd"/>
+          </w:p>
+        </w:tc>
+        <w:tc>
+          <w:tcPr>
+            <w:tcW w:w="2000" w:type="dxa"/>
+            <w:tcBorders>
+              <w:top w:val="single" w:sz="1" w:space="0" w:color="999999"/>
+              <w:left w:val="single" w:sz="1" w:space="0" w:color="999999"/>
+              <w:bottom w:val="single" w:sz="1" w:space="0" w:color="999999"/>
+              <w:right w:val="single" w:sz="1" w:space="0" w:color="999999"/>
+            </w:tcBorders>
+            <w:tcMar>
+              <w:top w:w="60" w:type="dxa"/>
+              <w:left w:w="100" w:type="dxa"/>
+              <w:bottom w:w="60" w:type="dxa"/>
+              <w:right w:w="100" w:type="dxa"/>
+            </w:tcMar>
+          </w:tcPr>
+          <w:p>
+            <w:pPr>
+              <w:pStyle w:val="Akapitzlist"/>
+              <w:spacing w:after="0" w:line="240" w:lineRule="auto"/>
+              <w:ind w:left="0"/>
+            </w:pPr>
+            <w:r>
+              <w:t>TIMESTAMP</w:t>
+            </w:r>
+          </w:p>
+        </w:tc>
+        <w:tc>
+          <w:tcPr>
+            <w:tcW w:w="4826" w:type="dxa"/>
+            <w:tcBorders>
+              <w:top w:val="single" w:sz="1" w:space="0" w:color="999999"/>
+              <w:left w:val="single" w:sz="1" w:space="0" w:color="999999"/>
+              <w:bottom w:val="single" w:sz="1" w:space="0" w:color="999999"/>
+              <w:right w:val="single" w:sz="1" w:space="0" w:color="999999"/>
+            </w:tcBorders>
+            <w:tcMar>
+              <w:top w:w="60" w:type="dxa"/>
+              <w:left w:w="100" w:type="dxa"/>
+              <w:bottom w:w="60" w:type="dxa"/>
+              <w:right w:w="100" w:type="dxa"/>
+            </w:tcMar>
+          </w:tcPr>
+          <w:p>
+            <w:pPr>
+              <w:pStyle w:val="Akapitzlist"/>
+              <w:spacing w:after="0" w:line="240" w:lineRule="auto"/>
+              <w:ind w:left="0"/>
+            </w:pPr>
+            <w:r>
+              <w:t>Data ostatniej modyfikacji</w:t>
+            </w:r>
+          </w:p>
+        </w:tc>
+      </w:tr>
+      <w:tr>
+        <w:tblPrEx>
+          <w:tblCellMar>
+            <w:top w:w="0" w:type="dxa"/>
+            <w:bottom w:w="0" w:type="dxa"/>
+          </w:tblCellMar>
+        </w:tblPrEx>
+        <w:tc>
+          <w:tcPr>
+            <w:tcW w:w="2200" w:type="dxa"/>
+            <w:tcBorders>
+              <w:top w:val="single" w:sz="1" w:space="0" w:color="999999"/>
+              <w:left w:val="single" w:sz="1" w:space="0" w:color="999999"/>
+              <w:bottom w:val="single" w:sz="1" w:space="0" w:color="999999"/>
+              <w:right w:val="single" w:sz="1" w:space="0" w:color="999999"/>
+            </w:tcBorders>
+            <w:tcMar>
+              <w:top w:w="60" w:type="dxa"/>
+              <w:left w:w="100" w:type="dxa"/>
+              <w:bottom w:w="60" w:type="dxa"/>
+              <w:right w:w="100" w:type="dxa"/>
+            </w:tcMar>
+          </w:tcPr>
+          <w:p>
+            <w:pPr>
+              <w:pStyle w:val="Akapitzlist"/>
+              <w:spacing w:after="0" w:line="240" w:lineRule="auto"/>
+              <w:ind w:left="0"/>
+            </w:pPr>
+            <w:proofErr w:type="spellStart"/>
+            <w:r>
+              <w:t>completed_at</w:t>
+            </w:r>
+            <w:proofErr w:type="spellEnd"/>
+          </w:p>
+        </w:tc>
+        <w:tc>
+          <w:tcPr>
+            <w:tcW w:w="2000" w:type="dxa"/>
+            <w:tcBorders>
+              <w:top w:val="single" w:sz="1" w:space="0" w:color="999999"/>
+              <w:left w:val="single" w:sz="1" w:space="0" w:color="999999"/>
+              <w:bottom w:val="single" w:sz="1" w:space="0" w:color="999999"/>
+              <w:right w:val="single" w:sz="1" w:space="0" w:color="999999"/>
+            </w:tcBorders>
+            <w:tcMar>
+              <w:top w:w="60" w:type="dxa"/>
+              <w:left w:w="100" w:type="dxa"/>
+              <w:bottom w:w="60" w:type="dxa"/>
+              <w:right w:w="100" w:type="dxa"/>
+            </w:tcMar>
+          </w:tcPr>
+          <w:p>
+            <w:pPr>
+              <w:pStyle w:val="Akapitzlist"/>
+              <w:spacing w:after="0" w:line="240" w:lineRule="auto"/>
+              <w:ind w:left="0"/>
+            </w:pPr>
+            <w:r>
+              <w:t>TIMESTAMP</w:t>
+            </w:r>
+          </w:p>
+        </w:tc>
+        <w:tc>
+          <w:tcPr>
+            <w:tcW w:w="4826" w:type="dxa"/>
+            <w:tcBorders>
+              <w:top w:val="single" w:sz="1" w:space="0" w:color="999999"/>
+              <w:left w:val="single" w:sz="1" w:space="0" w:color="999999"/>
+              <w:bottom w:val="single" w:sz="1" w:space="0" w:color="999999"/>
+              <w:right w:val="single" w:sz="1" w:space="0" w:color="999999"/>
+            </w:tcBorders>
+            <w:tcMar>
+              <w:top w:w="60" w:type="dxa"/>
+              <w:left w:w="100" w:type="dxa"/>
+              <w:bottom w:w="60" w:type="dxa"/>
+              <w:right w:w="100" w:type="dxa"/>
+            </w:tcMar>
+          </w:tcPr>
+          <w:p>
+            <w:pPr>
+              <w:pStyle w:val="Akapitzlist"/>
+              <w:spacing w:after="0" w:line="240" w:lineRule="auto"/>
+              <w:ind w:left="0"/>
+            </w:pPr>
+            <w:r>
+              <w:t>Data ukończenia (</w:t>
+            </w:r>
+            <w:proofErr w:type="spellStart"/>
+            <w:proofErr w:type="gramStart"/>
+            <w:r>
+              <w:t>null</w:t>
+            </w:r>
+            <w:proofErr w:type="spellEnd"/>
+            <w:proofErr w:type="gramEnd"/>
+            <w:r>
+              <w:t xml:space="preserve"> jeśli nieukończone)</w:t>
+            </w:r>
+          </w:p>
+        </w:tc>
+      </w:tr>
+    </w:tbl>
+    <w:p>
+      <w:pPr>
+        <w:ind w:left="347"/>
+        <w:jc w:val="both"/>
+        <w:rPr>
+          <w:color w:val="000000" w:themeColor="text1"/>
+        </w:rPr>
+      </w:pPr>
+    </w:p>
+    <w:p>
+      <w:pPr>
+        <w:ind w:left="347"/>
+        <w:jc w:val="both"/>
+        <w:rPr>
+          <w:color w:val="000000" w:themeColor="text1"/>
+        </w:rPr>
+      </w:pPr>
+      <w:r>
+        <w:rPr>
+          <w:color w:val="000000" w:themeColor="text1"/>
+        </w:rPr>
+        <w:t xml:space="preserve">Dodatkowo utworzono indeksy na kolumnach status oraz </w:t>
+      </w:r>
+      <w:proofErr w:type="spellStart"/>
+      <w:r>
+        <w:rPr>
+          <w:color w:val="000000" w:themeColor="text1"/>
+        </w:rPr>
+        <w:t>created_at</w:t>
+      </w:r>
+      <w:proofErr w:type="spellEnd"/>
+      <w:r>
+        <w:rPr>
+          <w:color w:val="000000" w:themeColor="text1"/>
+        </w:rPr>
+        <w:t xml:space="preserve"> w celu optymalizacji najczęściej wykonywanych zapytań (filtrowanie po statusie i sortowanie po dacie).</w:t>
+      </w:r>
+    </w:p>
+    <w:p>
+      <w:pPr>
+        <w:pStyle w:val="Akapitzlist"/>
+        <w:numPr>
+          <w:ilvl w:val="2"/>
+          <w:numId w:val="12"/>
+        </w:numPr>
+        <w:ind w:left="1276" w:hanging="929"/>
+        <w:rPr>
+          <w:rFonts w:asciiTheme="majorHAnsi" w:hAnsiTheme="majorHAnsi"/>
+          <w:sz w:val="30"/>
+          <w:szCs w:val="30"/>
+        </w:rPr>
+      </w:pPr>
+      <w:r>
+        <w:rPr>
+          <w:rFonts w:asciiTheme="majorHAnsi" w:hAnsiTheme="majorHAnsi"/>
+          <w:sz w:val="30"/>
+          <w:szCs w:val="30"/>
+        </w:rPr>
+        <w:t xml:space="preserve">Profile konfiguracyjne Spring </w:t>
+      </w:r>
+      <w:proofErr w:type="spellStart"/>
+      <w:r>
+        <w:rPr>
+          <w:rFonts w:asciiTheme="majorHAnsi" w:hAnsiTheme="majorHAnsi"/>
+          <w:sz w:val="30"/>
+          <w:szCs w:val="30"/>
+        </w:rPr>
+        <w:t>Boot</w:t>
+      </w:r>
+      <w:proofErr w:type="spellEnd"/>
+    </w:p>
+    <w:p>
+      <w:pPr>
+        <w:ind w:left="347"/>
+        <w:jc w:val="both"/>
+        <w:rPr>
+          <w:color w:val="000000" w:themeColor="text1"/>
+        </w:rPr>
+      </w:pPr>
+      <w:r>
+        <w:rPr>
+          <w:color w:val="000000" w:themeColor="text1"/>
+        </w:rPr>
+        <w:t xml:space="preserve">Zastosowano mechanizm profili Spring </w:t>
+      </w:r>
+      <w:proofErr w:type="spellStart"/>
+      <w:r>
+        <w:rPr>
+          <w:color w:val="000000" w:themeColor="text1"/>
+        </w:rPr>
+        <w:t>Boot</w:t>
+      </w:r>
+      <w:proofErr w:type="spellEnd"/>
+      <w:r>
+        <w:rPr>
+          <w:color w:val="000000" w:themeColor="text1"/>
+        </w:rPr>
+        <w:t xml:space="preserve"> w celu oddzielenia konfiguracji środowisk. Profil domyślny wykorzystuje bazę H2 do szybkiego prototypowania </w:t>
+      </w:r>
+      <w:r>
+        <w:rPr>
+          <w:color w:val="000000" w:themeColor="text1"/>
+        </w:rPr>
+        <w:br/>
+      </w:r>
+      <w:r>
+        <w:rPr>
+          <w:color w:val="000000" w:themeColor="text1"/>
+        </w:rPr>
+        <w:t xml:space="preserve">i testów, natomiast profil </w:t>
+      </w:r>
+      <w:proofErr w:type="spellStart"/>
+      <w:r>
+        <w:rPr>
+          <w:color w:val="000000" w:themeColor="text1"/>
+        </w:rPr>
+        <w:t>postgres</w:t>
+      </w:r>
+      <w:proofErr w:type="spellEnd"/>
+      <w:r>
+        <w:rPr>
+          <w:color w:val="000000" w:themeColor="text1"/>
+        </w:rPr>
+        <w:t xml:space="preserve"> łączy się z konteneryzowaną bazą </w:t>
+      </w:r>
+      <w:proofErr w:type="spellStart"/>
+      <w:r>
+        <w:rPr>
+          <w:color w:val="000000" w:themeColor="text1"/>
+        </w:rPr>
+        <w:t>PostgreSQL</w:t>
+      </w:r>
+      <w:proofErr w:type="spellEnd"/>
+      <w:r>
+        <w:rPr>
+          <w:color w:val="000000" w:themeColor="text1"/>
+        </w:rPr>
+        <w:t>. Przełączanie profilu odbywa się za pomocą parametru -</w:t>
+      </w:r>
+      <w:proofErr w:type="spellStart"/>
+      <w:r>
+        <w:rPr>
+          <w:color w:val="000000" w:themeColor="text1"/>
+        </w:rPr>
+        <w:t>Dspring-boot.run.profiles</w:t>
+      </w:r>
+      <w:proofErr w:type="spellEnd"/>
+      <w:r>
+        <w:rPr>
+          <w:color w:val="000000" w:themeColor="text1"/>
+        </w:rPr>
+        <w:t>=</w:t>
+      </w:r>
+      <w:proofErr w:type="spellStart"/>
+      <w:r>
+        <w:rPr>
+          <w:color w:val="000000" w:themeColor="text1"/>
+        </w:rPr>
+        <w:t>postgres</w:t>
+      </w:r>
+      <w:proofErr w:type="spellEnd"/>
+      <w:r>
+        <w:rPr>
+          <w:color w:val="000000" w:themeColor="text1"/>
+        </w:rPr>
+        <w:t xml:space="preserve"> lub zmiennej środowiskowej SPRING_PROFILES_ACTIVE.</w:t>
+      </w:r>
+    </w:p>
+    <w:p>
+      <w:pPr>
+        <w:pStyle w:val="Akapitzlist"/>
+        <w:numPr>
+          <w:ilvl w:val="2"/>
+          <w:numId w:val="12"/>
+        </w:numPr>
+        <w:ind w:left="1276" w:hanging="929"/>
+        <w:rPr>
+          <w:rFonts w:asciiTheme="majorHAnsi" w:hAnsiTheme="majorHAnsi"/>
+          <w:sz w:val="30"/>
+          <w:szCs w:val="30"/>
+        </w:rPr>
+      </w:pPr>
+      <w:r>
+        <w:rPr>
+          <w:rFonts w:asciiTheme="majorHAnsi" w:hAnsiTheme="majorHAnsi"/>
+          <w:sz w:val="30"/>
+          <w:szCs w:val="30"/>
+        </w:rPr>
+        <w:t>Weryfikacja trwałości danych</w:t>
+      </w:r>
+    </w:p>
+    <w:p>
+      <w:pPr>
+        <w:ind w:left="347"/>
+        <w:jc w:val="both"/>
+        <w:rPr>
+          <w:color w:val="000000" w:themeColor="text1"/>
+        </w:rPr>
+      </w:pPr>
+      <w:r>
+        <w:rPr>
+          <w:color w:val="000000" w:themeColor="text1"/>
+        </w:rPr>
+        <w:t>Poniżej przedstawiono weryfikację poprawności wdrożenia warstwy przechowywania danych.</w:t>
+      </w:r>
+    </w:p>
+    <w:p>
+      <w:pPr>
+        <w:pStyle w:val="Akapitzlist"/>
+        <w:numPr>
+          <w:ilvl w:val="0"/>
+          <w:numId w:val="19"/>
+        </w:numPr>
+        <w:spacing w:before="160" w:after="0" w:line="240" w:lineRule="auto"/>
+        <w:contextualSpacing w:val="0"/>
+      </w:pPr>
+      <w:r>
+        <w:rPr>
+          <w:b/>
+          <w:bCs/>
+        </w:rPr>
+        <w:t xml:space="preserve">Uruchomienie kontenera </w:t>
+      </w:r>
+      <w:proofErr w:type="spellStart"/>
+      <w:r>
+        <w:rPr>
+          <w:b/>
+          <w:bCs/>
+        </w:rPr>
+        <w:t>PostgreSQL</w:t>
+      </w:r>
+      <w:proofErr w:type="spellEnd"/>
+    </w:p>
+    <w:p>
+      <w:pPr>
+        <w:spacing w:after="80"/>
+        <w:ind w:left="708"/>
+      </w:pPr>
+      <w:r>
+        <w:t xml:space="preserve">Kontener z bazą </w:t>
+      </w:r>
+      <w:proofErr w:type="spellStart"/>
+      <w:r>
+        <w:t>PostgreSQL</w:t>
+      </w:r>
+      <w:proofErr w:type="spellEnd"/>
+      <w:r>
+        <w:t xml:space="preserve"> został uruchomiony i przeszedł pomyślnie </w:t>
+      </w:r>
+      <w:proofErr w:type="spellStart"/>
+      <w:r>
+        <w:t>health</w:t>
+      </w:r>
+      <w:proofErr w:type="spellEnd"/>
+      <w:r>
+        <w:t xml:space="preserve"> </w:t>
+      </w:r>
+      <w:proofErr w:type="spellStart"/>
+      <w:r>
+        <w:t>check</w:t>
+      </w:r>
+      <w:proofErr w:type="spellEnd"/>
+      <w:r>
+        <w:t>.</w:t>
+      </w:r>
+    </w:p>
+    <w:p>
+      <w:pPr>
+        <w:keepNext/>
+        <w:spacing w:after="80"/>
+        <w:ind w:left="708"/>
+      </w:pPr>
+      <w:r>
+        <w:rPr>
+          <w:noProof/>
+        </w:rPr>
+        <w:drawing>
+          <wp:inline distT="0" distB="0" distL="0" distR="0" wp14:anchorId="0B3453F3" wp14:editId="718555C2">
+            <wp:extent cx="5755640" cy="236855"/>
+            <wp:effectExtent l="0" t="0" r="0" b="0"/>
+            <wp:docPr id="600236680" name="Obraz 4"/>
+            <wp:cNvGraphicFramePr>
+              <a:graphicFrameLocks xmlns:a="http://schemas.openxmlformats.org/drawingml/2006/main" noChangeAspect="1"/>
+            </wp:cNvGraphicFramePr>
+            <a:graphic xmlns:a="http://schemas.openxmlformats.org/drawingml/2006/main">
+              <a:graphicData uri="http://schemas.openxmlformats.org/drawingml/2006/picture">
+                <pic:pic xmlns:pic="http://schemas.openxmlformats.org/drawingml/2006/picture">
+                  <pic:nvPicPr>
+                    <pic:cNvPr id="0" name="Picture 4"/>
+                    <pic:cNvPicPr>
+                      <a:picLocks noChangeAspect="1" noChangeArrowheads="1"/>
+                    </pic:cNvPicPr>
+                  </pic:nvPicPr>
+                  <pic:blipFill>
+                    <a:blip r:embed="rId17">
+                      <a:extLst>
+                        <a:ext uri="{28A0092B-C50C-407E-A947-70E740481C1C}">
+                          <a14:useLocalDpi xmlns:a14="http://schemas.microsoft.com/office/drawing/2010/main" val="0"/>
+                        </a:ext>
+                      </a:extLst>
+                    </a:blip>
+                    <a:srcRect/>
+                    <a:stretch>
+                      <a:fillRect/>
+                    </a:stretch>
+                  </pic:blipFill>
+                  <pic:spPr bwMode="auto">
+                    <a:xfrm>
+                      <a:off x="0" y="0"/>
+                      <a:ext cx="5755640" cy="236855"/>
+                    </a:xfrm>
+                    <a:prstGeom prst="rect">
+                      <a:avLst/>
+                    </a:prstGeom>
+                    <a:noFill/>
+                    <a:ln>
+                      <a:noFill/>
+                    </a:ln>
+                  </pic:spPr>
+                </pic:pic>
+              </a:graphicData>
+            </a:graphic>
+          </wp:inline>
+        </w:drawing>
+      </w:r>
+    </w:p>
+    <w:p>
+      <w:pPr>
+        <w:pStyle w:val="Legenda"/>
+        <w:ind w:firstLine="708"/>
+        <w:jc w:val="center"/>
+        <w:rPr>
+          <w:lang w:val="en-US"/>
+        </w:rPr>
+      </w:pPr>
+      <w:proofErr w:type="spellStart"/>
+      <w:r>
+        <w:rPr>
+          <w:lang w:val="en-US"/>
+        </w:rPr>
+        <w:t>Rysunek</w:t>
+      </w:r>
+      <w:proofErr w:type="spellEnd"/>
+      <w:r>
+        <w:rPr>
+          <w:lang w:val="en-US"/>
+        </w:rPr>
+        <w:t xml:space="preserve"> </w:t>
+      </w:r>
+      <w:r>
+        <w:fldChar w:fldCharType="begin"/>
+      </w:r>
+      <w:r>
+        <w:rPr>
+          <w:lang w:val="en-US"/>
+        </w:rPr>
+        <w:instrText xml:space="preserve"> SEQ Rysunek \* ARABIC </w:instrText>
+      </w:r>
+      <w:r>
+        <w:fldChar w:fldCharType="separate"/>
+      </w:r>
+      <w:r>
+        <w:rPr>
+          <w:noProof/>
+          <w:lang w:val="en-US"/>
+        </w:rPr>
+        <w:t>12</w:t>
+      </w:r>
+      <w:r>
+        <w:fldChar w:fldCharType="end"/>
+      </w:r>
+      <w:r>
+        <w:rPr>
+          <w:lang w:val="en-US"/>
+        </w:rPr>
+        <w:t xml:space="preserve">. </w:t>
+      </w:r>
+      <w:proofErr w:type="spellStart"/>
+      <w:r>
+        <w:rPr>
+          <w:lang w:val="en-US"/>
+        </w:rPr>
+        <w:t>Kontener</w:t>
+      </w:r>
+      <w:proofErr w:type="spellEnd"/>
+      <w:r>
+        <w:rPr>
+          <w:lang w:val="en-US"/>
+        </w:rPr>
+        <w:t xml:space="preserve"> PostgreSQL (docker-compose </w:t>
+      </w:r>
+      <w:proofErr w:type="spellStart"/>
+      <w:r>
+        <w:rPr>
+          <w:lang w:val="en-US"/>
+        </w:rPr>
+        <w:t>ps</w:t>
+      </w:r>
+      <w:proofErr w:type="spellEnd"/>
+      <w:r>
+        <w:rPr>
+          <w:lang w:val="en-US"/>
+        </w:rPr>
+        <w:t>)</w:t>
+      </w:r>
+    </w:p>
+    <w:p>
+      <w:pPr>
+        <w:pStyle w:val="Akapitzlist"/>
+        <w:numPr>
+          <w:ilvl w:val="0"/>
+          <w:numId w:val="19"/>
+        </w:numPr>
+        <w:spacing w:before="160" w:after="0" w:line="240" w:lineRule="auto"/>
+        <w:contextualSpacing w:val="0"/>
+      </w:pPr>
+      <w:r>
+        <w:rPr>
+          <w:b/>
+          <w:bCs/>
+        </w:rPr>
+        <w:t xml:space="preserve">Start aplikacji z profilem </w:t>
+      </w:r>
+      <w:proofErr w:type="spellStart"/>
+      <w:r>
+        <w:rPr>
+          <w:b/>
+          <w:bCs/>
+        </w:rPr>
+        <w:t>postgres</w:t>
+      </w:r>
+      <w:proofErr w:type="spellEnd"/>
+      <w:r>
+        <w:rPr>
+          <w:b/>
+          <w:bCs/>
+        </w:rPr>
+        <w:t xml:space="preserve"> i migracja </w:t>
+      </w:r>
+      <w:proofErr w:type="spellStart"/>
+      <w:r>
+        <w:rPr>
+          <w:b/>
+          <w:bCs/>
+        </w:rPr>
+        <w:t>Flyway</w:t>
+      </w:r>
+      <w:proofErr w:type="spellEnd"/>
+    </w:p>
+    <w:p>
+      <w:pPr>
+        <w:spacing w:after="80"/>
+        <w:ind w:left="708"/>
+      </w:pPr>
+      <w:r>
+        <w:t xml:space="preserve">Aplikacja wystartowała pomyślnie z profilem </w:t>
+      </w:r>
+      <w:proofErr w:type="spellStart"/>
+      <w:r>
+        <w:t>postgres</w:t>
+      </w:r>
+      <w:proofErr w:type="spellEnd"/>
+      <w:r>
+        <w:t>.</w:t>
+      </w:r>
+    </w:p>
+    <w:p>
+      <w:pPr>
+        <w:keepNext/>
+        <w:spacing w:after="80"/>
+        <w:ind w:left="708"/>
+      </w:pPr>
+      <w:r>
+        <w:rPr>
+          <w:noProof/>
+        </w:rPr>
+        <w:drawing>
+          <wp:inline distT="0" distB="0" distL="0" distR="0" wp14:anchorId="3FF4005C" wp14:editId="79142260">
+            <wp:extent cx="5755640" cy="2635885"/>
+            <wp:effectExtent l="0" t="0" r="0" b="0"/>
+            <wp:docPr id="668072292" name="Obraz 6"/>
+            <wp:cNvGraphicFramePr>
+              <a:graphicFrameLocks xmlns:a="http://schemas.openxmlformats.org/drawingml/2006/main" noChangeAspect="1"/>
+            </wp:cNvGraphicFramePr>
+            <a:graphic xmlns:a="http://schemas.openxmlformats.org/drawingml/2006/main">
+              <a:graphicData uri="http://schemas.openxmlformats.org/drawingml/2006/picture">
+                <pic:pic xmlns:pic="http://schemas.openxmlformats.org/drawingml/2006/picture">
+                  <pic:nvPicPr>
+                    <pic:cNvPr id="0" name="Picture 6"/>
+                    <pic:cNvPicPr>
+                      <a:picLocks noChangeAspect="1" noChangeArrowheads="1"/>
+                    </pic:cNvPicPr>
+                  </pic:nvPicPr>
+                  <pic:blipFill>
+                    <a:blip r:embed="rId18">
+                      <a:extLst>
+                        <a:ext uri="{28A0092B-C50C-407E-A947-70E740481C1C}">
+                          <a14:useLocalDpi xmlns:a14="http://schemas.microsoft.com/office/drawing/2010/main" val="0"/>
+                        </a:ext>
+                      </a:extLst>
+                    </a:blip>
+                    <a:srcRect/>
+                    <a:stretch>
+                      <a:fillRect/>
+                    </a:stretch>
+                  </pic:blipFill>
+                  <pic:spPr bwMode="auto">
+                    <a:xfrm>
+                      <a:off x="0" y="0"/>
+                      <a:ext cx="5755640" cy="2635885"/>
+                    </a:xfrm>
+                    <a:prstGeom prst="rect">
+                      <a:avLst/>
+                    </a:prstGeom>
+                    <a:noFill/>
+                    <a:ln>
+                      <a:noFill/>
+                    </a:ln>
+                  </pic:spPr>
+                </pic:pic>
+              </a:graphicData>
+            </a:graphic>
+          </wp:inline>
+        </w:drawing>
+      </w:r>
+    </w:p>
+    <w:p>
+      <w:pPr>
+        <w:pStyle w:val="Legenda"/>
+        <w:jc w:val="center"/>
+      </w:pPr>
+      <w:r>
+        <w:t xml:space="preserve">Rysunek </w:t>
+      </w:r>
+      <w:r>
+        <w:fldChar w:fldCharType="begin"/>
+      </w:r>
+      <w:r>
+        <w:instrText xml:space="preserve"> SEQ Rysunek \* ARABIC </w:instrText>
+      </w:r>
+      <w:r>
+        <w:fldChar w:fldCharType="separate"/>
+      </w:r>
+      <w:r>
+        <w:rPr>
+          <w:noProof/>
+        </w:rPr>
+        <w:t>13</w:t>
+      </w:r>
+      <w:r>
+        <w:fldChar w:fldCharType="end"/>
+      </w:r>
+      <w:r>
+        <w:t xml:space="preserve">. </w:t>
+      </w:r>
+      <w:r>
+        <w:t xml:space="preserve">Logi startu aplikacji z migracją </w:t>
+      </w:r>
+      <w:proofErr w:type="spellStart"/>
+      <w:r>
+        <w:t>Flyway</w:t>
+      </w:r>
+      <w:proofErr w:type="spellEnd"/>
+    </w:p>
+    <w:p>
+      <w:pPr>
+        <w:pStyle w:val="Akapitzlist"/>
+        <w:spacing w:after="200"/>
+      </w:pPr>
+    </w:p>
+    <w:p>
+      <w:pPr>
+        <w:pStyle w:val="Akapitzlist"/>
+        <w:spacing w:before="160" w:after="0" w:line="240" w:lineRule="auto"/>
+        <w:contextualSpacing w:val="0"/>
+      </w:pPr>
+    </w:p>
+    <w:p>
+      <w:pPr>
+        <w:pStyle w:val="Akapitzlist"/>
+        <w:spacing w:before="160" w:after="0" w:line="240" w:lineRule="auto"/>
+        <w:contextualSpacing w:val="0"/>
+      </w:pPr>
+    </w:p>
+    <w:p>
+      <w:pPr>
+        <w:pStyle w:val="Akapitzlist"/>
+        <w:spacing w:before="160" w:after="0" w:line="240" w:lineRule="auto"/>
+        <w:contextualSpacing w:val="0"/>
+      </w:pPr>
+    </w:p>
+    <w:p>
+      <w:pPr>
+        <w:pStyle w:val="Akapitzlist"/>
+        <w:numPr>
+          <w:ilvl w:val="0"/>
+          <w:numId w:val="19"/>
+        </w:numPr>
+        <w:spacing w:before="160" w:after="0" w:line="240" w:lineRule="auto"/>
+        <w:contextualSpacing w:val="0"/>
+      </w:pPr>
+      <w:r>
+        <w:rPr>
+          <w:b/>
+          <w:bCs/>
+        </w:rPr>
+        <w:t>Trwałość danych po restarcie aplikacji</w:t>
+      </w:r>
+    </w:p>
+    <w:p>
+      <w:pPr>
+        <w:spacing w:after="80"/>
+        <w:ind w:left="708"/>
+      </w:pPr>
+      <w:r>
+        <w:t xml:space="preserve">Utworzono zadanie, zrestartowano aplikację, a następnie pobrano listę zadań. Dane przetrwały restart, co potwierdza poprawność trwałego przechowywania danych w </w:t>
+      </w:r>
+      <w:proofErr w:type="spellStart"/>
+      <w:r>
+        <w:t>PostgreSQL</w:t>
+      </w:r>
+      <w:proofErr w:type="spellEnd"/>
+      <w:r>
+        <w:t>.</w:t>
+      </w:r>
+    </w:p>
+    <w:p>
+      <w:pPr>
+        <w:keepNext/>
+        <w:spacing w:after="80"/>
+        <w:ind w:left="708"/>
+      </w:pPr>
+      <w:r>
+        <w:rPr>
+          <w:noProof/>
+        </w:rPr>
+        <w:drawing>
+          <wp:inline distT="0" distB="0" distL="0" distR="0" wp14:anchorId="5CA76D21" wp14:editId="6DA5AB6C">
+            <wp:extent cx="5755640" cy="2764790"/>
+            <wp:effectExtent l="0" t="0" r="0" b="0"/>
+            <wp:docPr id="324347602" name="Obraz 7"/>
+            <wp:cNvGraphicFramePr>
+              <a:graphicFrameLocks xmlns:a="http://schemas.openxmlformats.org/drawingml/2006/main" noChangeAspect="1"/>
+            </wp:cNvGraphicFramePr>
+            <a:graphic xmlns:a="http://schemas.openxmlformats.org/drawingml/2006/main">
+              <a:graphicData uri="http://schemas.openxmlformats.org/drawingml/2006/picture">
+                <pic:pic xmlns:pic="http://schemas.openxmlformats.org/drawingml/2006/picture">
+                  <pic:nvPicPr>
+                    <pic:cNvPr id="0" name="Picture 7"/>
+                    <pic:cNvPicPr>
+                      <a:picLocks noChangeAspect="1" noChangeArrowheads="1"/>
+                    </pic:cNvPicPr>
+                  </pic:nvPicPr>
+                  <pic:blipFill>
+                    <a:blip r:embed="rId19">
+                      <a:extLst>
+                        <a:ext uri="{28A0092B-C50C-407E-A947-70E740481C1C}">
+                          <a14:useLocalDpi xmlns:a14="http://schemas.microsoft.com/office/drawing/2010/main" val="0"/>
+                        </a:ext>
+                      </a:extLst>
+                    </a:blip>
+                    <a:srcRect/>
+                    <a:stretch>
+                      <a:fillRect/>
+                    </a:stretch>
+                  </pic:blipFill>
+                  <pic:spPr bwMode="auto">
+                    <a:xfrm>
+                      <a:off x="0" y="0"/>
+                      <a:ext cx="5755640" cy="2764790"/>
+                    </a:xfrm>
+                    <a:prstGeom prst="rect">
+                      <a:avLst/>
+                    </a:prstGeom>
+                    <a:noFill/>
+                    <a:ln>
+                      <a:noFill/>
+                    </a:ln>
+                  </pic:spPr>
+                </pic:pic>
+              </a:graphicData>
+            </a:graphic>
+          </wp:inline>
+        </w:drawing>
+      </w:r>
+    </w:p>
+    <w:p>
+      <w:pPr>
+        <w:pStyle w:val="Legenda"/>
+        <w:jc w:val="center"/>
+      </w:pPr>
+      <w:r>
+        <w:t xml:space="preserve">Rysunek </w:t>
+      </w:r>
+      <w:r>
+        <w:fldChar w:fldCharType="begin"/>
+      </w:r>
+      <w:r>
+        <w:instrText xml:space="preserve"> SEQ Rysunek \* ARABIC </w:instrText>
+      </w:r>
+      <w:r>
+        <w:fldChar w:fldCharType="separate"/>
+      </w:r>
+      <w:r>
+        <w:rPr>
+          <w:noProof/>
+        </w:rPr>
+        <w:t>14</w:t>
+      </w:r>
+      <w:r>
+        <w:fldChar w:fldCharType="end"/>
+      </w:r>
+      <w:r>
+        <w:t xml:space="preserve">. </w:t>
+      </w:r>
+      <w:r>
+        <w:t>Dane po restarcie aplikacji (GET /</w:t>
+      </w:r>
+      <w:proofErr w:type="spellStart"/>
+      <w:r>
+        <w:t>api</w:t>
+      </w:r>
+      <w:proofErr w:type="spellEnd"/>
+      <w:r>
+        <w:t>/</w:t>
+      </w:r>
+      <w:proofErr w:type="spellStart"/>
+      <w:r>
+        <w:t>tasks</w:t>
+      </w:r>
+      <w:proofErr w:type="spellEnd"/>
+      <w:r>
+        <w:t>)</w:t>
+      </w:r>
+    </w:p>
+    <w:p>
+      <w:pPr>
+        <w:pStyle w:val="Akapitzlist"/>
+        <w:numPr>
+          <w:ilvl w:val="0"/>
+          <w:numId w:val="19"/>
+        </w:numPr>
+        <w:spacing w:before="160" w:after="0" w:line="240" w:lineRule="auto"/>
+        <w:contextualSpacing w:val="0"/>
+      </w:pPr>
+      <w:r>
+        <w:rPr>
+          <w:b/>
+          <w:bCs/>
+        </w:rPr>
+        <w:t xml:space="preserve">Podgląd danych w konsoli </w:t>
+      </w:r>
+      <w:proofErr w:type="spellStart"/>
+      <w:r>
+        <w:rPr>
+          <w:b/>
+          <w:bCs/>
+        </w:rPr>
+        <w:t>PostgreSQL</w:t>
+      </w:r>
+      <w:proofErr w:type="spellEnd"/>
+    </w:p>
+    <w:p>
+      <w:pPr>
+        <w:spacing w:after="80"/>
+        <w:ind w:left="708"/>
+      </w:pPr>
+      <w:r>
+        <w:t xml:space="preserve">Połączono się z bazą danych za pomocą klienta </w:t>
+      </w:r>
+      <w:proofErr w:type="spellStart"/>
+      <w:r>
+        <w:t>psql</w:t>
+      </w:r>
+      <w:proofErr w:type="spellEnd"/>
+      <w:r>
+        <w:t xml:space="preserve"> wewnątrz kontenera Docker. Zapytanie SELECT * FROM </w:t>
+      </w:r>
+      <w:proofErr w:type="spellStart"/>
+      <w:r>
+        <w:t>tasks</w:t>
+      </w:r>
+      <w:proofErr w:type="spellEnd"/>
+      <w:r>
+        <w:t xml:space="preserve"> potwierdza obecność danych w tabeli.</w:t>
+      </w:r>
+    </w:p>
+    <w:p>
+      <w:pPr>
+        <w:keepNext/>
+        <w:spacing w:after="80"/>
+        <w:ind w:left="708"/>
+      </w:pPr>
+      <w:r>
+        <w:rPr>
+          <w:noProof/>
+        </w:rPr>
+        <w:drawing>
+          <wp:inline distT="0" distB="0" distL="0" distR="0" wp14:anchorId="7F5E9364" wp14:editId="63D9FFC8">
+            <wp:extent cx="5755640" cy="1129665"/>
+            <wp:effectExtent l="0" t="0" r="0" b="0"/>
+            <wp:docPr id="1998032513" name="Obraz 8"/>
+            <wp:cNvGraphicFramePr>
+              <a:graphicFrameLocks xmlns:a="http://schemas.openxmlformats.org/drawingml/2006/main" noChangeAspect="1"/>
+            </wp:cNvGraphicFramePr>
+            <a:graphic xmlns:a="http://schemas.openxmlformats.org/drawingml/2006/main">
+              <a:graphicData uri="http://schemas.openxmlformats.org/drawingml/2006/picture">
+                <pic:pic xmlns:pic="http://schemas.openxmlformats.org/drawingml/2006/picture">
+                  <pic:nvPicPr>
+                    <pic:cNvPr id="0" name="Picture 8"/>
+                    <pic:cNvPicPr>
+                      <a:picLocks noChangeAspect="1" noChangeArrowheads="1"/>
+                    </pic:cNvPicPr>
+                  </pic:nvPicPr>
+                  <pic:blipFill>
+                    <a:blip r:embed="rId20">
+                      <a:extLst>
+                        <a:ext uri="{28A0092B-C50C-407E-A947-70E740481C1C}">
+                          <a14:useLocalDpi xmlns:a14="http://schemas.microsoft.com/office/drawing/2010/main" val="0"/>
+                        </a:ext>
+                      </a:extLst>
+                    </a:blip>
+                    <a:srcRect/>
+                    <a:stretch>
+                      <a:fillRect/>
+                    </a:stretch>
+                  </pic:blipFill>
+                  <pic:spPr bwMode="auto">
+                    <a:xfrm>
+                      <a:off x="0" y="0"/>
+                      <a:ext cx="5755640" cy="1129665"/>
+                    </a:xfrm>
+                    <a:prstGeom prst="rect">
+                      <a:avLst/>
+                    </a:prstGeom>
+                    <a:noFill/>
+                    <a:ln>
+                      <a:noFill/>
+                    </a:ln>
+                  </pic:spPr>
+                </pic:pic>
+              </a:graphicData>
+            </a:graphic>
+          </wp:inline>
+        </w:drawing>
+      </w:r>
+    </w:p>
+    <w:p>
+      <w:pPr>
+        <w:pStyle w:val="Legenda"/>
+        <w:jc w:val="center"/>
+      </w:pPr>
+      <w:r>
+        <w:t xml:space="preserve">Rysunek </w:t>
+      </w:r>
+      <w:r>
+        <w:fldChar w:fldCharType="begin"/>
+      </w:r>
+      <w:r>
+        <w:instrText xml:space="preserve"> SEQ Rysunek \* ARABIC </w:instrText>
+      </w:r>
+      <w:r>
+        <w:fldChar w:fldCharType="separate"/>
+      </w:r>
+      <w:r>
+        <w:rPr>
+          <w:noProof/>
+        </w:rPr>
+        <w:t>15</w:t>
+      </w:r>
+      <w:r>
+        <w:fldChar w:fldCharType="end"/>
+      </w:r>
+      <w:r>
+        <w:t xml:space="preserve">. </w:t>
+      </w:r>
+      <w:r>
+        <w:t xml:space="preserve">Konsola </w:t>
+      </w:r>
+      <w:proofErr w:type="spellStart"/>
+      <w:r>
+        <w:t>psql</w:t>
+      </w:r>
+      <w:proofErr w:type="spellEnd"/>
+      <w:r>
+        <w:t xml:space="preserve"> z zawartością tabeli </w:t>
+      </w:r>
+      <w:proofErr w:type="spellStart"/>
+      <w:r>
+        <w:t>tasks</w:t>
+      </w:r>
+      <w:proofErr w:type="spellEnd"/>
+    </w:p>
+    <w:p>
+      <w:pPr>
+        <w:spacing w:after="200"/>
+      </w:pPr>
+    </w:p>
+    <w:p>
+      <w:pPr>
+        <w:pStyle w:val="Akapitzlist"/>
+        <w:numPr>
+          <w:ilvl w:val="0"/>
+          <w:numId w:val="12"/>
+        </w:numPr>
+        <w:rPr>
+          <w:rFonts w:asciiTheme="majorHAnsi" w:hAnsiTheme="majorHAnsi"/>
+          <w:sz w:val="36"/>
+          <w:szCs w:val="36"/>
+        </w:rPr>
+      </w:pPr>
+      <w:r>
+        <w:rPr>
+          <w:color w:val="000000" w:themeColor="text1"/>
+        </w:rPr>
+        <w:br w:type="column"/>
+      </w:r>
+      <w:r>
+        <w:rPr>
+          <w:rFonts w:asciiTheme="majorHAnsi" w:hAnsiTheme="majorHAnsi"/>
+          <w:sz w:val="36"/>
+          <w:szCs w:val="36"/>
+        </w:rPr>
+        <w:t xml:space="preserve">Finalizacja autonomicznych </w:t>
+      </w:r>
+      <w:proofErr w:type="spellStart"/>
+      <w:r>
+        <w:rPr>
+          <w:rFonts w:asciiTheme="majorHAnsi" w:hAnsiTheme="majorHAnsi"/>
+          <w:sz w:val="36"/>
+          <w:szCs w:val="36"/>
+        </w:rPr>
+        <w:t>mikrousług</w:t>
+      </w:r>
+      <w:proofErr w:type="spellEnd"/>
+    </w:p>
+    <w:p>
+      <w:pPr>
+        <w:jc w:val="both"/>
+        <w:rPr>
+          <w:color w:val="000000" w:themeColor="text1"/>
+        </w:rPr>
+      </w:pPr>
+      <w:r>
+        <w:rPr>
+          <w:color w:val="000000" w:themeColor="text1"/>
+        </w:rPr>
+        <w:t xml:space="preserve">Piąty etap projektu obejmuje dopracowanie i stabilizację usług w wariancie działającym niezależnie. Przeprowadzono konteneryzację aplikacji Spring </w:t>
+      </w:r>
+      <w:proofErr w:type="spellStart"/>
+      <w:r>
+        <w:rPr>
+          <w:color w:val="000000" w:themeColor="text1"/>
+        </w:rPr>
+        <w:t>Boot</w:t>
+      </w:r>
+      <w:proofErr w:type="spellEnd"/>
+      <w:r>
+        <w:rPr>
+          <w:color w:val="000000" w:themeColor="text1"/>
+        </w:rPr>
+        <w:t>, dodano mechanizm monitoringu, rozszerzono API o paginację wyników oraz zweryfikowano kompletność funkcjonalną usługi w pełni skonteneryzowanym środowisku.</w:t>
+      </w:r>
+    </w:p>
+    <w:p>
+      <w:pPr>
+        <w:pStyle w:val="Akapitzlist"/>
+        <w:numPr>
+          <w:ilvl w:val="1"/>
+          <w:numId w:val="12"/>
+        </w:numPr>
+        <w:ind w:left="426"/>
+        <w:rPr>
+          <w:rFonts w:asciiTheme="majorHAnsi" w:hAnsiTheme="majorHAnsi"/>
+          <w:sz w:val="32"/>
+          <w:szCs w:val="32"/>
+        </w:rPr>
+      </w:pPr>
+      <w:r>
+        <w:rPr>
+          <w:rFonts w:asciiTheme="majorHAnsi" w:hAnsiTheme="majorHAnsi"/>
+          <w:sz w:val="32"/>
+          <w:szCs w:val="32"/>
+        </w:rPr>
+        <w:t xml:space="preserve">Usługa operacyjna – </w:t>
+      </w:r>
+      <w:r>
+        <w:rPr>
+          <w:rFonts w:asciiTheme="majorHAnsi" w:hAnsiTheme="majorHAnsi"/>
+          <w:sz w:val="32"/>
+          <w:szCs w:val="32"/>
+        </w:rPr>
+        <w:t>finalizacja</w:t>
+      </w:r>
+    </w:p>
+    <w:p>
+      <w:pPr>
+        <w:pStyle w:val="Akapitzlist"/>
+        <w:numPr>
+          <w:ilvl w:val="2"/>
+          <w:numId w:val="12"/>
+        </w:numPr>
+        <w:ind w:left="1276" w:hanging="929"/>
+        <w:rPr>
+          <w:rFonts w:asciiTheme="majorHAnsi" w:hAnsiTheme="majorHAnsi"/>
+          <w:sz w:val="30"/>
+          <w:szCs w:val="30"/>
+        </w:rPr>
+      </w:pPr>
+      <w:r>
+        <w:rPr>
+          <w:rFonts w:asciiTheme="majorHAnsi" w:hAnsiTheme="majorHAnsi"/>
+          <w:sz w:val="30"/>
+          <w:szCs w:val="30"/>
+        </w:rPr>
+        <w:t>Konteneryzacja aplikacji (</w:t>
+      </w:r>
+      <w:proofErr w:type="spellStart"/>
+      <w:r>
+        <w:rPr>
+          <w:rFonts w:asciiTheme="majorHAnsi" w:hAnsiTheme="majorHAnsi"/>
+          <w:sz w:val="30"/>
+          <w:szCs w:val="30"/>
+        </w:rPr>
+        <w:t>Dockerfile</w:t>
+      </w:r>
+      <w:proofErr w:type="spellEnd"/>
+      <w:r>
+        <w:rPr>
+          <w:rFonts w:asciiTheme="majorHAnsi" w:hAnsiTheme="majorHAnsi"/>
+          <w:sz w:val="30"/>
+          <w:szCs w:val="30"/>
+        </w:rPr>
+        <w:t>)</w:t>
+      </w:r>
+    </w:p>
+    <w:p>
+      <w:pPr>
+        <w:ind w:left="347"/>
+        <w:jc w:val="both"/>
+        <w:rPr>
+          <w:color w:val="000000" w:themeColor="text1"/>
+        </w:rPr>
+      </w:pPr>
+      <w:r>
+        <w:rPr>
+          <w:color w:val="000000" w:themeColor="text1"/>
+        </w:rPr>
+        <w:t xml:space="preserve">Aplikację Spring </w:t>
+      </w:r>
+      <w:proofErr w:type="spellStart"/>
+      <w:r>
+        <w:rPr>
+          <w:color w:val="000000" w:themeColor="text1"/>
+        </w:rPr>
+        <w:t>Boot</w:t>
+      </w:r>
+      <w:proofErr w:type="spellEnd"/>
+      <w:r>
+        <w:rPr>
+          <w:color w:val="000000" w:themeColor="text1"/>
+        </w:rPr>
+        <w:t xml:space="preserve"> opakowano w kontener Docker z wykorzystaniem wieloetapowego budowania. Pierwszy etap kompiluje kod źródłowy przy użyciu </w:t>
+      </w:r>
+      <w:proofErr w:type="spellStart"/>
+      <w:r>
+        <w:rPr>
+          <w:color w:val="000000" w:themeColor="text1"/>
+        </w:rPr>
+        <w:t>Maven</w:t>
+      </w:r>
+      <w:proofErr w:type="spellEnd"/>
+      <w:r>
+        <w:rPr>
+          <w:color w:val="000000" w:themeColor="text1"/>
+        </w:rPr>
+        <w:t xml:space="preserve">, a drugi tworzy lekki obraz uruchomieniowy oparty na eclipse-temurin:17-jre-alpine. Takie podejście minimalizuje rozmiar </w:t>
+      </w:r>
+      <w:r>
+        <w:rPr>
+          <w:color w:val="000000" w:themeColor="text1"/>
+        </w:rPr>
+        <w:t>końcowego</w:t>
+      </w:r>
+      <w:r>
+        <w:rPr>
+          <w:color w:val="000000" w:themeColor="text1"/>
+        </w:rPr>
+        <w:t xml:space="preserve"> obrazu i zwiększa bezpieczeństwo, ponieważ obraz uruchomieniowy nie zawiera narzędzi deweloperskich.</w:t>
+      </w:r>
+    </w:p>
+    <w:p>
+      <w:pPr>
+        <w:pStyle w:val="Akapitzlist"/>
+        <w:numPr>
+          <w:ilvl w:val="2"/>
+          <w:numId w:val="12"/>
+        </w:numPr>
+        <w:ind w:left="1276" w:hanging="929"/>
+        <w:rPr>
+          <w:rFonts w:asciiTheme="majorHAnsi" w:hAnsiTheme="majorHAnsi"/>
+          <w:sz w:val="30"/>
+          <w:szCs w:val="30"/>
+        </w:rPr>
+      </w:pPr>
+      <w:r>
+        <w:rPr>
+          <w:rFonts w:asciiTheme="majorHAnsi" w:hAnsiTheme="majorHAnsi"/>
+          <w:sz w:val="30"/>
+          <w:szCs w:val="30"/>
+        </w:rPr>
+        <w:t>Rozszerzenie API o paginację</w:t>
+      </w:r>
+    </w:p>
+    <w:p>
+      <w:pPr>
+        <w:ind w:left="347"/>
+        <w:jc w:val="both"/>
+        <w:rPr>
+          <w:color w:val="000000" w:themeColor="text1"/>
+        </w:rPr>
+      </w:pPr>
+      <w:r>
+        <w:rPr>
+          <w:color w:val="000000" w:themeColor="text1"/>
+        </w:rPr>
+        <w:t xml:space="preserve">Dodano nowy </w:t>
+      </w:r>
+      <w:proofErr w:type="spellStart"/>
+      <w:r>
+        <w:rPr>
+          <w:color w:val="000000" w:themeColor="text1"/>
+        </w:rPr>
+        <w:t>endpoint</w:t>
+      </w:r>
+      <w:proofErr w:type="spellEnd"/>
+      <w:r>
+        <w:rPr>
+          <w:color w:val="000000" w:themeColor="text1"/>
+        </w:rPr>
+        <w:t xml:space="preserve"> GET /</w:t>
+      </w:r>
+      <w:proofErr w:type="spellStart"/>
+      <w:r>
+        <w:rPr>
+          <w:color w:val="000000" w:themeColor="text1"/>
+        </w:rPr>
+        <w:t>api</w:t>
+      </w:r>
+      <w:proofErr w:type="spellEnd"/>
+      <w:r>
+        <w:rPr>
+          <w:color w:val="000000" w:themeColor="text1"/>
+        </w:rPr>
+        <w:t>/</w:t>
+      </w:r>
+      <w:proofErr w:type="spellStart"/>
+      <w:r>
+        <w:rPr>
+          <w:color w:val="000000" w:themeColor="text1"/>
+        </w:rPr>
+        <w:t>tasks</w:t>
+      </w:r>
+      <w:proofErr w:type="spellEnd"/>
+      <w:r>
+        <w:rPr>
+          <w:color w:val="000000" w:themeColor="text1"/>
+        </w:rPr>
+        <w:t>/</w:t>
+      </w:r>
+      <w:proofErr w:type="spellStart"/>
+      <w:r>
+        <w:rPr>
+          <w:color w:val="000000" w:themeColor="text1"/>
+        </w:rPr>
+        <w:t>paged</w:t>
+      </w:r>
+      <w:proofErr w:type="spellEnd"/>
+      <w:r>
+        <w:rPr>
+          <w:color w:val="000000" w:themeColor="text1"/>
+        </w:rPr>
+        <w:t xml:space="preserve"> obsługujący paginację wyników. </w:t>
+      </w:r>
+      <w:proofErr w:type="spellStart"/>
+      <w:r>
+        <w:rPr>
+          <w:color w:val="000000" w:themeColor="text1"/>
+        </w:rPr>
+        <w:t>Endpoint</w:t>
+      </w:r>
+      <w:proofErr w:type="spellEnd"/>
+      <w:r>
+        <w:rPr>
+          <w:color w:val="000000" w:themeColor="text1"/>
+        </w:rPr>
+        <w:t xml:space="preserve"> przyjmuje parametry </w:t>
+      </w:r>
+      <w:proofErr w:type="spellStart"/>
+      <w:r>
+        <w:rPr>
+          <w:color w:val="000000" w:themeColor="text1"/>
+        </w:rPr>
+        <w:t>page</w:t>
+      </w:r>
+      <w:proofErr w:type="spellEnd"/>
+      <w:r>
+        <w:rPr>
+          <w:color w:val="000000" w:themeColor="text1"/>
+        </w:rPr>
+        <w:t xml:space="preserve"> (numer strony, domyślnie 0) oraz </w:t>
+      </w:r>
+      <w:proofErr w:type="spellStart"/>
+      <w:r>
+        <w:rPr>
+          <w:color w:val="000000" w:themeColor="text1"/>
+        </w:rPr>
+        <w:t>size</w:t>
+      </w:r>
+      <w:proofErr w:type="spellEnd"/>
+      <w:r>
+        <w:rPr>
+          <w:color w:val="000000" w:themeColor="text1"/>
+        </w:rPr>
+        <w:t xml:space="preserve"> (liczba elementów na stronie, domyślnie 10). Wyniki są sortowane malejąco po dacie utworzenia. Paginacja jest istotna z perspektywy wydajności, szczególnie przy dużej liczbie zadań w systemie.</w:t>
+      </w:r>
+    </w:p>
+    <w:p>
+      <w:pPr>
+        <w:pStyle w:val="Akapitzlist"/>
+        <w:numPr>
+          <w:ilvl w:val="2"/>
+          <w:numId w:val="12"/>
+        </w:numPr>
+        <w:ind w:left="1276" w:hanging="929"/>
+        <w:rPr>
+          <w:rFonts w:asciiTheme="majorHAnsi" w:hAnsiTheme="majorHAnsi"/>
+          <w:sz w:val="30"/>
+          <w:szCs w:val="30"/>
+        </w:rPr>
+      </w:pPr>
+      <w:r>
+        <w:rPr>
+          <w:rFonts w:asciiTheme="majorHAnsi" w:hAnsiTheme="majorHAnsi"/>
+          <w:sz w:val="30"/>
+          <w:szCs w:val="30"/>
+        </w:rPr>
+        <w:t xml:space="preserve">Monitoring (Spring </w:t>
+      </w:r>
+      <w:proofErr w:type="spellStart"/>
+      <w:r>
+        <w:rPr>
+          <w:rFonts w:asciiTheme="majorHAnsi" w:hAnsiTheme="majorHAnsi"/>
+          <w:sz w:val="30"/>
+          <w:szCs w:val="30"/>
+        </w:rPr>
+        <w:t>Actuator</w:t>
+      </w:r>
+      <w:proofErr w:type="spellEnd"/>
+      <w:r>
+        <w:rPr>
+          <w:rFonts w:asciiTheme="majorHAnsi" w:hAnsiTheme="majorHAnsi"/>
+          <w:sz w:val="30"/>
+          <w:szCs w:val="30"/>
+        </w:rPr>
+        <w:t>)</w:t>
+      </w:r>
+    </w:p>
+    <w:p>
+      <w:pPr>
+        <w:ind w:left="347"/>
+        <w:jc w:val="both"/>
+        <w:rPr>
+          <w:color w:val="000000" w:themeColor="text1"/>
+        </w:rPr>
+      </w:pPr>
+      <w:r>
+        <w:rPr>
+          <w:color w:val="000000" w:themeColor="text1"/>
+        </w:rPr>
+        <w:t xml:space="preserve">Dodano moduł Spring </w:t>
+      </w:r>
+      <w:proofErr w:type="spellStart"/>
+      <w:r>
+        <w:rPr>
+          <w:color w:val="000000" w:themeColor="text1"/>
+        </w:rPr>
+        <w:t>Boot</w:t>
+      </w:r>
+      <w:proofErr w:type="spellEnd"/>
+      <w:r>
+        <w:rPr>
+          <w:color w:val="000000" w:themeColor="text1"/>
+        </w:rPr>
+        <w:t xml:space="preserve"> </w:t>
+      </w:r>
+      <w:proofErr w:type="spellStart"/>
+      <w:r>
+        <w:rPr>
+          <w:color w:val="000000" w:themeColor="text1"/>
+        </w:rPr>
+        <w:t>Actuator</w:t>
+      </w:r>
+      <w:proofErr w:type="spellEnd"/>
+      <w:r>
+        <w:rPr>
+          <w:color w:val="000000" w:themeColor="text1"/>
+        </w:rPr>
+        <w:t xml:space="preserve"> udostępniający </w:t>
+      </w:r>
+      <w:proofErr w:type="spellStart"/>
+      <w:r>
+        <w:rPr>
+          <w:color w:val="000000" w:themeColor="text1"/>
+        </w:rPr>
+        <w:t>endpoint</w:t>
+      </w:r>
+      <w:proofErr w:type="spellEnd"/>
+      <w:r>
+        <w:rPr>
+          <w:color w:val="000000" w:themeColor="text1"/>
+        </w:rPr>
+        <w:t xml:space="preserve"> GET /</w:t>
+      </w:r>
+      <w:proofErr w:type="spellStart"/>
+      <w:r>
+        <w:rPr>
+          <w:color w:val="000000" w:themeColor="text1"/>
+        </w:rPr>
+        <w:t>actuator</w:t>
+      </w:r>
+      <w:proofErr w:type="spellEnd"/>
+      <w:r>
+        <w:rPr>
+          <w:color w:val="000000" w:themeColor="text1"/>
+        </w:rPr>
+        <w:t>/</w:t>
+      </w:r>
+      <w:proofErr w:type="spellStart"/>
+      <w:r>
+        <w:rPr>
+          <w:color w:val="000000" w:themeColor="text1"/>
+        </w:rPr>
+        <w:t>health</w:t>
+      </w:r>
+      <w:proofErr w:type="spellEnd"/>
+      <w:r>
+        <w:rPr>
+          <w:color w:val="000000" w:themeColor="text1"/>
+        </w:rPr>
+        <w:t>, który zwraca informację o stanie aplikacji oraz połączenia z bazą danych. Mechanizm ten umożliwia automatyczne monitorowanie dostępności usługi i jest wykorzystywany przez Docker do weryfikacji gotowości kontenera.</w:t>
+      </w:r>
+    </w:p>
+    <w:p>
+      <w:pPr>
+        <w:pStyle w:val="Akapitzlist"/>
+        <w:numPr>
+          <w:ilvl w:val="2"/>
+          <w:numId w:val="12"/>
+        </w:numPr>
+        <w:ind w:left="1276" w:hanging="929"/>
+        <w:rPr>
+          <w:rFonts w:asciiTheme="majorHAnsi" w:hAnsiTheme="majorHAnsi"/>
+          <w:sz w:val="30"/>
+          <w:szCs w:val="30"/>
+        </w:rPr>
+      </w:pPr>
+      <w:r>
+        <w:rPr>
+          <w:rFonts w:asciiTheme="majorHAnsi" w:hAnsiTheme="majorHAnsi"/>
+          <w:sz w:val="30"/>
+          <w:szCs w:val="30"/>
+        </w:rPr>
+        <w:t xml:space="preserve">Kompletne środowisko Docker </w:t>
+      </w:r>
+      <w:proofErr w:type="spellStart"/>
+      <w:r>
+        <w:rPr>
+          <w:rFonts w:asciiTheme="majorHAnsi" w:hAnsiTheme="majorHAnsi"/>
+          <w:sz w:val="30"/>
+          <w:szCs w:val="30"/>
+        </w:rPr>
+        <w:t>Compose</w:t>
+      </w:r>
+      <w:proofErr w:type="spellEnd"/>
+    </w:p>
+    <w:p>
+      <w:pPr>
+        <w:ind w:left="347"/>
+        <w:jc w:val="both"/>
+        <w:rPr>
+          <w:color w:val="000000" w:themeColor="text1"/>
+        </w:rPr>
+      </w:pPr>
+      <w:r>
+        <w:rPr>
+          <w:color w:val="000000" w:themeColor="text1"/>
+        </w:rPr>
+        <w:t xml:space="preserve">Plik </w:t>
+      </w:r>
+      <w:proofErr w:type="spellStart"/>
+      <w:r>
+        <w:rPr>
+          <w:color w:val="000000" w:themeColor="text1"/>
+        </w:rPr>
+        <w:t>docker-compose.yml</w:t>
+      </w:r>
+      <w:proofErr w:type="spellEnd"/>
+      <w:r>
+        <w:rPr>
+          <w:color w:val="000000" w:themeColor="text1"/>
+        </w:rPr>
+        <w:t xml:space="preserve"> został rozszerzony o kontener aplikacji. System składa się z dwóch kontenerów:</w:t>
+      </w:r>
+    </w:p>
+    <w:tbl>
+      <w:tblPr>
+        <w:tblW w:w="9026" w:type="dxa"/>
+        <w:tblInd w:w="467" w:type="dxa"/>
+        <w:tblBorders>
+          <w:top w:val="single" w:sz="4" w:space="0" w:color="auto"/>
+          <w:left w:val="single" w:sz="4" w:space="0" w:color="auto"/>
+          <w:bottom w:val="single" w:sz="4" w:space="0" w:color="auto"/>
+          <w:right w:val="single" w:sz="4" w:space="0" w:color="auto"/>
+          <w:insideH w:val="single" w:sz="4" w:space="0" w:color="auto"/>
+          <w:insideV w:val="single" w:sz="4" w:space="0" w:color="auto"/>
+        </w:tblBorders>
+        <w:tblCellMar>
+          <w:left w:w="10" w:type="dxa"/>
+          <w:right w:w="10" w:type="dxa"/>
+        </w:tblCellMar>
+        <w:tblLook w:val="0000" w:firstRow="0" w:lastRow="0" w:firstColumn="0" w:lastColumn="0" w:noHBand="0" w:noVBand="0"/>
+      </w:tblPr>
+      <w:tblGrid>
+        <w:gridCol w:w="2200"/>
+        <w:gridCol w:w="2200"/>
+        <w:gridCol w:w="4626"/>
+      </w:tblGrid>
+      <w:tr>
+        <w:tblPrEx>
+          <w:tblCellMar>
+            <w:top w:w="0" w:type="dxa"/>
+            <w:bottom w:w="0" w:type="dxa"/>
+          </w:tblCellMar>
+        </w:tblPrEx>
+        <w:tc>
+          <w:tcPr>
+            <w:tcW w:w="0" w:type="auto"/>
+            <w:tcBorders>
+              <w:top w:val="single" w:sz="1" w:space="0" w:color="999999"/>
+              <w:left w:val="single" w:sz="1" w:space="0" w:color="999999"/>
+              <w:bottom w:val="single" w:sz="1" w:space="0" w:color="999999"/>
+              <w:right w:val="single" w:sz="1" w:space="0" w:color="999999"/>
+            </w:tcBorders>
+            <w:shd w:val="clear" w:color="auto" w:fill="D9E2F3"/>
+            <w:tcMar>
+              <w:top w:w="60" w:type="dxa"/>
+              <w:left w:w="100" w:type="dxa"/>
+              <w:bottom w:w="60" w:type="dxa"/>
+              <w:right w:w="100" w:type="dxa"/>
+            </w:tcMar>
+          </w:tcPr>
+          <w:p>
+            <w:pPr>
+              <w:pStyle w:val="Akapitzlist"/>
+              <w:spacing w:after="0" w:line="240" w:lineRule="auto"/>
+              <w:ind w:left="0"/>
+              <w:rPr>
+                <w:b/>
+                <w:bCs/>
+              </w:rPr>
+            </w:pPr>
+            <w:r>
+              <w:rPr>
+                <w:b/>
+                <w:bCs/>
+              </w:rPr>
+              <w:t>Kontener</w:t>
+            </w:r>
+          </w:p>
+        </w:tc>
+        <w:tc>
+          <w:tcPr>
+            <w:tcW w:w="0" w:type="auto"/>
+            <w:tcBorders>
+              <w:top w:val="single" w:sz="1" w:space="0" w:color="999999"/>
+              <w:left w:val="single" w:sz="1" w:space="0" w:color="999999"/>
+              <w:bottom w:val="single" w:sz="1" w:space="0" w:color="999999"/>
+              <w:right w:val="single" w:sz="1" w:space="0" w:color="999999"/>
+            </w:tcBorders>
+            <w:shd w:val="clear" w:color="auto" w:fill="D9E2F3"/>
+            <w:tcMar>
+              <w:top w:w="60" w:type="dxa"/>
+              <w:left w:w="100" w:type="dxa"/>
+              <w:bottom w:w="60" w:type="dxa"/>
+              <w:right w:w="100" w:type="dxa"/>
+            </w:tcMar>
+          </w:tcPr>
+          <w:p>
+            <w:pPr>
+              <w:pStyle w:val="Akapitzlist"/>
+              <w:spacing w:after="0" w:line="240" w:lineRule="auto"/>
+              <w:ind w:left="0"/>
+              <w:rPr>
+                <w:b/>
+                <w:bCs/>
+              </w:rPr>
+            </w:pPr>
+            <w:r>
+              <w:rPr>
+                <w:b/>
+                <w:bCs/>
+              </w:rPr>
+              <w:t>Obraz</w:t>
+            </w:r>
+          </w:p>
+        </w:tc>
+        <w:tc>
+          <w:tcPr>
+            <w:tcW w:w="0" w:type="auto"/>
+            <w:tcBorders>
+              <w:top w:val="single" w:sz="1" w:space="0" w:color="999999"/>
+              <w:left w:val="single" w:sz="1" w:space="0" w:color="999999"/>
+              <w:bottom w:val="single" w:sz="1" w:space="0" w:color="999999"/>
+              <w:right w:val="single" w:sz="1" w:space="0" w:color="999999"/>
+            </w:tcBorders>
+            <w:shd w:val="clear" w:color="auto" w:fill="D9E2F3"/>
+            <w:tcMar>
+              <w:top w:w="60" w:type="dxa"/>
+              <w:left w:w="100" w:type="dxa"/>
+              <w:bottom w:w="60" w:type="dxa"/>
+              <w:right w:w="100" w:type="dxa"/>
+            </w:tcMar>
+          </w:tcPr>
+          <w:p>
+            <w:pPr>
+              <w:pStyle w:val="Akapitzlist"/>
+              <w:spacing w:after="0" w:line="240" w:lineRule="auto"/>
+              <w:ind w:left="0"/>
+              <w:rPr>
+                <w:b/>
+                <w:bCs/>
+              </w:rPr>
+            </w:pPr>
+            <w:r>
+              <w:rPr>
+                <w:b/>
+                <w:bCs/>
+              </w:rPr>
+              <w:t>Rola</w:t>
+            </w:r>
+          </w:p>
+        </w:tc>
+      </w:tr>
+      <w:tr>
+        <w:tblPrEx>
+          <w:tblCellMar>
+            <w:top w:w="0" w:type="dxa"/>
+            <w:bottom w:w="0" w:type="dxa"/>
+          </w:tblCellMar>
+        </w:tblPrEx>
+        <w:tc>
+          <w:tcPr>
+            <w:tcW w:w="2200" w:type="dxa"/>
+            <w:tcBorders>
+              <w:top w:val="single" w:sz="1" w:space="0" w:color="999999"/>
+              <w:left w:val="single" w:sz="1" w:space="0" w:color="999999"/>
+              <w:bottom w:val="single" w:sz="1" w:space="0" w:color="999999"/>
+              <w:right w:val="single" w:sz="1" w:space="0" w:color="999999"/>
+            </w:tcBorders>
+            <w:tcMar>
+              <w:top w:w="60" w:type="dxa"/>
+              <w:left w:w="100" w:type="dxa"/>
+              <w:bottom w:w="60" w:type="dxa"/>
+              <w:right w:w="100" w:type="dxa"/>
+            </w:tcMar>
+          </w:tcPr>
+          <w:p>
+            <w:pPr>
+              <w:pStyle w:val="Akapitzlist"/>
+              <w:spacing w:after="0" w:line="240" w:lineRule="auto"/>
+              <w:ind w:left="0"/>
+            </w:pPr>
+            <w:proofErr w:type="spellStart"/>
+            <w:r>
+              <w:t>task-db</w:t>
+            </w:r>
+            <w:proofErr w:type="spellEnd"/>
+          </w:p>
+        </w:tc>
+        <w:tc>
+          <w:tcPr>
+            <w:tcW w:w="2200" w:type="dxa"/>
+            <w:tcBorders>
+              <w:top w:val="single" w:sz="1" w:space="0" w:color="999999"/>
+              <w:left w:val="single" w:sz="1" w:space="0" w:color="999999"/>
+              <w:bottom w:val="single" w:sz="1" w:space="0" w:color="999999"/>
+              <w:right w:val="single" w:sz="1" w:space="0" w:color="999999"/>
+            </w:tcBorders>
+            <w:tcMar>
+              <w:top w:w="60" w:type="dxa"/>
+              <w:left w:w="100" w:type="dxa"/>
+              <w:bottom w:w="60" w:type="dxa"/>
+              <w:right w:w="100" w:type="dxa"/>
+            </w:tcMar>
+          </w:tcPr>
+          <w:p>
+            <w:pPr>
+              <w:pStyle w:val="Akapitzlist"/>
+              <w:spacing w:after="0" w:line="240" w:lineRule="auto"/>
+              <w:ind w:left="0"/>
+            </w:pPr>
+            <w:r>
+              <w:t>postgres:16-alpine</w:t>
+            </w:r>
+          </w:p>
+        </w:tc>
+        <w:tc>
+          <w:tcPr>
+            <w:tcW w:w="4626" w:type="dxa"/>
+            <w:tcBorders>
+              <w:top w:val="single" w:sz="1" w:space="0" w:color="999999"/>
+              <w:left w:val="single" w:sz="1" w:space="0" w:color="999999"/>
+              <w:bottom w:val="single" w:sz="1" w:space="0" w:color="999999"/>
+              <w:right w:val="single" w:sz="1" w:space="0" w:color="999999"/>
+            </w:tcBorders>
+            <w:tcMar>
+              <w:top w:w="60" w:type="dxa"/>
+              <w:left w:w="100" w:type="dxa"/>
+              <w:bottom w:w="60" w:type="dxa"/>
+              <w:right w:w="100" w:type="dxa"/>
+            </w:tcMar>
+          </w:tcPr>
+          <w:p>
+            <w:pPr>
+              <w:pStyle w:val="Akapitzlist"/>
+              <w:spacing w:after="0" w:line="240" w:lineRule="auto"/>
+              <w:ind w:left="0"/>
+            </w:pPr>
+            <w:r>
+              <w:t xml:space="preserve">Baza danych </w:t>
+            </w:r>
+            <w:proofErr w:type="spellStart"/>
+            <w:r>
+              <w:t>PostgreSQL</w:t>
+            </w:r>
+            <w:proofErr w:type="spellEnd"/>
+            <w:r>
+              <w:t xml:space="preserve"> z wolumenem trwałych danych</w:t>
+            </w:r>
+          </w:p>
+        </w:tc>
+      </w:tr>
+      <w:tr>
+        <w:tblPrEx>
+          <w:tblCellMar>
+            <w:top w:w="0" w:type="dxa"/>
+            <w:bottom w:w="0" w:type="dxa"/>
+          </w:tblCellMar>
+        </w:tblPrEx>
+        <w:tc>
+          <w:tcPr>
+            <w:tcW w:w="2200" w:type="dxa"/>
+            <w:tcBorders>
+              <w:top w:val="single" w:sz="1" w:space="0" w:color="999999"/>
+              <w:left w:val="single" w:sz="1" w:space="0" w:color="999999"/>
+              <w:bottom w:val="single" w:sz="1" w:space="0" w:color="999999"/>
+              <w:right w:val="single" w:sz="1" w:space="0" w:color="999999"/>
+            </w:tcBorders>
+            <w:tcMar>
+              <w:top w:w="60" w:type="dxa"/>
+              <w:left w:w="100" w:type="dxa"/>
+              <w:bottom w:w="60" w:type="dxa"/>
+              <w:right w:w="100" w:type="dxa"/>
+            </w:tcMar>
+          </w:tcPr>
+          <w:p>
+            <w:pPr>
+              <w:pStyle w:val="Akapitzlist"/>
+              <w:spacing w:after="0" w:line="240" w:lineRule="auto"/>
+              <w:ind w:left="0"/>
+            </w:pPr>
+            <w:proofErr w:type="spellStart"/>
+            <w:r>
+              <w:t>task</w:t>
+            </w:r>
+            <w:proofErr w:type="spellEnd"/>
+            <w:r>
+              <w:t>-service</w:t>
+            </w:r>
+          </w:p>
+        </w:tc>
+        <w:tc>
+          <w:tcPr>
+            <w:tcW w:w="2200" w:type="dxa"/>
+            <w:tcBorders>
+              <w:top w:val="single" w:sz="1" w:space="0" w:color="999999"/>
+              <w:left w:val="single" w:sz="1" w:space="0" w:color="999999"/>
+              <w:bottom w:val="single" w:sz="1" w:space="0" w:color="999999"/>
+              <w:right w:val="single" w:sz="1" w:space="0" w:color="999999"/>
+            </w:tcBorders>
+            <w:tcMar>
+              <w:top w:w="60" w:type="dxa"/>
+              <w:left w:w="100" w:type="dxa"/>
+              <w:bottom w:w="60" w:type="dxa"/>
+              <w:right w:w="100" w:type="dxa"/>
+            </w:tcMar>
+          </w:tcPr>
+          <w:p>
+            <w:pPr>
+              <w:pStyle w:val="Akapitzlist"/>
+              <w:spacing w:after="0" w:line="240" w:lineRule="auto"/>
+              <w:ind w:left="0"/>
+            </w:pPr>
+            <w:proofErr w:type="spellStart"/>
+            <w:r>
+              <w:t>build</w:t>
+            </w:r>
+            <w:proofErr w:type="spellEnd"/>
+            <w:proofErr w:type="gramStart"/>
+            <w:r>
+              <w:t>: .</w:t>
+            </w:r>
+            <w:proofErr w:type="gramEnd"/>
+          </w:p>
+        </w:tc>
+        <w:tc>
+          <w:tcPr>
+            <w:tcW w:w="4626" w:type="dxa"/>
+            <w:tcBorders>
+              <w:top w:val="single" w:sz="1" w:space="0" w:color="999999"/>
+              <w:left w:val="single" w:sz="1" w:space="0" w:color="999999"/>
+              <w:bottom w:val="single" w:sz="1" w:space="0" w:color="999999"/>
+              <w:right w:val="single" w:sz="1" w:space="0" w:color="999999"/>
+            </w:tcBorders>
+            <w:tcMar>
+              <w:top w:w="60" w:type="dxa"/>
+              <w:left w:w="100" w:type="dxa"/>
+              <w:bottom w:w="60" w:type="dxa"/>
+              <w:right w:w="100" w:type="dxa"/>
+            </w:tcMar>
+          </w:tcPr>
+          <w:p>
+            <w:pPr>
+              <w:pStyle w:val="Akapitzlist"/>
+              <w:spacing w:after="0" w:line="240" w:lineRule="auto"/>
+              <w:ind w:left="0"/>
+            </w:pPr>
+            <w:r>
+              <w:t xml:space="preserve">Aplikacja Spring </w:t>
+            </w:r>
+            <w:proofErr w:type="spellStart"/>
+            <w:r>
+              <w:t>Boot</w:t>
+            </w:r>
+            <w:proofErr w:type="spellEnd"/>
+            <w:r>
+              <w:t xml:space="preserve"> z profilem </w:t>
+            </w:r>
+            <w:proofErr w:type="spellStart"/>
+            <w:r>
+              <w:t>postgres</w:t>
+            </w:r>
+            <w:proofErr w:type="spellEnd"/>
+          </w:p>
+        </w:tc>
+      </w:tr>
+    </w:tbl>
+    <w:p>
+      <w:pPr>
+        <w:ind w:left="347"/>
+        <w:jc w:val="both"/>
+        <w:rPr>
+          <w:color w:val="000000" w:themeColor="text1"/>
+        </w:rPr>
+      </w:pPr>
+    </w:p>
+    <w:p>
+      <w:pPr>
+        <w:ind w:left="347"/>
+        <w:jc w:val="both"/>
+        <w:rPr>
+          <w:color w:val="000000" w:themeColor="text1"/>
+        </w:rPr>
+      </w:pPr>
+      <w:r>
+        <w:rPr>
+          <w:color w:val="000000" w:themeColor="text1"/>
+        </w:rPr>
+        <w:t xml:space="preserve">Kontener aplikacji uruchamia się dopiero po pomyślnym </w:t>
+      </w:r>
+      <w:proofErr w:type="spellStart"/>
+      <w:r>
+        <w:rPr>
+          <w:color w:val="000000" w:themeColor="text1"/>
+        </w:rPr>
+        <w:t>health</w:t>
+      </w:r>
+      <w:proofErr w:type="spellEnd"/>
+      <w:r>
+        <w:rPr>
+          <w:color w:val="000000" w:themeColor="text1"/>
+        </w:rPr>
+        <w:t xml:space="preserve"> </w:t>
+      </w:r>
+      <w:proofErr w:type="spellStart"/>
+      <w:r>
+        <w:rPr>
+          <w:color w:val="000000" w:themeColor="text1"/>
+        </w:rPr>
+        <w:t>checku</w:t>
+      </w:r>
+      <w:proofErr w:type="spellEnd"/>
+      <w:r>
+        <w:rPr>
+          <w:color w:val="000000" w:themeColor="text1"/>
+        </w:rPr>
+        <w:t xml:space="preserve"> bazy danych, co zapobiega błędom połączenia przy starcie.</w:t>
+      </w:r>
+    </w:p>
+    <w:p>
+      <w:pPr>
+        <w:pStyle w:val="Akapitzlist"/>
+        <w:numPr>
+          <w:ilvl w:val="2"/>
+          <w:numId w:val="12"/>
+        </w:numPr>
+        <w:ind w:left="1276" w:hanging="929"/>
+        <w:rPr>
+          <w:rFonts w:asciiTheme="majorHAnsi" w:hAnsiTheme="majorHAnsi"/>
+          <w:sz w:val="30"/>
+          <w:szCs w:val="30"/>
+        </w:rPr>
+      </w:pPr>
+      <w:r>
+        <w:rPr>
+          <w:rFonts w:asciiTheme="majorHAnsi" w:hAnsiTheme="majorHAnsi"/>
+          <w:sz w:val="30"/>
+          <w:szCs w:val="30"/>
+        </w:rPr>
+        <w:t>Weryfikacja kompletności funkcjonalnej</w:t>
+      </w:r>
+    </w:p>
+    <w:p>
+      <w:pPr>
+        <w:ind w:left="347"/>
+        <w:jc w:val="both"/>
+        <w:rPr>
+          <w:color w:val="000000" w:themeColor="text1"/>
+        </w:rPr>
+      </w:pPr>
+      <w:r>
+        <w:rPr>
+          <w:color w:val="000000" w:themeColor="text1"/>
+        </w:rPr>
+        <w:t>Przeprowadzono weryfikację działania usługi w pełni skonteneryzowanym środowisku Docker.</w:t>
+      </w:r>
+    </w:p>
+    <w:p>
+      <w:pPr>
+        <w:pStyle w:val="Akapitzlist"/>
+        <w:numPr>
+          <w:ilvl w:val="0"/>
+          <w:numId w:val="21"/>
+        </w:numPr>
+        <w:spacing w:before="160" w:after="0" w:line="240" w:lineRule="auto"/>
+        <w:contextualSpacing w:val="0"/>
+        <w:rPr>
+          <w:b/>
+          <w:bCs/>
+          <w:lang w:val="en-US"/>
+        </w:rPr>
+      </w:pPr>
+      <w:proofErr w:type="spellStart"/>
+      <w:r>
+        <w:rPr>
+          <w:b/>
+          <w:bCs/>
+          <w:lang w:val="en-US"/>
+        </w:rPr>
+        <w:t>Kontenery</w:t>
+      </w:r>
+      <w:proofErr w:type="spellEnd"/>
+      <w:r>
+        <w:rPr>
+          <w:b/>
+          <w:bCs/>
+          <w:lang w:val="en-US"/>
+        </w:rPr>
+        <w:t xml:space="preserve"> </w:t>
+      </w:r>
+      <w:proofErr w:type="spellStart"/>
+      <w:r>
+        <w:rPr>
+          <w:b/>
+          <w:bCs/>
+          <w:lang w:val="en-US"/>
+        </w:rPr>
+        <w:t>uruchomione</w:t>
+      </w:r>
+      <w:proofErr w:type="spellEnd"/>
+    </w:p>
+    <w:p>
+      <w:pPr>
+        <w:spacing w:before="160" w:after="0" w:line="240" w:lineRule="auto"/>
+        <w:ind w:firstLine="708"/>
+      </w:pPr>
+      <w:r>
+        <w:t>Oba kontenery (</w:t>
+      </w:r>
+      <w:proofErr w:type="spellStart"/>
+      <w:r>
+        <w:t>task-db</w:t>
+      </w:r>
+      <w:proofErr w:type="spellEnd"/>
+      <w:r>
+        <w:t xml:space="preserve"> i </w:t>
+      </w:r>
+      <w:proofErr w:type="spellStart"/>
+      <w:r>
+        <w:t>task</w:t>
+      </w:r>
+      <w:proofErr w:type="spellEnd"/>
+      <w:r>
+        <w:t>-service) działają poprawnie w środowisku Docker.</w:t>
+      </w:r>
+    </w:p>
+    <w:p>
+      <w:pPr>
+        <w:keepNext/>
+        <w:spacing w:before="160" w:after="0" w:line="240" w:lineRule="auto"/>
+        <w:ind w:firstLine="708"/>
+      </w:pPr>
+      <w:r>
+        <w:rPr>
+          <w:noProof/>
+        </w:rPr>
+        <w:drawing>
+          <wp:inline distT="0" distB="0" distL="0" distR="0" wp14:anchorId="5FDDAED1" wp14:editId="64F6A433">
+            <wp:extent cx="5760085" cy="1244600"/>
+            <wp:effectExtent l="0" t="0" r="0" b="0"/>
+            <wp:docPr id="1513403876" name="Obraz 10"/>
+            <wp:cNvGraphicFramePr>
+              <a:graphicFrameLocks xmlns:a="http://schemas.openxmlformats.org/drawingml/2006/main" noChangeAspect="1"/>
+            </wp:cNvGraphicFramePr>
+            <a:graphic xmlns:a="http://schemas.openxmlformats.org/drawingml/2006/main">
+              <a:graphicData uri="http://schemas.openxmlformats.org/drawingml/2006/picture">
+                <pic:pic xmlns:pic="http://schemas.openxmlformats.org/drawingml/2006/picture">
+                  <pic:nvPicPr>
+                    <pic:cNvPr id="0" name="Picture 10"/>
+                    <pic:cNvPicPr>
+                      <a:picLocks noChangeAspect="1" noChangeArrowheads="1"/>
+                    </pic:cNvPicPr>
+                  </pic:nvPicPr>
+                  <pic:blipFill>
+                    <a:blip r:embed="rId21">
+                      <a:extLst>
+                        <a:ext uri="{28A0092B-C50C-407E-A947-70E740481C1C}">
+                          <a14:useLocalDpi xmlns:a14="http://schemas.microsoft.com/office/drawing/2010/main" val="0"/>
+                        </a:ext>
+                      </a:extLst>
+                    </a:blip>
+                    <a:srcRect/>
+                    <a:stretch>
+                      <a:fillRect/>
+                    </a:stretch>
+                  </pic:blipFill>
+                  <pic:spPr bwMode="auto">
+                    <a:xfrm>
+                      <a:off x="0" y="0"/>
+                      <a:ext cx="5760085" cy="1244600"/>
+                    </a:xfrm>
+                    <a:prstGeom prst="rect">
+                      <a:avLst/>
+                    </a:prstGeom>
+                    <a:noFill/>
+                    <a:ln>
+                      <a:noFill/>
+                    </a:ln>
+                  </pic:spPr>
+                </pic:pic>
+              </a:graphicData>
+            </a:graphic>
+          </wp:inline>
+        </w:drawing>
+      </w:r>
+    </w:p>
+    <w:p>
+      <w:pPr>
+        <w:pStyle w:val="Legenda"/>
+        <w:jc w:val="center"/>
+        <w:rPr>
+          <w:lang w:val="en-US"/>
+        </w:rPr>
+      </w:pPr>
+      <w:proofErr w:type="spellStart"/>
+      <w:r>
+        <w:rPr>
+          <w:lang w:val="en-US"/>
+        </w:rPr>
+        <w:t>Rysunek</w:t>
+      </w:r>
+      <w:proofErr w:type="spellEnd"/>
+      <w:r>
+        <w:rPr>
+          <w:lang w:val="en-US"/>
+        </w:rPr>
+        <w:t xml:space="preserve"> </w:t>
+      </w:r>
+      <w:r>
+        <w:fldChar w:fldCharType="begin"/>
+      </w:r>
+      <w:r>
+        <w:rPr>
+          <w:lang w:val="en-US"/>
+        </w:rPr>
+        <w:instrText xml:space="preserve"> SEQ Rysunek \* ARABIC </w:instrText>
+      </w:r>
+      <w:r>
+        <w:fldChar w:fldCharType="separate"/>
+      </w:r>
+      <w:r>
+        <w:rPr>
+          <w:noProof/>
+          <w:lang w:val="en-US"/>
+        </w:rPr>
+        <w:t>16</w:t>
+      </w:r>
+      <w:r>
+        <w:fldChar w:fldCharType="end"/>
+      </w:r>
+      <w:r>
+        <w:rPr>
+          <w:lang w:val="en-US"/>
+        </w:rPr>
+        <w:t xml:space="preserve">. </w:t>
+      </w:r>
+      <w:proofErr w:type="spellStart"/>
+      <w:r>
+        <w:rPr>
+          <w:lang w:val="en-US"/>
+        </w:rPr>
+        <w:t>Kontenery</w:t>
+      </w:r>
+      <w:proofErr w:type="spellEnd"/>
+      <w:r>
+        <w:rPr>
+          <w:lang w:val="en-US"/>
+        </w:rPr>
+        <w:t xml:space="preserve"> Docker (docker-compose </w:t>
+      </w:r>
+      <w:proofErr w:type="spellStart"/>
+      <w:r>
+        <w:rPr>
+          <w:lang w:val="en-US"/>
+        </w:rPr>
+        <w:t>ps</w:t>
+      </w:r>
+      <w:proofErr w:type="spellEnd"/>
+      <w:r>
+        <w:rPr>
+          <w:lang w:val="en-US"/>
+        </w:rPr>
+        <w:t>)</w:t>
+      </w:r>
+    </w:p>
+    <w:p>
+      <w:pPr>
+        <w:pStyle w:val="Akapitzlist"/>
+        <w:numPr>
+          <w:ilvl w:val="0"/>
+          <w:numId w:val="21"/>
+        </w:numPr>
+        <w:spacing w:before="160" w:after="0" w:line="240" w:lineRule="auto"/>
+        <w:contextualSpacing w:val="0"/>
+        <w:rPr>
+          <w:b/>
+          <w:bCs/>
+        </w:rPr>
+      </w:pPr>
+      <w:r>
+        <w:rPr>
+          <w:b/>
+          <w:bCs/>
+        </w:rPr>
+        <w:t>Test CRUD na skonteneryzowanej usłudze</w:t>
+      </w:r>
+    </w:p>
+    <w:p>
+      <w:pPr>
+        <w:pStyle w:val="Akapitzlist"/>
+        <w:spacing w:before="160" w:after="0" w:line="240" w:lineRule="auto"/>
+        <w:contextualSpacing w:val="0"/>
+      </w:pPr>
+      <w:r>
+        <w:t xml:space="preserve">Utworzono zadanie za pomocą </w:t>
+      </w:r>
+      <w:proofErr w:type="spellStart"/>
+      <w:r>
+        <w:t>Postmana</w:t>
+      </w:r>
+      <w:proofErr w:type="spellEnd"/>
+      <w:r>
+        <w:t xml:space="preserve">. Aplikacja działająca w kontenerze Docker poprawnie przyjęła żądanie i zapisała dane w bazie </w:t>
+      </w:r>
+      <w:proofErr w:type="spellStart"/>
+      <w:r>
+        <w:t>PostgreSQL</w:t>
+      </w:r>
+      <w:proofErr w:type="spellEnd"/>
+      <w:r>
+        <w:t>.</w:t>
+      </w:r>
+    </w:p>
+    <w:p>
+      <w:pPr>
+        <w:pStyle w:val="Akapitzlist"/>
+        <w:keepNext/>
+        <w:spacing w:before="160" w:after="0" w:line="240" w:lineRule="auto"/>
+        <w:contextualSpacing w:val="0"/>
+      </w:pPr>
+      <w:r>
+        <w:rPr>
+          <w:noProof/>
+        </w:rPr>
+        <w:drawing>
+          <wp:inline distT="0" distB="0" distL="0" distR="0" wp14:anchorId="09422F0D" wp14:editId="4EF2F45D">
+            <wp:extent cx="4789046" cy="4320000"/>
+            <wp:effectExtent l="0" t="0" r="0" b="4445"/>
+            <wp:docPr id="526620050" name="Obraz 13"/>
+            <wp:cNvGraphicFramePr>
+              <a:graphicFrameLocks xmlns:a="http://schemas.openxmlformats.org/drawingml/2006/main" noChangeAspect="1"/>
+            </wp:cNvGraphicFramePr>
+            <a:graphic xmlns:a="http://schemas.openxmlformats.org/drawingml/2006/main">
+              <a:graphicData uri="http://schemas.openxmlformats.org/drawingml/2006/picture">
+                <pic:pic xmlns:pic="http://schemas.openxmlformats.org/drawingml/2006/picture">
+                  <pic:nvPicPr>
+                    <pic:cNvPr id="0" name="Picture 13"/>
+                    <pic:cNvPicPr>
+                      <a:picLocks noChangeAspect="1" noChangeArrowheads="1"/>
+                    </pic:cNvPicPr>
+                  </pic:nvPicPr>
+                  <pic:blipFill rotWithShape="1">
+                    <a:blip r:embed="rId22">
+                      <a:extLst>
+                        <a:ext uri="{28A0092B-C50C-407E-A947-70E740481C1C}">
+                          <a14:useLocalDpi xmlns:a14="http://schemas.microsoft.com/office/drawing/2010/main" val="0"/>
+                        </a:ext>
+                      </a:extLst>
+                    </a:blip>
+                    <a:srcRect t="7299" b="6713"/>
+                    <a:stretch>
+                      <a:fillRect/>
+                    </a:stretch>
+                  </pic:blipFill>
+                  <pic:spPr bwMode="auto">
+                    <a:xfrm>
+                      <a:off x="0" y="0"/>
+                      <a:ext cx="4789046" cy="4320000"/>
+                    </a:xfrm>
+                    <a:prstGeom prst="rect">
+                      <a:avLst/>
+                    </a:prstGeom>
+                    <a:noFill/>
+                    <a:ln>
+                      <a:noFill/>
+                    </a:ln>
+                    <a:extLst>
+                      <a:ext uri="{53640926-AAD7-44D8-BBD7-CCE9431645EC}">
+                        <a14:shadowObscured xmlns:a14="http://schemas.microsoft.com/office/drawing/2010/main"/>
+                      </a:ext>
+                    </a:extLst>
+                  </pic:spPr>
+                </pic:pic>
+              </a:graphicData>
+            </a:graphic>
+          </wp:inline>
+        </w:drawing>
+      </w:r>
+    </w:p>
+    <w:p>
+      <w:pPr>
+        <w:pStyle w:val="Legenda"/>
+        <w:jc w:val="center"/>
+      </w:pPr>
+      <w:r>
+        <w:t xml:space="preserve">Rysunek </w:t>
+      </w:r>
+      <w:r>
+        <w:fldChar w:fldCharType="begin"/>
+      </w:r>
+      <w:r>
+        <w:instrText xml:space="preserve"> SEQ Rysunek \* ARABIC </w:instrText>
+      </w:r>
+      <w:r>
+        <w:fldChar w:fldCharType="separate"/>
+      </w:r>
+      <w:r>
+        <w:rPr>
+          <w:noProof/>
+        </w:rPr>
+        <w:t>17</w:t>
+      </w:r>
+      <w:r>
+        <w:fldChar w:fldCharType="end"/>
+      </w:r>
+      <w:r>
+        <w:t xml:space="preserve">. </w:t>
+      </w:r>
+      <w:r>
+        <w:t>Tworzenie zadania (konteneryzowana aplikacja)</w:t>
+      </w:r>
+    </w:p>
+    <w:p>
+      <w:pPr>
+        <w:pStyle w:val="Akapitzlist"/>
+        <w:numPr>
+          <w:ilvl w:val="0"/>
+          <w:numId w:val="21"/>
+        </w:numPr>
+        <w:spacing w:before="160" w:after="0" w:line="240" w:lineRule="auto"/>
+        <w:contextualSpacing w:val="0"/>
+        <w:rPr>
+          <w:b/>
+          <w:bCs/>
+        </w:rPr>
+      </w:pPr>
+      <w:r>
+        <w:rPr>
+          <w:b/>
+          <w:bCs/>
+        </w:rPr>
+        <w:t>Paginacja wyników</w:t>
+      </w:r>
+    </w:p>
+    <w:p>
+      <w:pPr>
+        <w:pStyle w:val="Akapitzlist"/>
+        <w:spacing w:before="160" w:after="0" w:line="240" w:lineRule="auto"/>
+        <w:contextualSpacing w:val="0"/>
+      </w:pPr>
+      <w:proofErr w:type="spellStart"/>
+      <w:r>
+        <w:t>Endpoint</w:t>
+      </w:r>
+      <w:proofErr w:type="spellEnd"/>
+      <w:r>
+        <w:t xml:space="preserve"> z paginacją zwrócił poprawną strukturę z informacjami o numerze strony, liczbie elementów, łącznej liczbie stron i zadań.</w:t>
+      </w:r>
+    </w:p>
+    <w:p>
+      <w:pPr>
+        <w:pStyle w:val="Akapitzlist"/>
+        <w:keepNext/>
+        <w:spacing w:before="160" w:after="0" w:line="240" w:lineRule="auto"/>
+        <w:contextualSpacing w:val="0"/>
+      </w:pPr>
+      <w:r>
+        <w:rPr>
+          <w:noProof/>
+        </w:rPr>
+        <w:drawing>
+          <wp:inline distT="0" distB="0" distL="0" distR="0" wp14:anchorId="18521527" wp14:editId="40C58976">
+            <wp:extent cx="5760085" cy="6692900"/>
+            <wp:effectExtent l="0" t="0" r="0" b="0"/>
+            <wp:docPr id="220296132" name="Obraz 15"/>
+            <wp:cNvGraphicFramePr>
+              <a:graphicFrameLocks xmlns:a="http://schemas.openxmlformats.org/drawingml/2006/main" noChangeAspect="1"/>
+            </wp:cNvGraphicFramePr>
+            <a:graphic xmlns:a="http://schemas.openxmlformats.org/drawingml/2006/main">
+              <a:graphicData uri="http://schemas.openxmlformats.org/drawingml/2006/picture">
+                <pic:pic xmlns:pic="http://schemas.openxmlformats.org/drawingml/2006/picture">
+                  <pic:nvPicPr>
+                    <pic:cNvPr id="0" name="Picture 15"/>
+                    <pic:cNvPicPr>
+                      <a:picLocks noChangeAspect="1" noChangeArrowheads="1"/>
+                    </pic:cNvPicPr>
+                  </pic:nvPicPr>
+                  <pic:blipFill>
+                    <a:blip r:embed="rId23">
+                      <a:extLst>
+                        <a:ext uri="{28A0092B-C50C-407E-A947-70E740481C1C}">
+                          <a14:useLocalDpi xmlns:a14="http://schemas.microsoft.com/office/drawing/2010/main" val="0"/>
+                        </a:ext>
+                      </a:extLst>
+                    </a:blip>
+                    <a:srcRect/>
+                    <a:stretch>
+                      <a:fillRect/>
+                    </a:stretch>
+                  </pic:blipFill>
+                  <pic:spPr bwMode="auto">
+                    <a:xfrm>
+                      <a:off x="0" y="0"/>
+                      <a:ext cx="5760085" cy="6692900"/>
+                    </a:xfrm>
+                    <a:prstGeom prst="rect">
+                      <a:avLst/>
+                    </a:prstGeom>
+                    <a:noFill/>
+                    <a:ln>
+                      <a:noFill/>
+                    </a:ln>
+                  </pic:spPr>
+                </pic:pic>
+              </a:graphicData>
+            </a:graphic>
+          </wp:inline>
+        </w:drawing>
+      </w:r>
+    </w:p>
+    <w:p>
+      <w:pPr>
+        <w:pStyle w:val="Legenda"/>
+        <w:jc w:val="center"/>
+      </w:pPr>
+      <w:r>
+        <w:t xml:space="preserve">Rysunek </w:t>
+      </w:r>
+      <w:r>
+        <w:fldChar w:fldCharType="begin"/>
+      </w:r>
+      <w:r>
+        <w:instrText xml:space="preserve"> SEQ Rysunek \* ARABIC </w:instrText>
+      </w:r>
+      <w:r>
+        <w:fldChar w:fldCharType="separate"/>
+      </w:r>
+      <w:r>
+        <w:rPr>
+          <w:noProof/>
+        </w:rPr>
+        <w:t>18</w:t>
+      </w:r>
+      <w:r>
+        <w:fldChar w:fldCharType="end"/>
+      </w:r>
+      <w:r>
+        <w:t xml:space="preserve">. </w:t>
+      </w:r>
+      <w:r>
+        <w:t>Paginacja wyników</w:t>
+      </w:r>
+    </w:p>
+    <w:p/>
+    <w:p/>
+    <w:p/>
+    <w:p/>
+    <w:p>
+      <w:pPr>
+        <w:pStyle w:val="Akapitzlist"/>
+        <w:numPr>
+          <w:ilvl w:val="0"/>
+          <w:numId w:val="21"/>
+        </w:numPr>
+        <w:spacing w:before="160" w:after="0" w:line="240" w:lineRule="auto"/>
+        <w:contextualSpacing w:val="0"/>
+        <w:rPr>
+          <w:b/>
+          <w:bCs/>
+          <w:lang w:val="en-US"/>
+        </w:rPr>
+      </w:pPr>
+      <w:r>
+        <w:rPr>
+          <w:b/>
+          <w:bCs/>
+          <w:lang w:val="en-US"/>
+        </w:rPr>
+        <w:t>Health check</w:t>
+      </w:r>
+    </w:p>
+    <w:p>
+      <w:pPr>
+        <w:pStyle w:val="Akapitzlist"/>
+        <w:spacing w:before="160" w:after="0" w:line="240" w:lineRule="auto"/>
+        <w:contextualSpacing w:val="0"/>
+      </w:pPr>
+      <w:proofErr w:type="spellStart"/>
+      <w:r>
+        <w:t>Endpoint</w:t>
+      </w:r>
+      <w:proofErr w:type="spellEnd"/>
+      <w:r>
+        <w:t xml:space="preserve"> </w:t>
+      </w:r>
+      <w:proofErr w:type="spellStart"/>
+      <w:r>
+        <w:t>health</w:t>
+      </w:r>
+      <w:proofErr w:type="spellEnd"/>
+      <w:r>
+        <w:t xml:space="preserve"> </w:t>
+      </w:r>
+      <w:proofErr w:type="spellStart"/>
+      <w:r>
+        <w:t>check</w:t>
+      </w:r>
+      <w:proofErr w:type="spellEnd"/>
+      <w:r>
+        <w:t xml:space="preserve"> zwrócił status UP z informacją o stanie połączenia z bazą danych </w:t>
+      </w:r>
+      <w:proofErr w:type="spellStart"/>
+      <w:r>
+        <w:t>PostgreSQL</w:t>
+      </w:r>
+      <w:proofErr w:type="spellEnd"/>
+      <w:r>
+        <w:t>, potwierdzając stabilność usługi.</w:t>
+      </w:r>
+    </w:p>
+    <w:p>
+      <w:pPr>
+        <w:pStyle w:val="Akapitzlist"/>
+        <w:keepNext/>
+        <w:spacing w:before="160" w:after="0" w:line="240" w:lineRule="auto"/>
+        <w:contextualSpacing w:val="0"/>
+      </w:pPr>
+      <w:r>
+        <w:rPr>
+          <w:noProof/>
+        </w:rPr>
+        <w:drawing>
+          <wp:inline distT="0" distB="0" distL="0" distR="0" wp14:anchorId="7457D7FB" wp14:editId="650BABA7">
+            <wp:extent cx="5760085" cy="4854575"/>
+            <wp:effectExtent l="0" t="0" r="0" b="3175"/>
+            <wp:docPr id="1282698835" name="Obraz 16"/>
+            <wp:cNvGraphicFramePr>
+              <a:graphicFrameLocks xmlns:a="http://schemas.openxmlformats.org/drawingml/2006/main" noChangeAspect="1"/>
+            </wp:cNvGraphicFramePr>
+            <a:graphic xmlns:a="http://schemas.openxmlformats.org/drawingml/2006/main">
+              <a:graphicData uri="http://schemas.openxmlformats.org/drawingml/2006/picture">
+                <pic:pic xmlns:pic="http://schemas.openxmlformats.org/drawingml/2006/picture">
+                  <pic:nvPicPr>
+                    <pic:cNvPr id="0" name="Picture 16"/>
+                    <pic:cNvPicPr>
+                      <a:picLocks noChangeAspect="1" noChangeArrowheads="1"/>
+                    </pic:cNvPicPr>
+                  </pic:nvPicPr>
+                  <pic:blipFill>
+                    <a:blip r:embed="rId24">
+                      <a:extLst>
+                        <a:ext uri="{28A0092B-C50C-407E-A947-70E740481C1C}">
+                          <a14:useLocalDpi xmlns:a14="http://schemas.microsoft.com/office/drawing/2010/main" val="0"/>
+                        </a:ext>
+                      </a:extLst>
+                    </a:blip>
+                    <a:srcRect/>
+                    <a:stretch>
+                      <a:fillRect/>
+                    </a:stretch>
+                  </pic:blipFill>
+                  <pic:spPr bwMode="auto">
+                    <a:xfrm>
+                      <a:off x="0" y="0"/>
+                      <a:ext cx="5760085" cy="4854575"/>
+                    </a:xfrm>
+                    <a:prstGeom prst="rect">
+                      <a:avLst/>
+                    </a:prstGeom>
+                    <a:noFill/>
+                    <a:ln>
+                      <a:noFill/>
+                    </a:ln>
+                  </pic:spPr>
+                </pic:pic>
+              </a:graphicData>
+            </a:graphic>
+          </wp:inline>
+        </w:drawing>
+      </w:r>
+    </w:p>
+    <w:p>
+      <w:pPr>
+        <w:pStyle w:val="Legenda"/>
+        <w:jc w:val="center"/>
+      </w:pPr>
+      <w:r>
+        <w:t xml:space="preserve">Rysunek </w:t>
+      </w:r>
+      <w:r>
+        <w:fldChar w:fldCharType="begin"/>
+      </w:r>
+      <w:r>
+        <w:instrText xml:space="preserve"> SEQ Rysunek \* ARABIC </w:instrText>
+      </w:r>
+      <w:r>
+        <w:fldChar w:fldCharType="separate"/>
+      </w:r>
+      <w:r>
+        <w:rPr>
+          <w:noProof/>
+        </w:rPr>
+        <w:t>19</w:t>
+      </w:r>
+      <w:r>
+        <w:fldChar w:fldCharType="end"/>
+      </w:r>
+      <w:r>
+        <w:t xml:space="preserve">. </w:t>
+      </w:r>
+      <w:proofErr w:type="spellStart"/>
+      <w:r>
+        <w:t>Health</w:t>
+      </w:r>
+      <w:proofErr w:type="spellEnd"/>
+      <w:r>
+        <w:t xml:space="preserve"> </w:t>
+      </w:r>
+      <w:proofErr w:type="spellStart"/>
+      <w:r>
+        <w:t>check</w:t>
+      </w:r>
+      <w:proofErr w:type="spellEnd"/>
+      <w:r>
+        <w:t xml:space="preserve"> (</w:t>
+      </w:r>
+      <w:proofErr w:type="spellStart"/>
+      <w:r>
+        <w:t>Actuator</w:t>
+      </w:r>
+      <w:proofErr w:type="spellEnd"/>
+      <w:r>
+        <w:t>)</w:t>
+      </w:r>
+    </w:p>
+    <w:p/>
+    <w:p/>
+    <w:p/>
+    <w:p/>
+    <w:p/>
+    <w:p/>
+    <w:p/>
+    <w:p/>
+    <w:p/>
+    <w:p>
+      <w:pPr>
+        <w:pStyle w:val="Akapitzlist"/>
+        <w:numPr>
+          <w:ilvl w:val="0"/>
+          <w:numId w:val="21"/>
+        </w:numPr>
+        <w:spacing w:before="160" w:after="0" w:line="240" w:lineRule="auto"/>
+        <w:contextualSpacing w:val="0"/>
+        <w:rPr>
+          <w:b/>
+          <w:bCs/>
+        </w:rPr>
+      </w:pPr>
+      <w:r>
+        <w:rPr>
+          <w:b/>
+          <w:bCs/>
+        </w:rPr>
+        <w:t>Widok kontenerów w Docker Desktop</w:t>
+      </w:r>
+    </w:p>
+    <w:p>
+      <w:pPr>
+        <w:pStyle w:val="Akapitzlist"/>
+        <w:spacing w:before="160" w:after="0" w:line="240" w:lineRule="auto"/>
+        <w:contextualSpacing w:val="0"/>
+      </w:pPr>
+      <w:r>
+        <w:t>Docker Desktop prezentuje oba kontenery (</w:t>
+      </w:r>
+      <w:proofErr w:type="spellStart"/>
+      <w:r>
+        <w:t>task-db</w:t>
+      </w:r>
+      <w:proofErr w:type="spellEnd"/>
+      <w:r>
+        <w:t xml:space="preserve"> i </w:t>
+      </w:r>
+      <w:proofErr w:type="spellStart"/>
+      <w:r>
+        <w:t>task</w:t>
+      </w:r>
+      <w:proofErr w:type="spellEnd"/>
+      <w:r>
+        <w:t>-service) jako działające, co potwierdza poprawną konteneryzację całego stosu technologicznego.</w:t>
+      </w:r>
+    </w:p>
+    <w:p>
+      <w:pPr>
+        <w:pStyle w:val="Akapitzlist"/>
+        <w:keepNext/>
+        <w:spacing w:before="160" w:after="0" w:line="240" w:lineRule="auto"/>
+        <w:contextualSpacing w:val="0"/>
+      </w:pPr>
+      <w:r>
+        <w:rPr>
+          <w:noProof/>
+        </w:rPr>
+        <w:drawing>
+          <wp:inline distT="0" distB="0" distL="0" distR="0" wp14:anchorId="5393F472" wp14:editId="23979C7E">
+            <wp:extent cx="5760085" cy="3007360"/>
+            <wp:effectExtent l="0" t="0" r="0" b="2540"/>
+            <wp:docPr id="73459161" name="Obraz 18"/>
+            <wp:cNvGraphicFramePr>
+              <a:graphicFrameLocks xmlns:a="http://schemas.openxmlformats.org/drawingml/2006/main" noChangeAspect="1"/>
+            </wp:cNvGraphicFramePr>
+            <a:graphic xmlns:a="http://schemas.openxmlformats.org/drawingml/2006/main">
+              <a:graphicData uri="http://schemas.openxmlformats.org/drawingml/2006/picture">
+                <pic:pic xmlns:pic="http://schemas.openxmlformats.org/drawingml/2006/picture">
+                  <pic:nvPicPr>
+                    <pic:cNvPr id="0" name="Picture 18"/>
+                    <pic:cNvPicPr>
+                      <a:picLocks noChangeAspect="1" noChangeArrowheads="1"/>
+                    </pic:cNvPicPr>
+                  </pic:nvPicPr>
+                  <pic:blipFill>
+                    <a:blip r:embed="rId25" cstate="print">
+                      <a:extLst>
+                        <a:ext uri="{28A0092B-C50C-407E-A947-70E740481C1C}">
+                          <a14:useLocalDpi xmlns:a14="http://schemas.microsoft.com/office/drawing/2010/main" val="0"/>
+                        </a:ext>
+                      </a:extLst>
+                    </a:blip>
+                    <a:srcRect/>
+                    <a:stretch>
+                      <a:fillRect/>
+                    </a:stretch>
+                  </pic:blipFill>
+                  <pic:spPr bwMode="auto">
+                    <a:xfrm>
+                      <a:off x="0" y="0"/>
+                      <a:ext cx="5760085" cy="3007360"/>
+                    </a:xfrm>
+                    <a:prstGeom prst="rect">
+                      <a:avLst/>
+                    </a:prstGeom>
+                    <a:noFill/>
+                    <a:ln>
+                      <a:noFill/>
+                    </a:ln>
+                  </pic:spPr>
+                </pic:pic>
+              </a:graphicData>
+            </a:graphic>
+          </wp:inline>
+        </w:drawing>
+      </w:r>
+    </w:p>
+    <w:p>
+      <w:pPr>
+        <w:pStyle w:val="Legenda"/>
+        <w:jc w:val="center"/>
+      </w:pPr>
+      <w:r>
+        <w:t xml:space="preserve">Rysunek </w:t>
+      </w:r>
+      <w:r>
+        <w:fldChar w:fldCharType="begin"/>
+      </w:r>
+      <w:r>
+        <w:instrText xml:space="preserve"> SEQ Rysunek \* ARABIC </w:instrText>
+      </w:r>
+      <w:r>
+        <w:fldChar w:fldCharType="separate"/>
+      </w:r>
+      <w:r>
+        <w:rPr>
+          <w:noProof/>
+        </w:rPr>
+        <w:t>20</w:t>
+      </w:r>
+      <w:r>
+        <w:fldChar w:fldCharType="end"/>
+      </w:r>
+      <w:r>
+        <w:t xml:space="preserve">. </w:t>
+      </w:r>
+      <w:r>
+        <w:t>Docker Desktop – widok kontenerów</w:t>
+      </w:r>
+    </w:p>
+    <w:p>
+      <w:pPr>
+        <w:spacing w:after="200"/>
+      </w:pPr>
+    </w:p>
+    <w:p>
+      <w:pPr>
+        <w:pStyle w:val="Akapitzlist"/>
+        <w:numPr>
+          <w:ilvl w:val="2"/>
+          <w:numId w:val="12"/>
+        </w:numPr>
+        <w:ind w:left="1276" w:hanging="929"/>
+        <w:rPr>
+          <w:rFonts w:asciiTheme="majorHAnsi" w:hAnsiTheme="majorHAnsi"/>
+          <w:sz w:val="30"/>
+          <w:szCs w:val="30"/>
+        </w:rPr>
+      </w:pPr>
+      <w:r>
+        <w:rPr>
+          <w:rFonts w:asciiTheme="majorHAnsi" w:hAnsiTheme="majorHAnsi"/>
+          <w:sz w:val="30"/>
+          <w:szCs w:val="30"/>
+        </w:rPr>
+        <w:t>Podsumowanie etapów 4 i 5</w:t>
+      </w:r>
+    </w:p>
+    <w:p>
+      <w:pPr>
+        <w:ind w:left="347"/>
+        <w:jc w:val="both"/>
+        <w:rPr>
+          <w:color w:val="000000" w:themeColor="text1"/>
+        </w:rPr>
+      </w:pPr>
+      <w:r>
+        <w:rPr>
+          <w:color w:val="000000" w:themeColor="text1"/>
+        </w:rPr>
+        <w:t xml:space="preserve">W ramach etapów czwartego i piątego wdrożono trwałą warstwę przechowywania danych opartą na </w:t>
+      </w:r>
+      <w:proofErr w:type="spellStart"/>
+      <w:r>
+        <w:rPr>
+          <w:color w:val="000000" w:themeColor="text1"/>
+        </w:rPr>
+        <w:t>PostgreSQL</w:t>
+      </w:r>
+      <w:proofErr w:type="spellEnd"/>
+      <w:r>
+        <w:rPr>
+          <w:color w:val="000000" w:themeColor="text1"/>
+        </w:rPr>
+        <w:t xml:space="preserve"> z automatycznymi migracjami </w:t>
+      </w:r>
+      <w:proofErr w:type="spellStart"/>
+      <w:r>
+        <w:rPr>
+          <w:color w:val="000000" w:themeColor="text1"/>
+        </w:rPr>
+        <w:t>Flyway</w:t>
+      </w:r>
+      <w:proofErr w:type="spellEnd"/>
+      <w:r>
+        <w:rPr>
+          <w:color w:val="000000" w:themeColor="text1"/>
+        </w:rPr>
+        <w:t xml:space="preserve">. Aplikację skonteneryzowano przy użyciu wieloetapowego </w:t>
+      </w:r>
+      <w:proofErr w:type="spellStart"/>
+      <w:r>
+        <w:rPr>
+          <w:color w:val="000000" w:themeColor="text1"/>
+        </w:rPr>
+        <w:t>Dockerfile</w:t>
+      </w:r>
+      <w:proofErr w:type="spellEnd"/>
+      <w:r>
+        <w:rPr>
+          <w:color w:val="000000" w:themeColor="text1"/>
+        </w:rPr>
+        <w:t xml:space="preserve"> i zintegrowano z bazą danych w ramach Docker </w:t>
+      </w:r>
+      <w:proofErr w:type="spellStart"/>
+      <w:r>
+        <w:rPr>
+          <w:color w:val="000000" w:themeColor="text1"/>
+        </w:rPr>
+        <w:t>Compose</w:t>
+      </w:r>
+      <w:proofErr w:type="spellEnd"/>
+      <w:r>
+        <w:rPr>
+          <w:color w:val="000000" w:themeColor="text1"/>
+        </w:rPr>
+        <w:t xml:space="preserve">. Rozszerzono API o paginację wyników oraz dodano mechanizm monitoringu (Spring </w:t>
+      </w:r>
+      <w:proofErr w:type="spellStart"/>
+      <w:r>
+        <w:rPr>
+          <w:color w:val="000000" w:themeColor="text1"/>
+        </w:rPr>
+        <w:t>Actuator</w:t>
+      </w:r>
+      <w:proofErr w:type="spellEnd"/>
+      <w:r>
+        <w:rPr>
+          <w:color w:val="000000" w:themeColor="text1"/>
+        </w:rPr>
+        <w:t xml:space="preserve">). Usługa operacyjna działa autonomicznie w pełni skonteneryzowanym środowisku i jest gotowa do integracji z usługą analityczną za pośrednictwem kolejki komunikatów </w:t>
+      </w:r>
+      <w:proofErr w:type="spellStart"/>
+      <w:r>
+        <w:rPr>
+          <w:color w:val="000000" w:themeColor="text1"/>
+        </w:rPr>
+        <w:t>RabbitMQ</w:t>
+      </w:r>
+      <w:proofErr w:type="spellEnd"/>
+      <w:r>
+        <w:rPr>
+          <w:color w:val="000000" w:themeColor="text1"/>
+        </w:rPr>
+        <w:t xml:space="preserve"> w kolejnym etapie.</w:t>
+      </w:r>
+    </w:p>
+    <w:p>
+      <w:pPr>
+        <w:ind w:left="347"/>
+        <w:jc w:val="both"/>
+        <w:rPr>
+          <w:color w:val="000000" w:themeColor="text1"/>
+        </w:rPr>
       </w:pPr>
     </w:p>
     <w:p>
@@ -6361,7 +11128,7 @@
   <w:abstractNum w:abstractNumId="5" w15:restartNumberingAfterBreak="0">
     <w:nsid w:val="16E8047B"/>
     <w:multiLevelType w:val="multilevel"/>
-    <w:tmpl w:val="1ECA9AC4"/>
+    <w:tmpl w:val="EA6E0160"/>
     <w:lvl w:ilvl="0">
       <w:start w:val="1"/>
       <w:numFmt w:val="decimal"/>
@@ -6370,6 +11137,9 @@
       <w:pPr>
         <w:ind w:left="360" w:hanging="360"/>
       </w:pPr>
+      <w:rPr>
+        <w:rFonts w:hint="default"/>
+      </w:rPr>
     </w:lvl>
     <w:lvl w:ilvl="1">
       <w:start w:val="1"/>
@@ -6380,6 +11150,7 @@
         <w:ind w:left="792" w:hanging="432"/>
       </w:pPr>
       <w:rPr>
+        <w:rFonts w:hint="default"/>
         <w:sz w:val="32"/>
         <w:szCs w:val="32"/>
       </w:rPr>
@@ -6392,6 +11163,9 @@
       <w:pPr>
         <w:ind w:left="1224" w:hanging="504"/>
       </w:pPr>
+      <w:rPr>
+        <w:rFonts w:hint="default"/>
+      </w:rPr>
     </w:lvl>
     <w:lvl w:ilvl="3">
       <w:start w:val="1"/>
@@ -6401,6 +11175,9 @@
       <w:pPr>
         <w:ind w:left="1728" w:hanging="648"/>
       </w:pPr>
+      <w:rPr>
+        <w:rFonts w:hint="default"/>
+      </w:rPr>
     </w:lvl>
     <w:lvl w:ilvl="4">
       <w:start w:val="1"/>
@@ -6410,6 +11187,9 @@
       <w:pPr>
         <w:ind w:left="2232" w:hanging="792"/>
       </w:pPr>
+      <w:rPr>
+        <w:rFonts w:hint="default"/>
+      </w:rPr>
     </w:lvl>
     <w:lvl w:ilvl="5">
       <w:start w:val="1"/>
@@ -6419,6 +11199,9 @@
       <w:pPr>
         <w:ind w:left="2736" w:hanging="936"/>
       </w:pPr>
+      <w:rPr>
+        <w:rFonts w:hint="default"/>
+      </w:rPr>
     </w:lvl>
     <w:lvl w:ilvl="6">
       <w:start w:val="1"/>
@@ -6428,6 +11211,9 @@
       <w:pPr>
         <w:ind w:left="3240" w:hanging="1080"/>
       </w:pPr>
+      <w:rPr>
+        <w:rFonts w:hint="default"/>
+      </w:rPr>
     </w:lvl>
     <w:lvl w:ilvl="7">
       <w:start w:val="1"/>
@@ -6437,6 +11223,9 @@
       <w:pPr>
         <w:ind w:left="3744" w:hanging="1224"/>
       </w:pPr>
+      <w:rPr>
+        <w:rFonts w:hint="default"/>
+      </w:rPr>
     </w:lvl>
     <w:lvl w:ilvl="8">
       <w:start w:val="1"/>
@@ -6446,6 +11235,9 @@
       <w:pPr>
         <w:ind w:left="4320" w:hanging="1440"/>
       </w:pPr>
+      <w:rPr>
+        <w:rFonts w:hint="default"/>
+      </w:rPr>
     </w:lvl>
   </w:abstractNum>
   <w:abstractNum w:abstractNumId="6" w15:restartNumberingAfterBreak="0">
@@ -6661,6 +11453,182 @@
     </w:lvl>
   </w:abstractNum>
   <w:abstractNum w:abstractNumId="8" w15:restartNumberingAfterBreak="0">
+    <w:nsid w:val="2AA83822"/>
+    <w:multiLevelType w:val="hybridMultilevel"/>
+    <w:tmpl w:val="6C4C09F2"/>
+    <w:lvl w:ilvl="0" w:tplc="04150011">
+      <w:start w:val="1"/>
+      <w:numFmt w:val="decimal"/>
+      <w:lvlText w:val="%1)"/>
+      <w:lvlJc w:val="left"/>
+      <w:pPr>
+        <w:ind w:left="720" w:hanging="360"/>
+      </w:pPr>
+    </w:lvl>
+    <w:lvl w:ilvl="1" w:tplc="04150019">
+      <w:start w:val="1"/>
+      <w:numFmt w:val="lowerLetter"/>
+      <w:lvlText w:val="%2."/>
+      <w:lvlJc w:val="left"/>
+      <w:pPr>
+        <w:ind w:left="1440" w:hanging="360"/>
+      </w:pPr>
+    </w:lvl>
+    <w:lvl w:ilvl="2" w:tplc="0415001B" w:tentative="1">
+      <w:start w:val="1"/>
+      <w:numFmt w:val="lowerRoman"/>
+      <w:lvlText w:val="%3."/>
+      <w:lvlJc w:val="right"/>
+      <w:pPr>
+        <w:ind w:left="2160" w:hanging="180"/>
+      </w:pPr>
+    </w:lvl>
+    <w:lvl w:ilvl="3" w:tplc="0415000F" w:tentative="1">
+      <w:start w:val="1"/>
+      <w:numFmt w:val="decimal"/>
+      <w:lvlText w:val="%4."/>
+      <w:lvlJc w:val="left"/>
+      <w:pPr>
+        <w:ind w:left="2880" w:hanging="360"/>
+      </w:pPr>
+    </w:lvl>
+    <w:lvl w:ilvl="4" w:tplc="04150019" w:tentative="1">
+      <w:start w:val="1"/>
+      <w:numFmt w:val="lowerLetter"/>
+      <w:lvlText w:val="%5."/>
+      <w:lvlJc w:val="left"/>
+      <w:pPr>
+        <w:ind w:left="3600" w:hanging="360"/>
+      </w:pPr>
+    </w:lvl>
+    <w:lvl w:ilvl="5" w:tplc="0415001B" w:tentative="1">
+      <w:start w:val="1"/>
+      <w:numFmt w:val="lowerRoman"/>
+      <w:lvlText w:val="%6."/>
+      <w:lvlJc w:val="right"/>
+      <w:pPr>
+        <w:ind w:left="4320" w:hanging="180"/>
+      </w:pPr>
+    </w:lvl>
+    <w:lvl w:ilvl="6" w:tplc="0415000F" w:tentative="1">
+      <w:start w:val="1"/>
+      <w:numFmt w:val="decimal"/>
+      <w:lvlText w:val="%7."/>
+      <w:lvlJc w:val="left"/>
+      <w:pPr>
+        <w:ind w:left="5040" w:hanging="360"/>
+      </w:pPr>
+    </w:lvl>
+    <w:lvl w:ilvl="7" w:tplc="04150019" w:tentative="1">
+      <w:start w:val="1"/>
+      <w:numFmt w:val="lowerLetter"/>
+      <w:lvlText w:val="%8."/>
+      <w:lvlJc w:val="left"/>
+      <w:pPr>
+        <w:ind w:left="5760" w:hanging="360"/>
+      </w:pPr>
+    </w:lvl>
+    <w:lvl w:ilvl="8" w:tplc="0415001B" w:tentative="1">
+      <w:start w:val="1"/>
+      <w:numFmt w:val="lowerRoman"/>
+      <w:lvlText w:val="%9."/>
+      <w:lvlJc w:val="right"/>
+      <w:pPr>
+        <w:ind w:left="6480" w:hanging="180"/>
+      </w:pPr>
+    </w:lvl>
+  </w:abstractNum>
+  <w:abstractNum w:abstractNumId="9" w15:restartNumberingAfterBreak="0">
+    <w:nsid w:val="2C684F64"/>
+    <w:multiLevelType w:val="multilevel"/>
+    <w:tmpl w:val="1ECA9AC4"/>
+    <w:lvl w:ilvl="0">
+      <w:start w:val="1"/>
+      <w:numFmt w:val="decimal"/>
+      <w:lvlText w:val="%1."/>
+      <w:lvlJc w:val="left"/>
+      <w:pPr>
+        <w:ind w:left="360" w:hanging="360"/>
+      </w:pPr>
+    </w:lvl>
+    <w:lvl w:ilvl="1">
+      <w:start w:val="1"/>
+      <w:numFmt w:val="decimal"/>
+      <w:lvlText w:val="%1.%2."/>
+      <w:lvlJc w:val="left"/>
+      <w:pPr>
+        <w:ind w:left="792" w:hanging="432"/>
+      </w:pPr>
+      <w:rPr>
+        <w:sz w:val="32"/>
+        <w:szCs w:val="32"/>
+      </w:rPr>
+    </w:lvl>
+    <w:lvl w:ilvl="2">
+      <w:start w:val="1"/>
+      <w:numFmt w:val="decimal"/>
+      <w:lvlText w:val="%1.%2.%3."/>
+      <w:lvlJc w:val="left"/>
+      <w:pPr>
+        <w:ind w:left="1224" w:hanging="504"/>
+      </w:pPr>
+    </w:lvl>
+    <w:lvl w:ilvl="3">
+      <w:start w:val="1"/>
+      <w:numFmt w:val="decimal"/>
+      <w:lvlText w:val="%1.%2.%3.%4."/>
+      <w:lvlJc w:val="left"/>
+      <w:pPr>
+        <w:ind w:left="1728" w:hanging="648"/>
+      </w:pPr>
+    </w:lvl>
+    <w:lvl w:ilvl="4">
+      <w:start w:val="1"/>
+      <w:numFmt w:val="decimal"/>
+      <w:lvlText w:val="%1.%2.%3.%4.%5."/>
+      <w:lvlJc w:val="left"/>
+      <w:pPr>
+        <w:ind w:left="2232" w:hanging="792"/>
+      </w:pPr>
+    </w:lvl>
+    <w:lvl w:ilvl="5">
+      <w:start w:val="1"/>
+      <w:numFmt w:val="decimal"/>
+      <w:lvlText w:val="%1.%2.%3.%4.%5.%6."/>
+      <w:lvlJc w:val="left"/>
+      <w:pPr>
+        <w:ind w:left="2736" w:hanging="936"/>
+      </w:pPr>
+    </w:lvl>
+    <w:lvl w:ilvl="6">
+      <w:start w:val="1"/>
+      <w:numFmt w:val="decimal"/>
+      <w:lvlText w:val="%1.%2.%3.%4.%5.%6.%7."/>
+      <w:lvlJc w:val="left"/>
+      <w:pPr>
+        <w:ind w:left="3240" w:hanging="1080"/>
+      </w:pPr>
+    </w:lvl>
+    <w:lvl w:ilvl="7">
+      <w:start w:val="1"/>
+      <w:numFmt w:val="decimal"/>
+      <w:lvlText w:val="%1.%2.%3.%4.%5.%6.%7.%8."/>
+      <w:lvlJc w:val="left"/>
+      <w:pPr>
+        <w:ind w:left="3744" w:hanging="1224"/>
+      </w:pPr>
+    </w:lvl>
+    <w:lvl w:ilvl="8">
+      <w:start w:val="1"/>
+      <w:numFmt w:val="decimal"/>
+      <w:lvlText w:val="%1.%2.%3.%4.%5.%6.%7.%8.%9."/>
+      <w:lvlJc w:val="left"/>
+      <w:pPr>
+        <w:ind w:left="4320" w:hanging="1440"/>
+      </w:pPr>
+    </w:lvl>
+  </w:abstractNum>
+  <w:abstractNum w:abstractNumId="10" w15:restartNumberingAfterBreak="0">
     <w:nsid w:val="35DB6177"/>
     <w:multiLevelType w:val="multilevel"/>
     <w:tmpl w:val="99CC9504"/>
@@ -6809,7 +11777,7 @@
       </w:rPr>
     </w:lvl>
   </w:abstractNum>
-  <w:abstractNum w:abstractNumId="9" w15:restartNumberingAfterBreak="0">
+  <w:abstractNum w:abstractNumId="11" w15:restartNumberingAfterBreak="0">
     <w:nsid w:val="38CB0AD1"/>
     <w:multiLevelType w:val="multilevel"/>
     <w:tmpl w:val="0415001F"/>
@@ -6898,7 +11866,147 @@
       </w:pPr>
     </w:lvl>
   </w:abstractNum>
-  <w:abstractNum w:abstractNumId="10" w15:restartNumberingAfterBreak="0">
+  <w:abstractNum w:abstractNumId="12" w15:restartNumberingAfterBreak="0">
+    <w:nsid w:val="43F9727D"/>
+    <w:multiLevelType w:val="hybridMultilevel"/>
+    <w:tmpl w:val="5E22AF8A"/>
+    <w:lvl w:ilvl="0" w:tplc="FFFFFFFF">
+      <w:start w:val="1"/>
+      <w:numFmt w:val="decimal"/>
+      <w:lvlText w:val="%1)"/>
+      <w:lvlJc w:val="left"/>
+      <w:pPr>
+        <w:ind w:left="720" w:hanging="360"/>
+      </w:pPr>
+    </w:lvl>
+    <w:lvl w:ilvl="1" w:tplc="FFFFFFFF">
+      <w:start w:val="1"/>
+      <w:numFmt w:val="lowerLetter"/>
+      <w:lvlText w:val="%2."/>
+      <w:lvlJc w:val="left"/>
+      <w:pPr>
+        <w:ind w:left="1440" w:hanging="360"/>
+      </w:pPr>
+    </w:lvl>
+    <w:lvl w:ilvl="2" w:tplc="FFFFFFFF" w:tentative="1">
+      <w:start w:val="1"/>
+      <w:numFmt w:val="lowerRoman"/>
+      <w:lvlText w:val="%3."/>
+      <w:lvlJc w:val="right"/>
+      <w:pPr>
+        <w:ind w:left="2160" w:hanging="180"/>
+      </w:pPr>
+    </w:lvl>
+    <w:lvl w:ilvl="3" w:tplc="FFFFFFFF" w:tentative="1">
+      <w:start w:val="1"/>
+      <w:numFmt w:val="decimal"/>
+      <w:lvlText w:val="%4."/>
+      <w:lvlJc w:val="left"/>
+      <w:pPr>
+        <w:ind w:left="2880" w:hanging="360"/>
+      </w:pPr>
+    </w:lvl>
+    <w:lvl w:ilvl="4" w:tplc="FFFFFFFF" w:tentative="1">
+      <w:start w:val="1"/>
+      <w:numFmt w:val="lowerLetter"/>
+      <w:lvlText w:val="%5."/>
+      <w:lvlJc w:val="left"/>
+      <w:pPr>
+        <w:ind w:left="3600" w:hanging="360"/>
+      </w:pPr>
+    </w:lvl>
+    <w:lvl w:ilvl="5" w:tplc="FFFFFFFF" w:tentative="1">
+      <w:start w:val="1"/>
+      <w:numFmt w:val="lowerRoman"/>
+      <w:lvlText w:val="%6."/>
+      <w:lvlJc w:val="right"/>
+      <w:pPr>
+        <w:ind w:left="4320" w:hanging="180"/>
+      </w:pPr>
+    </w:lvl>
+    <w:lvl w:ilvl="6" w:tplc="FFFFFFFF" w:tentative="1">
+      <w:start w:val="1"/>
+      <w:numFmt w:val="decimal"/>
+      <w:lvlText w:val="%7."/>
+      <w:lvlJc w:val="left"/>
+      <w:pPr>
+        <w:ind w:left="5040" w:hanging="360"/>
+      </w:pPr>
+    </w:lvl>
+    <w:lvl w:ilvl="7" w:tplc="FFFFFFFF" w:tentative="1">
+      <w:start w:val="1"/>
+      <w:numFmt w:val="lowerLetter"/>
+      <w:lvlText w:val="%8."/>
+      <w:lvlJc w:val="left"/>
+      <w:pPr>
+        <w:ind w:left="5760" w:hanging="360"/>
+      </w:pPr>
+    </w:lvl>
+    <w:lvl w:ilvl="8" w:tplc="FFFFFFFF" w:tentative="1">
+      <w:start w:val="1"/>
+      <w:numFmt w:val="lowerRoman"/>
+      <w:lvlText w:val="%9."/>
+      <w:lvlJc w:val="right"/>
+      <w:pPr>
+        <w:ind w:left="6480" w:hanging="180"/>
+      </w:pPr>
+    </w:lvl>
+  </w:abstractNum>
+  <w:abstractNum w:abstractNumId="13" w15:restartNumberingAfterBreak="0">
+    <w:nsid w:val="54FE4910"/>
+    <w:multiLevelType w:val="hybridMultilevel"/>
+    <w:tmpl w:val="6FA6D554"/>
+    <w:lvl w:ilvl="0" w:tplc="9D3A6936">
+      <w:start w:val="1"/>
+      <w:numFmt w:val="decimal"/>
+      <w:lvlText w:val="%1."/>
+      <w:lvlJc w:val="left"/>
+      <w:pPr>
+        <w:ind w:left="720" w:hanging="360"/>
+      </w:pPr>
+    </w:lvl>
+    <w:lvl w:ilvl="1" w:tplc="B1B05442">
+      <w:numFmt w:val="decimal"/>
+      <w:lvlText w:val=""/>
+      <w:lvlJc w:val="left"/>
+    </w:lvl>
+    <w:lvl w:ilvl="2" w:tplc="DAF691BA">
+      <w:numFmt w:val="decimal"/>
+      <w:lvlText w:val=""/>
+      <w:lvlJc w:val="left"/>
+    </w:lvl>
+    <w:lvl w:ilvl="3" w:tplc="1FF2F2B4">
+      <w:numFmt w:val="decimal"/>
+      <w:lvlText w:val=""/>
+      <w:lvlJc w:val="left"/>
+    </w:lvl>
+    <w:lvl w:ilvl="4" w:tplc="79285384">
+      <w:numFmt w:val="decimal"/>
+      <w:lvlText w:val=""/>
+      <w:lvlJc w:val="left"/>
+    </w:lvl>
+    <w:lvl w:ilvl="5" w:tplc="7A12A53A">
+      <w:numFmt w:val="decimal"/>
+      <w:lvlText w:val=""/>
+      <w:lvlJc w:val="left"/>
+    </w:lvl>
+    <w:lvl w:ilvl="6" w:tplc="3C981DAE">
+      <w:numFmt w:val="decimal"/>
+      <w:lvlText w:val=""/>
+      <w:lvlJc w:val="left"/>
+    </w:lvl>
+    <w:lvl w:ilvl="7" w:tplc="171291C8">
+      <w:numFmt w:val="decimal"/>
+      <w:lvlText w:val=""/>
+      <w:lvlJc w:val="left"/>
+    </w:lvl>
+    <w:lvl w:ilvl="8" w:tplc="3B48C07A">
+      <w:numFmt w:val="decimal"/>
+      <w:lvlText w:val=""/>
+      <w:lvlJc w:val="left"/>
+    </w:lvl>
+  </w:abstractNum>
+  <w:abstractNum w:abstractNumId="14" w15:restartNumberingAfterBreak="0">
     <w:nsid w:val="58114535"/>
     <w:multiLevelType w:val="multilevel"/>
     <w:tmpl w:val="0415001F"/>
@@ -6984,7 +12092,7 @@
       </w:pPr>
     </w:lvl>
   </w:abstractNum>
-  <w:abstractNum w:abstractNumId="11" w15:restartNumberingAfterBreak="0">
+  <w:abstractNum w:abstractNumId="15" w15:restartNumberingAfterBreak="0">
     <w:nsid w:val="5C2C4112"/>
     <w:multiLevelType w:val="hybridMultilevel"/>
     <w:tmpl w:val="1E16B4D8"/>
@@ -7070,7 +12178,147 @@
       </w:pPr>
     </w:lvl>
   </w:abstractNum>
-  <w:abstractNum w:abstractNumId="12" w15:restartNumberingAfterBreak="0">
+  <w:abstractNum w:abstractNumId="16" w15:restartNumberingAfterBreak="0">
+    <w:nsid w:val="70C74FF6"/>
+    <w:multiLevelType w:val="hybridMultilevel"/>
+    <w:tmpl w:val="8AFC4B0E"/>
+    <w:lvl w:ilvl="0" w:tplc="DD049536">
+      <w:start w:val="1"/>
+      <w:numFmt w:val="decimal"/>
+      <w:lvlText w:val="%1."/>
+      <w:lvlJc w:val="left"/>
+      <w:pPr>
+        <w:ind w:left="720" w:hanging="360"/>
+      </w:pPr>
+    </w:lvl>
+    <w:lvl w:ilvl="1" w:tplc="A978F198">
+      <w:numFmt w:val="decimal"/>
+      <w:lvlText w:val=""/>
+      <w:lvlJc w:val="left"/>
+    </w:lvl>
+    <w:lvl w:ilvl="2" w:tplc="DD6ACE02">
+      <w:numFmt w:val="decimal"/>
+      <w:lvlText w:val=""/>
+      <w:lvlJc w:val="left"/>
+    </w:lvl>
+    <w:lvl w:ilvl="3" w:tplc="B7D4EC54">
+      <w:numFmt w:val="decimal"/>
+      <w:lvlText w:val=""/>
+      <w:lvlJc w:val="left"/>
+    </w:lvl>
+    <w:lvl w:ilvl="4" w:tplc="0368F17E">
+      <w:numFmt w:val="decimal"/>
+      <w:lvlText w:val=""/>
+      <w:lvlJc w:val="left"/>
+    </w:lvl>
+    <w:lvl w:ilvl="5" w:tplc="09D6C4E0">
+      <w:numFmt w:val="decimal"/>
+      <w:lvlText w:val=""/>
+      <w:lvlJc w:val="left"/>
+    </w:lvl>
+    <w:lvl w:ilvl="6" w:tplc="4A7E5988">
+      <w:numFmt w:val="decimal"/>
+      <w:lvlText w:val=""/>
+      <w:lvlJc w:val="left"/>
+    </w:lvl>
+    <w:lvl w:ilvl="7" w:tplc="1C066B5C">
+      <w:numFmt w:val="decimal"/>
+      <w:lvlText w:val=""/>
+      <w:lvlJc w:val="left"/>
+    </w:lvl>
+    <w:lvl w:ilvl="8" w:tplc="2708E1B2">
+      <w:numFmt w:val="decimal"/>
+      <w:lvlText w:val=""/>
+      <w:lvlJc w:val="left"/>
+    </w:lvl>
+  </w:abstractNum>
+  <w:abstractNum w:abstractNumId="17" w15:restartNumberingAfterBreak="0">
+    <w:nsid w:val="76EE6698"/>
+    <w:multiLevelType w:val="hybridMultilevel"/>
+    <w:tmpl w:val="5E22AF8A"/>
+    <w:lvl w:ilvl="0" w:tplc="04150011">
+      <w:start w:val="1"/>
+      <w:numFmt w:val="decimal"/>
+      <w:lvlText w:val="%1)"/>
+      <w:lvlJc w:val="left"/>
+      <w:pPr>
+        <w:ind w:left="720" w:hanging="360"/>
+      </w:pPr>
+    </w:lvl>
+    <w:lvl w:ilvl="1" w:tplc="04150019">
+      <w:start w:val="1"/>
+      <w:numFmt w:val="lowerLetter"/>
+      <w:lvlText w:val="%2."/>
+      <w:lvlJc w:val="left"/>
+      <w:pPr>
+        <w:ind w:left="1440" w:hanging="360"/>
+      </w:pPr>
+    </w:lvl>
+    <w:lvl w:ilvl="2" w:tplc="0415001B" w:tentative="1">
+      <w:start w:val="1"/>
+      <w:numFmt w:val="lowerRoman"/>
+      <w:lvlText w:val="%3."/>
+      <w:lvlJc w:val="right"/>
+      <w:pPr>
+        <w:ind w:left="2160" w:hanging="180"/>
+      </w:pPr>
+    </w:lvl>
+    <w:lvl w:ilvl="3" w:tplc="0415000F" w:tentative="1">
+      <w:start w:val="1"/>
+      <w:numFmt w:val="decimal"/>
+      <w:lvlText w:val="%4."/>
+      <w:lvlJc w:val="left"/>
+      <w:pPr>
+        <w:ind w:left="2880" w:hanging="360"/>
+      </w:pPr>
+    </w:lvl>
+    <w:lvl w:ilvl="4" w:tplc="04150019" w:tentative="1">
+      <w:start w:val="1"/>
+      <w:numFmt w:val="lowerLetter"/>
+      <w:lvlText w:val="%5."/>
+      <w:lvlJc w:val="left"/>
+      <w:pPr>
+        <w:ind w:left="3600" w:hanging="360"/>
+      </w:pPr>
+    </w:lvl>
+    <w:lvl w:ilvl="5" w:tplc="0415001B" w:tentative="1">
+      <w:start w:val="1"/>
+      <w:numFmt w:val="lowerRoman"/>
+      <w:lvlText w:val="%6."/>
+      <w:lvlJc w:val="right"/>
+      <w:pPr>
+        <w:ind w:left="4320" w:hanging="180"/>
+      </w:pPr>
+    </w:lvl>
+    <w:lvl w:ilvl="6" w:tplc="0415000F" w:tentative="1">
+      <w:start w:val="1"/>
+      <w:numFmt w:val="decimal"/>
+      <w:lvlText w:val="%7."/>
+      <w:lvlJc w:val="left"/>
+      <w:pPr>
+        <w:ind w:left="5040" w:hanging="360"/>
+      </w:pPr>
+    </w:lvl>
+    <w:lvl w:ilvl="7" w:tplc="04150019" w:tentative="1">
+      <w:start w:val="1"/>
+      <w:numFmt w:val="lowerLetter"/>
+      <w:lvlText w:val="%8."/>
+      <w:lvlJc w:val="left"/>
+      <w:pPr>
+        <w:ind w:left="5760" w:hanging="360"/>
+      </w:pPr>
+    </w:lvl>
+    <w:lvl w:ilvl="8" w:tplc="0415001B" w:tentative="1">
+      <w:start w:val="1"/>
+      <w:numFmt w:val="lowerRoman"/>
+      <w:lvlText w:val="%9."/>
+      <w:lvlJc w:val="right"/>
+      <w:pPr>
+        <w:ind w:left="6480" w:hanging="180"/>
+      </w:pPr>
+    </w:lvl>
+  </w:abstractNum>
+  <w:abstractNum w:abstractNumId="18" w15:restartNumberingAfterBreak="0">
     <w:nsid w:val="7A420BE5"/>
     <w:multiLevelType w:val="multilevel"/>
     <w:tmpl w:val="42DED234"/>
@@ -7191,6 +12439,92 @@
       <w:rPr>
         <w:rFonts w:hint="default"/>
       </w:rPr>
+    </w:lvl>
+  </w:abstractNum>
+  <w:abstractNum w:abstractNumId="19" w15:restartNumberingAfterBreak="0">
+    <w:nsid w:val="7ACF1DD7"/>
+    <w:multiLevelType w:val="multilevel"/>
+    <w:tmpl w:val="0415001F"/>
+    <w:lvl w:ilvl="0">
+      <w:start w:val="1"/>
+      <w:numFmt w:val="decimal"/>
+      <w:lvlText w:val="%1."/>
+      <w:lvlJc w:val="left"/>
+      <w:pPr>
+        <w:ind w:left="360" w:hanging="360"/>
+      </w:pPr>
+    </w:lvl>
+    <w:lvl w:ilvl="1">
+      <w:start w:val="1"/>
+      <w:numFmt w:val="decimal"/>
+      <w:lvlText w:val="%1.%2."/>
+      <w:lvlJc w:val="left"/>
+      <w:pPr>
+        <w:ind w:left="792" w:hanging="432"/>
+      </w:pPr>
+    </w:lvl>
+    <w:lvl w:ilvl="2">
+      <w:start w:val="1"/>
+      <w:numFmt w:val="decimal"/>
+      <w:lvlText w:val="%1.%2.%3."/>
+      <w:lvlJc w:val="left"/>
+      <w:pPr>
+        <w:ind w:left="1224" w:hanging="504"/>
+      </w:pPr>
+    </w:lvl>
+    <w:lvl w:ilvl="3">
+      <w:start w:val="1"/>
+      <w:numFmt w:val="decimal"/>
+      <w:lvlText w:val="%1.%2.%3.%4."/>
+      <w:lvlJc w:val="left"/>
+      <w:pPr>
+        <w:ind w:left="1728" w:hanging="648"/>
+      </w:pPr>
+    </w:lvl>
+    <w:lvl w:ilvl="4">
+      <w:start w:val="1"/>
+      <w:numFmt w:val="decimal"/>
+      <w:lvlText w:val="%1.%2.%3.%4.%5."/>
+      <w:lvlJc w:val="left"/>
+      <w:pPr>
+        <w:ind w:left="2232" w:hanging="792"/>
+      </w:pPr>
+    </w:lvl>
+    <w:lvl w:ilvl="5">
+      <w:start w:val="1"/>
+      <w:numFmt w:val="decimal"/>
+      <w:lvlText w:val="%1.%2.%3.%4.%5.%6."/>
+      <w:lvlJc w:val="left"/>
+      <w:pPr>
+        <w:ind w:left="2736" w:hanging="936"/>
+      </w:pPr>
+    </w:lvl>
+    <w:lvl w:ilvl="6">
+      <w:start w:val="1"/>
+      <w:numFmt w:val="decimal"/>
+      <w:lvlText w:val="%1.%2.%3.%4.%5.%6.%7."/>
+      <w:lvlJc w:val="left"/>
+      <w:pPr>
+        <w:ind w:left="3240" w:hanging="1080"/>
+      </w:pPr>
+    </w:lvl>
+    <w:lvl w:ilvl="7">
+      <w:start w:val="1"/>
+      <w:numFmt w:val="decimal"/>
+      <w:lvlText w:val="%1.%2.%3.%4.%5.%6.%7.%8."/>
+      <w:lvlJc w:val="left"/>
+      <w:pPr>
+        <w:ind w:left="3744" w:hanging="1224"/>
+      </w:pPr>
+    </w:lvl>
+    <w:lvl w:ilvl="8">
+      <w:start w:val="1"/>
+      <w:numFmt w:val="decimal"/>
+      <w:lvlText w:val="%1.%2.%3.%4.%5.%6.%7.%8.%9."/>
+      <w:lvlJc w:val="left"/>
+      <w:pPr>
+        <w:ind w:left="4320" w:hanging="1440"/>
+      </w:pPr>
     </w:lvl>
   </w:abstractNum>
   <w:num w:numId="1" w16cid:durableId="1330987656">
@@ -7200,13 +12534,13 @@
     <w:abstractNumId w:val="1"/>
   </w:num>
   <w:num w:numId="3" w16cid:durableId="772214498">
-    <w:abstractNumId w:val="8"/>
+    <w:abstractNumId w:val="10"/>
   </w:num>
   <w:num w:numId="4" w16cid:durableId="1492260710">
-    <w:abstractNumId w:val="11"/>
+    <w:abstractNumId w:val="15"/>
   </w:num>
   <w:num w:numId="5" w16cid:durableId="887103621">
-    <w:abstractNumId w:val="12"/>
+    <w:abstractNumId w:val="18"/>
   </w:num>
   <w:num w:numId="6" w16cid:durableId="1198784794">
     <w:abstractNumId w:val="3"/>
@@ -7221,10 +12555,10 @@
     <w:abstractNumId w:val="7"/>
   </w:num>
   <w:num w:numId="10" w16cid:durableId="996884391">
-    <w:abstractNumId w:val="9"/>
+    <w:abstractNumId w:val="11"/>
   </w:num>
   <w:num w:numId="11" w16cid:durableId="1071855888">
-    <w:abstractNumId w:val="10"/>
+    <w:abstractNumId w:val="14"/>
   </w:num>
   <w:num w:numId="12" w16cid:durableId="568153654">
     <w:abstractNumId w:val="5"/>
@@ -7234,6 +12568,33 @@
   </w:num>
   <w:num w:numId="14" w16cid:durableId="1197502786">
     <w:abstractNumId w:val="4"/>
+  </w:num>
+  <w:num w:numId="15" w16cid:durableId="1487865442">
+    <w:abstractNumId w:val="19"/>
+  </w:num>
+  <w:num w:numId="16" w16cid:durableId="47456628">
+    <w:abstractNumId w:val="9"/>
+  </w:num>
+  <w:num w:numId="17" w16cid:durableId="535001695">
+    <w:abstractNumId w:val="16"/>
+    <w:lvlOverride w:ilvl="0">
+      <w:startOverride w:val="1"/>
+    </w:lvlOverride>
+  </w:num>
+  <w:num w:numId="18" w16cid:durableId="375811670">
+    <w:abstractNumId w:val="8"/>
+  </w:num>
+  <w:num w:numId="19" w16cid:durableId="637299605">
+    <w:abstractNumId w:val="17"/>
+  </w:num>
+  <w:num w:numId="20" w16cid:durableId="1556314095">
+    <w:abstractNumId w:val="13"/>
+    <w:lvlOverride w:ilvl="0">
+      <w:startOverride w:val="1"/>
+    </w:lvlOverride>
+  </w:num>
+  <w:num w:numId="21" w16cid:durableId="2018919491">
+    <w:abstractNumId w:val="12"/>
   </w:num>
 </w:numbering>
 </file>
@@ -7638,6 +12999,7 @@
   <w:style w:type="paragraph" w:default="1" w:styleId="Normalny">
     <w:name w:val="Normal"/>
     <w:qFormat/>
+    <w:rsid w:val="00561E6C"/>
   </w:style>
   <w:style w:type="paragraph" w:styleId="Nagwek1">
     <w:name w:val="heading 1"/>
@@ -7688,7 +13050,6 @@
     <w:next w:val="Normalny"/>
     <w:link w:val="Nagwek3Znak"/>
     <w:uiPriority w:val="9"/>
-    <w:semiHidden/>
     <w:unhideWhenUsed/>
     <w:qFormat/>
     <w:rsid w:val="009A6698"/>
@@ -7895,7 +13256,6 @@
     <w:basedOn w:val="Domylnaczcionkaakapitu"/>
     <w:link w:val="Nagwek3"/>
     <w:uiPriority w:val="9"/>
-    <w:semiHidden/>
     <w:rsid w:val="009A6698"/>
     <w:rPr>
       <w:rFonts w:eastAsiaTheme="majorEastAsia" w:cstheme="majorBidi"/>
@@ -8170,6 +13530,25 @@
         <w:insideV w:val="single" w:sz="4" w:space="0" w:color="auto"/>
       </w:tblBorders>
     </w:tblPr>
+  </w:style>
+  <w:style w:type="paragraph" w:styleId="Legenda">
+    <w:name w:val="caption"/>
+    <w:basedOn w:val="Normalny"/>
+    <w:next w:val="Normalny"/>
+    <w:uiPriority w:val="35"/>
+    <w:unhideWhenUsed/>
+    <w:qFormat/>
+    <w:rsid w:val="00795365"/>
+    <w:pPr>
+      <w:spacing w:after="200" w:line="240" w:lineRule="auto"/>
+    </w:pPr>
+    <w:rPr>
+      <w:i/>
+      <w:iCs/>
+      <w:color w:val="0E2841" w:themeColor="text2"/>
+      <w:sz w:val="18"/>
+      <w:szCs w:val="18"/>
+    </w:rPr>
   </w:style>
 </w:styles>
 </file>
